--- a/zht/docx/36.content.docx
+++ b/zht/docx/36.content.docx
@@ -28,22 +28,6 @@
       </w:r>
     </w:p>
     <w:p>
-      <w:pPr>
-        <w:pStyle w:val="Heading2"/>
-      </w:pPr>
-      <w:r>
-        <w:rPr>
-          <w:lang w:val="zh_TW" w:bidi="zh_TW"/>
-        </w:rPr>
-        <w:t>License Information</w:t>
-      </w:r>
-      <w:r>
-        <w:rPr>
-          <w:lang w:val="zh_TW" w:bidi="zh_TW"/>
-        </w:rPr>
-      </w:r>
-    </w:p>
-    <w:p>
       <w:pPr/>
       <w:r>
         <w:rPr>
@@ -55,19 +39,21 @@
           <w:b/>
           <w:lang w:val="zh_TW" w:bidi="zh_TW"/>
         </w:rPr>
-        <w:t>研讀筆記 (Tyndale)</w:t>
-      </w:r>
-      <w:r>
-        <w:rPr>
-          <w:lang w:val="zh_TW" w:bidi="zh_TW"/>
-        </w:rPr>
-        <w:t xml:space="preserve"> (Chinese (Traditional)) is based on</w:t>
-      </w:r>
-      <w:r>
-        <w:rPr>
-          <w:lang w:val="zh_TW" w:bidi="zh_TW"/>
-        </w:rPr>
-        <w:t xml:space="preserve">: </w:t>
+        <w:t>Aquifer Open Study Notes</w:t>
+      </w:r>
+    </w:p>
+    <w:p>
+      <w:pPr/>
+      <w:r>
+        <w:rPr>
+          <w:lang w:val="zh_TW" w:bidi="zh_TW"/>
+        </w:rPr>
+      </w:r>
+      <w:r>
+        <w:rPr>
+          <w:lang w:val="zh_TW" w:bidi="zh_TW"/>
+        </w:rPr>
+        <w:t xml:space="preserve">This work is an adaptation of </w:t>
       </w:r>
       <w:r>
         <w:rPr>
@@ -79,48 +65,19 @@
         <w:rPr>
           <w:lang w:val="zh_TW" w:bidi="zh_TW"/>
         </w:rPr>
-        <w:t xml:space="preserve">, </w:t>
-      </w:r>
-      <w:hyperlink r:id="rId13">
-        <w:r>
-          <w:rPr>
-            <w:lang w:val="zh_TW" w:bidi="zh_TW"/>
-          </w:rPr>
-          <w:rPr>
-            <w:color w:val="0000EE"/>
-            <w:u w:val="single"/>
-          </w:rPr>
-          <w:t>Tyndale House Publishers</w:t>
-        </w:r>
-      </w:hyperlink>
-      <w:r>
-        <w:rPr>
-          <w:lang w:val="zh_TW" w:bidi="zh_TW"/>
-        </w:rPr>
-        <w:t xml:space="preserve">, 2019, which is licensed under a </w:t>
-      </w:r>
-      <w:hyperlink r:id="rId14">
-        <w:r>
-          <w:rPr>
-            <w:lang w:val="zh_TW" w:bidi="zh_TW"/>
-          </w:rPr>
-          <w:rPr>
-            <w:color w:val="0000EE"/>
-            <w:u w:val="single"/>
-          </w:rPr>
-          <w:t>CC BY-SA 4.0 license</w:t>
-        </w:r>
-      </w:hyperlink>
-      <w:r>
-        <w:rPr>
-          <w:lang w:val="zh_TW" w:bidi="zh_TW"/>
-        </w:rPr>
-        <w:t>.</w:t>
-      </w:r>
-      <w:r>
-        <w:rPr>
-          <w:lang w:val="zh_TW" w:bidi="zh_TW"/>
-        </w:rPr>
+        <w:t xml:space="preserve"> © 2023 Tyndale House Publishers, licensed under the CC BY-SA 4.0 license. The adaptation, </w:t>
+      </w:r>
+      <w:r>
+        <w:rPr>
+          <w:lang w:val="zh_TW" w:bidi="zh_TW"/>
+        </w:rPr>
+        <w:t>Aquifer Open Study Notes</w:t>
+      </w:r>
+      <w:r>
+        <w:rPr>
+          <w:lang w:val="zh_TW" w:bidi="zh_TW"/>
+        </w:rPr>
+        <w:t>, was created by Mission Mutual and is also licensed under CC BY-SA 4.0.</w:t>
       </w:r>
     </w:p>
     <w:p>
@@ -134,7 +91,7 @@
         <w:rPr>
           <w:lang w:val="zh_TW" w:bidi="zh_TW"/>
         </w:rPr>
-        <w:t>This PDF version is provided under the same license.</w:t>
+        <w:t>This resource has been adapted into multiple languages, including English, Tok Pisin, Arabic (عربي), French (Français), Hindi (हिंदी), Indonesian (Bahasa Indonesia), Portuguese (Português), Russian (Русский), Spanish (Español), Swahili (Kiswahili), and Simplified Chinese (简体中文).</w:t>
       </w:r>
       <w:r>
         <w:rPr>
@@ -318,6 +275,90 @@
         </w:rPr>
         <w:t>希西家可能指的是使用此名的王（見</w:t>
       </w:r>
+      <w:hyperlink r:id="rId13">
+        <w:r>
+          <w:rPr>
+            <w:lang w:val="zh_TW" w:bidi="zh_TW"/>
+          </w:rPr>
+          <w:rPr>
+            <w:color w:val="0000EE"/>
+            <w:u w:val="single"/>
+          </w:rPr>
+          <w:t>王下18:1–20:20</w:t>
+        </w:r>
+      </w:hyperlink>
+      <w:r>
+        <w:rPr>
+          <w:lang w:val="zh_TW" w:bidi="zh_TW"/>
+        </w:rPr>
+        <w:t>）。</w:t>
+      </w:r>
+      <w:r>
+        <w:rPr>
+          <w:lang w:val="zh_TW" w:bidi="zh_TW"/>
+        </w:rPr>
+      </w:r>
+      <w:r>
+        <w:rPr>
+          <w:lang w:val="zh_TW" w:bidi="zh_TW"/>
+        </w:rPr>
+      </w:r>
+    </w:p>
+    <w:p>
+      <w:pPr/>
+      <w:r>
+        <w:rPr>
+          <w:lang w:val="zh_TW" w:bidi="zh_TW"/>
+        </w:rPr>
+      </w:r>
+    </w:p>
+    <w:p>
+      <w:pPr>
+        <w:pStyle w:val="Heading2"/>
+      </w:pPr>
+      <w:r>
+        <w:rPr>
+          <w:lang w:val="zh_TW" w:bidi="zh_TW"/>
+        </w:rPr>
+        <w:t>西番雅書 1:1–2:3</w:t>
+      </w:r>
+      <w:r>
+        <w:rPr>
+          <w:lang w:val="zh_TW" w:bidi="zh_TW"/>
+        </w:rPr>
+      </w:r>
+    </w:p>
+    <w:p>
+      <w:pPr/>
+      <w:r>
+        <w:rPr>
+          <w:lang w:val="zh_TW" w:bidi="zh_TW"/>
+        </w:rPr>
+      </w:r>
+      <w:r>
+        <w:rPr>
+          <w:lang w:val="zh_TW" w:bidi="zh_TW"/>
+        </w:rPr>
+        <w:t>西番亞從耶和華那裡領受的信息，不單單預警了對全地的審判（</w:t>
+      </w:r>
+      <w:hyperlink r:id="rId14">
+        <w:r>
+          <w:rPr>
+            <w:lang w:val="zh_TW" w:bidi="zh_TW"/>
+          </w:rPr>
+          <w:rPr>
+            <w:color w:val="0000EE"/>
+            <w:u w:val="single"/>
+          </w:rPr>
+          <w:t>1:1–6</w:t>
+        </w:r>
+      </w:hyperlink>
+      <w:r>
+        <w:rPr>
+          <w:lang w:val="zh_TW" w:bidi="zh_TW"/>
+        </w:rPr>
+        <w:t>），還勸誡讀者在災難降臨（</w:t>
+      </w:r>
       <w:hyperlink r:id="rId15">
         <w:r>
           <w:rPr>
@@ -327,7 +368,43 @@
             <w:color w:val="0000EE"/>
             <w:u w:val="single"/>
           </w:rPr>
-          <w:t>王下18:1–20:20</w:t>
+          <w:t>1:14–18</w:t>
+        </w:r>
+      </w:hyperlink>
+      <w:r>
+        <w:rPr>
+          <w:lang w:val="zh_TW" w:bidi="zh_TW"/>
+        </w:rPr>
+        <w:t>）之前悔改 （</w:t>
+      </w:r>
+      <w:hyperlink r:id="rId16">
+        <w:r>
+          <w:rPr>
+            <w:lang w:val="zh_TW" w:bidi="zh_TW"/>
+          </w:rPr>
+          <w:rPr>
+            <w:color w:val="0000EE"/>
+            <w:u w:val="single"/>
+          </w:rPr>
+          <w:t>1:7–13</w:t>
+        </w:r>
+      </w:hyperlink>
+      <w:r>
+        <w:rPr>
+          <w:lang w:val="zh_TW" w:bidi="zh_TW"/>
+        </w:rPr>
+        <w:t>）、尋求耶和華，並在祂面前過公義而謙卑的生活，盼望他們能夠以此免於耶和華的審判 （</w:t>
+      </w:r>
+      <w:hyperlink r:id="rId17">
+        <w:r>
+          <w:rPr>
+            <w:lang w:val="zh_TW" w:bidi="zh_TW"/>
+          </w:rPr>
+          <w:rPr>
+            <w:color w:val="0000EE"/>
+            <w:u w:val="single"/>
+          </w:rPr>
+          <w:t>2:1–3</w:t>
         </w:r>
       </w:hyperlink>
       <w:r>
@@ -363,7 +440,7 @@
         <w:rPr>
           <w:lang w:val="zh_TW" w:bidi="zh_TW"/>
         </w:rPr>
-        <w:t>西番雅書 1:1–2:3</w:t>
+        <w:t>西番雅書 1:2–3</w:t>
       </w:r>
       <w:r>
         <w:rPr>
@@ -382,43 +459,7 @@
         <w:rPr>
           <w:lang w:val="zh_TW" w:bidi="zh_TW"/>
         </w:rPr>
-        <w:t>西番亞從耶和華那裡領受的信息，不單單預警了對全地的審判（</w:t>
-      </w:r>
-      <w:hyperlink r:id="rId16">
-        <w:r>
-          <w:rPr>
-            <w:lang w:val="zh_TW" w:bidi="zh_TW"/>
-          </w:rPr>
-          <w:rPr>
-            <w:color w:val="0000EE"/>
-            <w:u w:val="single"/>
-          </w:rPr>
-          <w:t>1:1–6</w:t>
-        </w:r>
-      </w:hyperlink>
-      <w:r>
-        <w:rPr>
-          <w:lang w:val="zh_TW" w:bidi="zh_TW"/>
-        </w:rPr>
-        <w:t>），還勸誡讀者在災難降臨（</w:t>
-      </w:r>
-      <w:hyperlink r:id="rId17">
-        <w:r>
-          <w:rPr>
-            <w:lang w:val="zh_TW" w:bidi="zh_TW"/>
-          </w:rPr>
-          <w:rPr>
-            <w:color w:val="0000EE"/>
-            <w:u w:val="single"/>
-          </w:rPr>
-          <w:t>1:14–18</w:t>
-        </w:r>
-      </w:hyperlink>
-      <w:r>
-        <w:rPr>
-          <w:lang w:val="zh_TW" w:bidi="zh_TW"/>
-        </w:rPr>
-        <w:t>）之前悔改 （</w:t>
+        <w:t>神將要在祂的審判中除滅的事物，是以這些事物被創造時的相反順序排列的（</w:t>
       </w:r>
       <w:hyperlink r:id="rId18">
         <w:r>
@@ -429,14 +470,62 @@
             <w:color w:val="0000EE"/>
             <w:u w:val="single"/>
           </w:rPr>
-          <w:t>1:7–13</w:t>
-        </w:r>
-      </w:hyperlink>
-      <w:r>
-        <w:rPr>
-          <w:lang w:val="zh_TW" w:bidi="zh_TW"/>
-        </w:rPr>
-        <w:t>）、尋求耶和華，並在祂面前過公義而謙卑的生活，盼望他們能夠以此免於耶和華的審判 （</w:t>
+          <w:t>創1:20–26</w:t>
+        </w:r>
+      </w:hyperlink>
+      <w:r>
+        <w:rPr>
+          <w:lang w:val="zh_TW" w:bidi="zh_TW"/>
+        </w:rPr>
+        <w:t>）：人和牲畜……鳥……魚，因為審判是創造的逆轉。</w:t>
+      </w:r>
+      <w:r>
+        <w:rPr>
+          <w:lang w:val="zh_TW" w:bidi="zh_TW"/>
+        </w:rPr>
+      </w:r>
+      <w:r>
+        <w:rPr>
+          <w:lang w:val="zh_TW" w:bidi="zh_TW"/>
+        </w:rPr>
+      </w:r>
+    </w:p>
+    <w:p>
+      <w:pPr/>
+      <w:r>
+        <w:rPr>
+          <w:lang w:val="zh_TW" w:bidi="zh_TW"/>
+        </w:rPr>
+      </w:r>
+    </w:p>
+    <w:p>
+      <w:pPr>
+        <w:pStyle w:val="Heading2"/>
+      </w:pPr>
+      <w:r>
+        <w:rPr>
+          <w:lang w:val="zh_TW" w:bidi="zh_TW"/>
+        </w:rPr>
+        <w:t>西番雅書 1:4</w:t>
+      </w:r>
+      <w:r>
+        <w:rPr>
+          <w:lang w:val="zh_TW" w:bidi="zh_TW"/>
+        </w:rPr>
+      </w:r>
+    </w:p>
+    <w:p>
+      <w:pPr/>
+      <w:r>
+        <w:rPr>
+          <w:lang w:val="zh_TW" w:bidi="zh_TW"/>
+        </w:rPr>
+      </w:r>
+      <w:r>
+        <w:rPr>
+          <w:lang w:val="zh_TW" w:bidi="zh_TW"/>
+        </w:rPr>
+        <w:t>西番雅發出這個預言時，約西亞還未在公元前622年進行改革，拜偶像的祭司猖獗地宣揚巴力崇拜和其它形式的異教信仰（</w:t>
       </w:r>
       <w:hyperlink r:id="rId19">
         <w:r>
@@ -447,7 +536,7 @@
             <w:color w:val="0000EE"/>
             <w:u w:val="single"/>
           </w:rPr>
-          <w:t>2:1–3</w:t>
+          <w:t>王下23:5</w:t>
         </w:r>
       </w:hyperlink>
       <w:r>
@@ -483,7 +572,7 @@
         <w:rPr>
           <w:lang w:val="zh_TW" w:bidi="zh_TW"/>
         </w:rPr>
-        <w:t>西番雅書 1:2–3</w:t>
+        <w:t>西番雅書 1:4–6</w:t>
       </w:r>
       <w:r>
         <w:rPr>
@@ -502,141 +591,9 @@
         <w:rPr>
           <w:lang w:val="zh_TW" w:bidi="zh_TW"/>
         </w:rPr>
-        <w:t>神將要在祂的審判中除滅的事物，是以這些事物被創造時的相反順序排列的（</w:t>
+        <w:t>在對全地宣告審判（</w:t>
       </w:r>
       <w:hyperlink r:id="rId20">
-        <w:r>
-          <w:rPr>
-            <w:lang w:val="zh_TW" w:bidi="zh_TW"/>
-          </w:rPr>
-          <w:rPr>
-            <w:color w:val="0000EE"/>
-            <w:u w:val="single"/>
-          </w:rPr>
-          <w:t>創1:20–26</w:t>
-        </w:r>
-      </w:hyperlink>
-      <w:r>
-        <w:rPr>
-          <w:lang w:val="zh_TW" w:bidi="zh_TW"/>
-        </w:rPr>
-        <w:t>）：人和牲畜……鳥……魚，因為審判是創造的逆轉。</w:t>
-      </w:r>
-      <w:r>
-        <w:rPr>
-          <w:lang w:val="zh_TW" w:bidi="zh_TW"/>
-        </w:rPr>
-      </w:r>
-      <w:r>
-        <w:rPr>
-          <w:lang w:val="zh_TW" w:bidi="zh_TW"/>
-        </w:rPr>
-      </w:r>
-    </w:p>
-    <w:p>
-      <w:pPr/>
-      <w:r>
-        <w:rPr>
-          <w:lang w:val="zh_TW" w:bidi="zh_TW"/>
-        </w:rPr>
-      </w:r>
-    </w:p>
-    <w:p>
-      <w:pPr>
-        <w:pStyle w:val="Heading2"/>
-      </w:pPr>
-      <w:r>
-        <w:rPr>
-          <w:lang w:val="zh_TW" w:bidi="zh_TW"/>
-        </w:rPr>
-        <w:t>西番雅書 1:4</w:t>
-      </w:r>
-      <w:r>
-        <w:rPr>
-          <w:lang w:val="zh_TW" w:bidi="zh_TW"/>
-        </w:rPr>
-      </w:r>
-    </w:p>
-    <w:p>
-      <w:pPr/>
-      <w:r>
-        <w:rPr>
-          <w:lang w:val="zh_TW" w:bidi="zh_TW"/>
-        </w:rPr>
-      </w:r>
-      <w:r>
-        <w:rPr>
-          <w:lang w:val="zh_TW" w:bidi="zh_TW"/>
-        </w:rPr>
-        <w:t>西番雅發出這個預言時，約西亞還未在公元前622年進行改革，拜偶像的祭司猖獗地宣揚巴力崇拜和其它形式的異教信仰（</w:t>
-      </w:r>
-      <w:hyperlink r:id="rId21">
-        <w:r>
-          <w:rPr>
-            <w:lang w:val="zh_TW" w:bidi="zh_TW"/>
-          </w:rPr>
-          <w:rPr>
-            <w:color w:val="0000EE"/>
-            <w:u w:val="single"/>
-          </w:rPr>
-          <w:t>王下23:5</w:t>
-        </w:r>
-      </w:hyperlink>
-      <w:r>
-        <w:rPr>
-          <w:lang w:val="zh_TW" w:bidi="zh_TW"/>
-        </w:rPr>
-        <w:t>）。</w:t>
-      </w:r>
-      <w:r>
-        <w:rPr>
-          <w:lang w:val="zh_TW" w:bidi="zh_TW"/>
-        </w:rPr>
-      </w:r>
-      <w:r>
-        <w:rPr>
-          <w:lang w:val="zh_TW" w:bidi="zh_TW"/>
-        </w:rPr>
-      </w:r>
-    </w:p>
-    <w:p>
-      <w:pPr/>
-      <w:r>
-        <w:rPr>
-          <w:lang w:val="zh_TW" w:bidi="zh_TW"/>
-        </w:rPr>
-      </w:r>
-    </w:p>
-    <w:p>
-      <w:pPr>
-        <w:pStyle w:val="Heading2"/>
-      </w:pPr>
-      <w:r>
-        <w:rPr>
-          <w:lang w:val="zh_TW" w:bidi="zh_TW"/>
-        </w:rPr>
-        <w:t>西番雅書 1:4–6</w:t>
-      </w:r>
-      <w:r>
-        <w:rPr>
-          <w:lang w:val="zh_TW" w:bidi="zh_TW"/>
-        </w:rPr>
-      </w:r>
-    </w:p>
-    <w:p>
-      <w:pPr/>
-      <w:r>
-        <w:rPr>
-          <w:lang w:val="zh_TW" w:bidi="zh_TW"/>
-        </w:rPr>
-      </w:r>
-      <w:r>
-        <w:rPr>
-          <w:lang w:val="zh_TW" w:bidi="zh_TW"/>
-        </w:rPr>
-        <w:t>在對全地宣告審判（</w:t>
-      </w:r>
-      <w:hyperlink r:id="rId22">
         <w:r>
           <w:rPr>
             <w:lang w:val="zh_TW" w:bidi="zh_TW"/>
@@ -706,43 +663,43 @@
         </w:rPr>
         <w:t>經文譴責敬拜天體如太陽、月亮和星星的行為（見</w:t>
       </w:r>
+      <w:hyperlink r:id="rId21">
+        <w:r>
+          <w:rPr>
+            <w:lang w:val="zh_TW" w:bidi="zh_TW"/>
+          </w:rPr>
+          <w:rPr>
+            <w:color w:val="0000EE"/>
+            <w:u w:val="single"/>
+          </w:rPr>
+          <w:t>申4:15–19</w:t>
+        </w:r>
+      </w:hyperlink>
+      <w:r>
+        <w:rPr>
+          <w:lang w:val="zh_TW" w:bidi="zh_TW"/>
+        </w:rPr>
+        <w:t>；</w:t>
+      </w:r>
+      <w:hyperlink r:id="rId22">
+        <w:r>
+          <w:rPr>
+            <w:lang w:val="zh_TW" w:bidi="zh_TW"/>
+          </w:rPr>
+          <w:rPr>
+            <w:color w:val="0000EE"/>
+            <w:u w:val="single"/>
+          </w:rPr>
+          <w:t>王下21:3</w:t>
+        </w:r>
+      </w:hyperlink>
+      <w:r>
+        <w:rPr>
+          <w:lang w:val="zh_TW" w:bidi="zh_TW"/>
+        </w:rPr>
+        <w:t>，</w:t>
+      </w:r>
       <w:hyperlink r:id="rId23">
-        <w:r>
-          <w:rPr>
-            <w:lang w:val="zh_TW" w:bidi="zh_TW"/>
-          </w:rPr>
-          <w:rPr>
-            <w:color w:val="0000EE"/>
-            <w:u w:val="single"/>
-          </w:rPr>
-          <w:t>申4:15–19</w:t>
-        </w:r>
-      </w:hyperlink>
-      <w:r>
-        <w:rPr>
-          <w:lang w:val="zh_TW" w:bidi="zh_TW"/>
-        </w:rPr>
-        <w:t>；</w:t>
-      </w:r>
-      <w:hyperlink r:id="rId24">
-        <w:r>
-          <w:rPr>
-            <w:lang w:val="zh_TW" w:bidi="zh_TW"/>
-          </w:rPr>
-          <w:rPr>
-            <w:color w:val="0000EE"/>
-            <w:u w:val="single"/>
-          </w:rPr>
-          <w:t>王下21:3</w:t>
-        </w:r>
-      </w:hyperlink>
-      <w:r>
-        <w:rPr>
-          <w:lang w:val="zh_TW" w:bidi="zh_TW"/>
-        </w:rPr>
-        <w:t>，</w:t>
-      </w:r>
-      <w:hyperlink r:id="rId25">
         <w:r>
           <w:rPr>
             <w:lang w:val="zh_TW" w:bidi="zh_TW"/>
@@ -778,6 +735,42 @@
         </w:rPr>
         <w:t>摩洛可能是指迦南神巴力、亞捫神米勒公或異教神摩洛。儘管律法明確禁止敬拜摩洛（</w:t>
       </w:r>
+      <w:hyperlink r:id="rId24">
+        <w:r>
+          <w:rPr>
+            <w:lang w:val="zh_TW" w:bidi="zh_TW"/>
+          </w:rPr>
+          <w:rPr>
+            <w:color w:val="0000EE"/>
+            <w:u w:val="single"/>
+          </w:rPr>
+          <w:t>利20:1–5</w:t>
+        </w:r>
+      </w:hyperlink>
+      <w:r>
+        <w:rPr>
+          <w:lang w:val="zh_TW" w:bidi="zh_TW"/>
+        </w:rPr>
+        <w:t>），但對以色列而言，這仍是一個持續的試探（</w:t>
+      </w:r>
+      <w:hyperlink r:id="rId25">
+        <w:r>
+          <w:rPr>
+            <w:lang w:val="zh_TW" w:bidi="zh_TW"/>
+          </w:rPr>
+          <w:rPr>
+            <w:color w:val="0000EE"/>
+            <w:u w:val="single"/>
+          </w:rPr>
+          <w:t>王下16:3</w:t>
+        </w:r>
+      </w:hyperlink>
+      <w:r>
+        <w:rPr>
+          <w:lang w:val="zh_TW" w:bidi="zh_TW"/>
+        </w:rPr>
+        <w:t>，</w:t>
+      </w:r>
       <w:hyperlink r:id="rId26">
         <w:r>
           <w:rPr>
@@ -787,14 +780,123 @@
             <w:color w:val="0000EE"/>
             <w:u w:val="single"/>
           </w:rPr>
-          <w:t>利20:1–5</w:t>
-        </w:r>
-      </w:hyperlink>
-      <w:r>
-        <w:rPr>
-          <w:lang w:val="zh_TW" w:bidi="zh_TW"/>
-        </w:rPr>
-        <w:t>），但對以色列而言，這仍是一個持續的試探（</w:t>
+          <w:t>21:6</w:t>
+        </w:r>
+      </w:hyperlink>
+      <w:r>
+        <w:rPr>
+          <w:lang w:val="zh_TW" w:bidi="zh_TW"/>
+        </w:rPr>
+        <w:t>）。</w:t>
+      </w:r>
+      <w:r>
+        <w:rPr>
+          <w:lang w:val="zh_TW" w:bidi="zh_TW"/>
+        </w:rPr>
+      </w:r>
+      <w:r>
+        <w:rPr>
+          <w:lang w:val="zh_TW" w:bidi="zh_TW"/>
+        </w:rPr>
+      </w:r>
+    </w:p>
+    <w:p>
+      <w:pPr/>
+      <w:r>
+        <w:rPr>
+          <w:lang w:val="zh_TW" w:bidi="zh_TW"/>
+        </w:rPr>
+      </w:r>
+    </w:p>
+    <w:p>
+      <w:pPr>
+        <w:pStyle w:val="Heading2"/>
+      </w:pPr>
+      <w:r>
+        <w:rPr>
+          <w:lang w:val="zh_TW" w:bidi="zh_TW"/>
+        </w:rPr>
+        <w:t>西番雅書 1:7</w:t>
+      </w:r>
+      <w:r>
+        <w:rPr>
+          <w:lang w:val="zh_TW" w:bidi="zh_TW"/>
+        </w:rPr>
+      </w:r>
+    </w:p>
+    <w:p>
+      <w:pPr/>
+      <w:r>
+        <w:rPr>
+          <w:lang w:val="zh_TW" w:bidi="zh_TW"/>
+        </w:rPr>
+      </w:r>
+      <w:r>
+        <w:rPr>
+          <w:lang w:val="zh_TW" w:bidi="zh_TW"/>
+        </w:rPr>
+        <w:t>耶和華已為祂的子民預備了一場大屠殺，並已選擇了行刑的劊子手：外邦人將</w:t>
+      </w:r>
+      <w:r>
+        <w:rPr>
+          <w:i/>
+          <w:lang w:val="zh_TW" w:bidi="zh_TW"/>
+        </w:rPr>
+        <w:t>屠殺</w:t>
+      </w:r>
+      <w:r>
+        <w:rPr>
+          <w:lang w:val="zh_TW" w:bidi="zh_TW"/>
+        </w:rPr>
+        <w:t>神子民中的惡人。</w:t>
+      </w:r>
+      <w:r>
+        <w:rPr>
+          <w:lang w:val="zh_TW" w:bidi="zh_TW"/>
+        </w:rPr>
+      </w:r>
+      <w:r>
+        <w:rPr>
+          <w:lang w:val="zh_TW" w:bidi="zh_TW"/>
+        </w:rPr>
+      </w:r>
+    </w:p>
+    <w:p>
+      <w:pPr/>
+      <w:r>
+        <w:rPr>
+          <w:lang w:val="zh_TW" w:bidi="zh_TW"/>
+        </w:rPr>
+      </w:r>
+    </w:p>
+    <w:p>
+      <w:pPr>
+        <w:pStyle w:val="Heading2"/>
+      </w:pPr>
+      <w:r>
+        <w:rPr>
+          <w:lang w:val="zh_TW" w:bidi="zh_TW"/>
+        </w:rPr>
+        <w:t>西番雅書 1:7–18</w:t>
+      </w:r>
+      <w:r>
+        <w:rPr>
+          <w:lang w:val="zh_TW" w:bidi="zh_TW"/>
+        </w:rPr>
+      </w:r>
+    </w:p>
+    <w:p>
+      <w:pPr/>
+      <w:r>
+        <w:rPr>
+          <w:lang w:val="zh_TW" w:bidi="zh_TW"/>
+        </w:rPr>
+      </w:r>
+      <w:r>
+        <w:rPr>
+          <w:lang w:val="zh_TW" w:bidi="zh_TW"/>
+        </w:rPr>
+        <w:t>這段落必須被視為一個重大的事件。事件的一部分會在耶路撒冷於公元前586年陷落時成就；其餘部分則會在不同的歷史時期重複出現（如耶路撒冷在公元70年的毀滅），直到最終神完全地審判世界並更新創造，整個預言會在末了完全成就（</w:t>
       </w:r>
       <w:hyperlink r:id="rId27">
         <w:r>
@@ -805,7 +907,163 @@
             <w:color w:val="0000EE"/>
             <w:u w:val="single"/>
           </w:rPr>
-          <w:t>王下16:3</w:t>
+          <w:t>啟19:11–22:5</w:t>
+        </w:r>
+      </w:hyperlink>
+      <w:r>
+        <w:rPr>
+          <w:lang w:val="zh_TW" w:bidi="zh_TW"/>
+        </w:rPr>
+        <w:t>）。</w:t>
+      </w:r>
+      <w:r>
+        <w:rPr>
+          <w:lang w:val="zh_TW" w:bidi="zh_TW"/>
+        </w:rPr>
+      </w:r>
+      <w:r>
+        <w:rPr>
+          <w:lang w:val="zh_TW" w:bidi="zh_TW"/>
+        </w:rPr>
+      </w:r>
+    </w:p>
+    <w:p>
+      <w:pPr/>
+      <w:r>
+        <w:rPr>
+          <w:lang w:val="zh_TW" w:bidi="zh_TW"/>
+        </w:rPr>
+      </w:r>
+    </w:p>
+    <w:p>
+      <w:pPr>
+        <w:pStyle w:val="Heading2"/>
+      </w:pPr>
+      <w:r>
+        <w:rPr>
+          <w:lang w:val="zh_TW" w:bidi="zh_TW"/>
+        </w:rPr>
+        <w:t>西番雅書 1:8</w:t>
+      </w:r>
+      <w:r>
+        <w:rPr>
+          <w:lang w:val="zh_TW" w:bidi="zh_TW"/>
+        </w:rPr>
+      </w:r>
+    </w:p>
+    <w:p>
+      <w:pPr/>
+      <w:r>
+        <w:rPr>
+          <w:lang w:val="zh_TW" w:bidi="zh_TW"/>
+        </w:rPr>
+      </w:r>
+      <w:r>
+        <w:rPr>
+          <w:lang w:val="zh_TW" w:bidi="zh_TW"/>
+        </w:rPr>
+        <w:t>猶大的領袖和王子包括以色列的支派族長（</w:t>
+      </w:r>
+      <w:hyperlink r:id="rId28">
+        <w:r>
+          <w:rPr>
+            <w:lang w:val="zh_TW" w:bidi="zh_TW"/>
+          </w:rPr>
+          <w:rPr>
+            <w:color w:val="0000EE"/>
+            <w:u w:val="single"/>
+          </w:rPr>
+          <w:t>民1:4</w:t>
+        </w:r>
+      </w:hyperlink>
+      <w:r>
+        <w:rPr>
+          <w:lang w:val="zh_TW" w:bidi="zh_TW"/>
+        </w:rPr>
+        <w:t>）、宮廷官員（</w:t>
+      </w:r>
+      <w:hyperlink r:id="rId29">
+        <w:r>
+          <w:rPr>
+            <w:lang w:val="zh_TW" w:bidi="zh_TW"/>
+          </w:rPr>
+          <w:rPr>
+            <w:color w:val="0000EE"/>
+            <w:u w:val="single"/>
+          </w:rPr>
+          <w:t>代上22:17</w:t>
+        </w:r>
+      </w:hyperlink>
+      <w:r>
+        <w:rPr>
+          <w:lang w:val="zh_TW" w:bidi="zh_TW"/>
+        </w:rPr>
+        <w:t>）、省長（</w:t>
+      </w:r>
+      <w:hyperlink r:id="rId30">
+        <w:r>
+          <w:rPr>
+            <w:lang w:val="zh_TW" w:bidi="zh_TW"/>
+          </w:rPr>
+          <w:rPr>
+            <w:color w:val="0000EE"/>
+            <w:u w:val="single"/>
+          </w:rPr>
+          <w:t>王上20:14–15</w:t>
+        </w:r>
+      </w:hyperlink>
+      <w:r>
+        <w:rPr>
+          <w:lang w:val="zh_TW" w:bidi="zh_TW"/>
+        </w:rPr>
+        <w:t>）、城市官員（</w:t>
+      </w:r>
+      <w:hyperlink r:id="rId31">
+        <w:r>
+          <w:rPr>
+            <w:lang w:val="zh_TW" w:bidi="zh_TW"/>
+          </w:rPr>
+          <w:rPr>
+            <w:color w:val="0000EE"/>
+            <w:u w:val="single"/>
+          </w:rPr>
+          <w:t>士8:6</w:t>
+        </w:r>
+      </w:hyperlink>
+      <w:r>
+        <w:rPr>
+          <w:lang w:val="zh_TW" w:bidi="zh_TW"/>
+        </w:rPr>
+        <w:t>）、軍事領袖（</w:t>
+      </w:r>
+      <w:hyperlink r:id="rId32">
+        <w:r>
+          <w:rPr>
+            <w:lang w:val="zh_TW" w:bidi="zh_TW"/>
+          </w:rPr>
+          <w:rPr>
+            <w:color w:val="0000EE"/>
+            <w:u w:val="single"/>
+          </w:rPr>
+          <w:t>王上2:5</w:t>
+        </w:r>
+      </w:hyperlink>
+      <w:r>
+        <w:rPr>
+          <w:lang w:val="zh_TW" w:bidi="zh_TW"/>
+        </w:rPr>
+        <w:t>；</w:t>
+      </w:r>
+      <w:hyperlink r:id="rId33">
+        <w:r>
+          <w:rPr>
+            <w:lang w:val="zh_TW" w:bidi="zh_TW"/>
+          </w:rPr>
+          <w:rPr>
+            <w:color w:val="0000EE"/>
+            <w:u w:val="single"/>
+          </w:rPr>
+          <w:t>王下1:9–14</w:t>
         </w:r>
       </w:hyperlink>
       <w:r>
@@ -814,16 +1072,70 @@
         </w:rPr>
         <w:t>，</w:t>
       </w:r>
-      <w:hyperlink r:id="rId28">
-        <w:r>
-          <w:rPr>
-            <w:lang w:val="zh_TW" w:bidi="zh_TW"/>
-          </w:rPr>
-          <w:rPr>
-            <w:color w:val="0000EE"/>
-            <w:u w:val="single"/>
-          </w:rPr>
-          <w:t>21:6</w:t>
+      <w:hyperlink r:id="rId34">
+        <w:r>
+          <w:rPr>
+            <w:lang w:val="zh_TW" w:bidi="zh_TW"/>
+          </w:rPr>
+          <w:rPr>
+            <w:color w:val="0000EE"/>
+            <w:u w:val="single"/>
+          </w:rPr>
+          <w:t>25:23</w:t>
+        </w:r>
+      </w:hyperlink>
+      <w:r>
+        <w:rPr>
+          <w:lang w:val="zh_TW" w:bidi="zh_TW"/>
+        </w:rPr>
+        <w:t>、</w:t>
+      </w:r>
+      <w:hyperlink r:id="rId35">
+        <w:r>
+          <w:rPr>
+            <w:lang w:val="zh_TW" w:bidi="zh_TW"/>
+          </w:rPr>
+          <w:rPr>
+            <w:color w:val="0000EE"/>
+            <w:u w:val="single"/>
+          </w:rPr>
+          <w:t>26</w:t>
+        </w:r>
+      </w:hyperlink>
+      <w:r>
+        <w:rPr>
+          <w:lang w:val="zh_TW" w:bidi="zh_TW"/>
+        </w:rPr>
+        <w:t>），甚至是宗教領袖（</w:t>
+      </w:r>
+      <w:hyperlink r:id="rId36">
+        <w:r>
+          <w:rPr>
+            <w:lang w:val="zh_TW" w:bidi="zh_TW"/>
+          </w:rPr>
+          <w:rPr>
+            <w:color w:val="0000EE"/>
+            <w:u w:val="single"/>
+          </w:rPr>
+          <w:t>拉8:24</w:t>
+        </w:r>
+      </w:hyperlink>
+      <w:r>
+        <w:rPr>
+          <w:lang w:val="zh_TW" w:bidi="zh_TW"/>
+        </w:rPr>
+        <w:t>）。他們的影響力使得他們在神面前承擔更大的責任（參</w:t>
+      </w:r>
+      <w:hyperlink r:id="rId37">
+        <w:r>
+          <w:rPr>
+            <w:lang w:val="zh_TW" w:bidi="zh_TW"/>
+          </w:rPr>
+          <w:rPr>
+            <w:color w:val="0000EE"/>
+            <w:u w:val="single"/>
+          </w:rPr>
+          <w:t>雅3:1</w:t>
         </w:r>
       </w:hyperlink>
       <w:r>
@@ -859,7 +1171,7 @@
         <w:rPr>
           <w:lang w:val="zh_TW" w:bidi="zh_TW"/>
         </w:rPr>
-        <w:t>西番雅書 1:7</w:t>
+        <w:t>西番雅書 1:9</w:t>
       </w:r>
       <w:r>
         <w:rPr>
@@ -878,20 +1190,38 @@
         <w:rPr>
           <w:lang w:val="zh_TW" w:bidi="zh_TW"/>
         </w:rPr>
-        <w:t>耶和華已為祂的子民預備了一場大屠殺，並已選擇了行刑的劊子手：外邦人將</w:t>
+        <w:t>參加異教崇拜儀式的人（字面意思是</w:t>
       </w:r>
       <w:r>
         <w:rPr>
           <w:i/>
           <w:lang w:val="zh_TW" w:bidi="zh_TW"/>
         </w:rPr>
-        <w:t>屠殺</w:t>
-      </w:r>
-      <w:r>
-        <w:rPr>
-          <w:lang w:val="zh_TW" w:bidi="zh_TW"/>
-        </w:rPr>
-        <w:t>神子民中的惡人。</w:t>
+        <w:t>那些跳過門檻的人</w:t>
+      </w:r>
+      <w:r>
+        <w:rPr>
+          <w:lang w:val="zh_TW" w:bidi="zh_TW"/>
+        </w:rPr>
+        <w:t>；和合本譯為：跳過門檻......的）：猶大人延續了異教的習俗，跳過神廟的門檻，避免接觸神廟，以表示對那位異教神的敬畏（見</w:t>
+      </w:r>
+      <w:hyperlink r:id="rId38">
+        <w:r>
+          <w:rPr>
+            <w:lang w:val="zh_TW" w:bidi="zh_TW"/>
+          </w:rPr>
+          <w:rPr>
+            <w:color w:val="0000EE"/>
+            <w:u w:val="single"/>
+          </w:rPr>
+          <w:t>撒上5:1–5</w:t>
+        </w:r>
+      </w:hyperlink>
+      <w:r>
+        <w:rPr>
+          <w:lang w:val="zh_TW" w:bidi="zh_TW"/>
+        </w:rPr>
+        <w:t>）。</w:t>
       </w:r>
       <w:r>
         <w:rPr>
@@ -920,7 +1250,7 @@
         <w:rPr>
           <w:lang w:val="zh_TW" w:bidi="zh_TW"/>
         </w:rPr>
-        <w:t>西番雅書 1:7–18</w:t>
+        <w:t>西番雅書 1:10</w:t>
       </w:r>
       <w:r>
         <w:rPr>
@@ -939,18 +1269,18 @@
         <w:rPr>
           <w:lang w:val="zh_TW" w:bidi="zh_TW"/>
         </w:rPr>
-        <w:t>這段落必須被視為一個重大的事件。事件的一部分會在耶路撒冷於公元前586年陷落時成就；其餘部分則會在不同的歷史時期重複出現（如耶路撒冷在公元70年的毀滅），直到最終神完全地審判世界並更新創造，整個預言會在末了完全成就（</w:t>
-      </w:r>
-      <w:hyperlink r:id="rId29">
-        <w:r>
-          <w:rPr>
-            <w:lang w:val="zh_TW" w:bidi="zh_TW"/>
-          </w:rPr>
-          <w:rPr>
-            <w:color w:val="0000EE"/>
-            <w:u w:val="single"/>
-          </w:rPr>
-          <w:t>啟19:11–22:5</w:t>
+        <w:t>魚門位於耶路撒冷的北部（</w:t>
+      </w:r>
+      <w:hyperlink r:id="rId39">
+        <w:r>
+          <w:rPr>
+            <w:lang w:val="zh_TW" w:bidi="zh_TW"/>
+          </w:rPr>
+          <w:rPr>
+            <w:color w:val="0000EE"/>
+            <w:u w:val="single"/>
+          </w:rPr>
+          <w:t>尼12:39</w:t>
         </w:r>
       </w:hyperlink>
       <w:r>
@@ -986,7 +1316,7 @@
         <w:rPr>
           <w:lang w:val="zh_TW" w:bidi="zh_TW"/>
         </w:rPr>
-        <w:t>西番雅書 1:8</w:t>
+        <w:t>西番雅書 1:13</w:t>
       </w:r>
       <w:r>
         <w:rPr>
@@ -1005,90 +1335,114 @@
         <w:rPr>
           <w:lang w:val="zh_TW" w:bidi="zh_TW"/>
         </w:rPr>
-        <w:t>猶大的領袖和王子包括以色列的支派族長（</w:t>
-      </w:r>
-      <w:hyperlink r:id="rId30">
-        <w:r>
-          <w:rPr>
-            <w:lang w:val="zh_TW" w:bidi="zh_TW"/>
-          </w:rPr>
-          <w:rPr>
-            <w:color w:val="0000EE"/>
-            <w:u w:val="single"/>
-          </w:rPr>
-          <w:t>民1:4</w:t>
-        </w:r>
-      </w:hyperlink>
-      <w:r>
-        <w:rPr>
-          <w:lang w:val="zh_TW" w:bidi="zh_TW"/>
-        </w:rPr>
-        <w:t>）、宮廷官員（</w:t>
-      </w:r>
-      <w:hyperlink r:id="rId31">
-        <w:r>
-          <w:rPr>
-            <w:lang w:val="zh_TW" w:bidi="zh_TW"/>
-          </w:rPr>
-          <w:rPr>
-            <w:color w:val="0000EE"/>
-            <w:u w:val="single"/>
-          </w:rPr>
-          <w:t>代上22:17</w:t>
-        </w:r>
-      </w:hyperlink>
-      <w:r>
-        <w:rPr>
-          <w:lang w:val="zh_TW" w:bidi="zh_TW"/>
-        </w:rPr>
-        <w:t>）、省長（</w:t>
-      </w:r>
-      <w:hyperlink r:id="rId32">
-        <w:r>
-          <w:rPr>
-            <w:lang w:val="zh_TW" w:bidi="zh_TW"/>
-          </w:rPr>
-          <w:rPr>
-            <w:color w:val="0000EE"/>
-            <w:u w:val="single"/>
-          </w:rPr>
-          <w:t>王上20:14–15</w:t>
-        </w:r>
-      </w:hyperlink>
-      <w:r>
-        <w:rPr>
-          <w:lang w:val="zh_TW" w:bidi="zh_TW"/>
-        </w:rPr>
-        <w:t>）、城市官員（</w:t>
-      </w:r>
-      <w:hyperlink r:id="rId33">
-        <w:r>
-          <w:rPr>
-            <w:lang w:val="zh_TW" w:bidi="zh_TW"/>
-          </w:rPr>
-          <w:rPr>
-            <w:color w:val="0000EE"/>
-            <w:u w:val="single"/>
-          </w:rPr>
-          <w:t>士8:6</w:t>
-        </w:r>
-      </w:hyperlink>
-      <w:r>
-        <w:rPr>
-          <w:lang w:val="zh_TW" w:bidi="zh_TW"/>
-        </w:rPr>
-        <w:t>）、軍事領袖（</w:t>
-      </w:r>
-      <w:hyperlink r:id="rId34">
-        <w:r>
-          <w:rPr>
-            <w:lang w:val="zh_TW" w:bidi="zh_TW"/>
-          </w:rPr>
-          <w:rPr>
-            <w:color w:val="0000EE"/>
-            <w:u w:val="single"/>
-          </w:rPr>
-          <w:t>王上2:5</w:t>
+        <w:t>神將差派一支侵略軍來掠奪耶路撒冷。毀滅會來得非常之快，以至於那些擁有不義之財的人將無法倖存下來享受他們的財富。</w:t>
+      </w:r>
+      <w:r>
+        <w:rPr>
+          <w:lang w:val="zh_TW" w:bidi="zh_TW"/>
+        </w:rPr>
+      </w:r>
+      <w:r>
+        <w:rPr>
+          <w:lang w:val="zh_TW" w:bidi="zh_TW"/>
+        </w:rPr>
+      </w:r>
+    </w:p>
+    <w:p>
+      <w:pPr/>
+      <w:r>
+        <w:rPr>
+          <w:lang w:val="zh_TW" w:bidi="zh_TW"/>
+        </w:rPr>
+      </w:r>
+    </w:p>
+    <w:p>
+      <w:pPr>
+        <w:pStyle w:val="Heading2"/>
+      </w:pPr>
+      <w:r>
+        <w:rPr>
+          <w:lang w:val="zh_TW" w:bidi="zh_TW"/>
+        </w:rPr>
+        <w:t>西番雅書 1:14–18</w:t>
+      </w:r>
+      <w:r>
+        <w:rPr>
+          <w:lang w:val="zh_TW" w:bidi="zh_TW"/>
+        </w:rPr>
+      </w:r>
+    </w:p>
+    <w:p>
+      <w:pPr/>
+      <w:r>
+        <w:rPr>
+          <w:lang w:val="zh_TW" w:bidi="zh_TW"/>
+        </w:rPr>
+      </w:r>
+      <w:r>
+        <w:rPr>
+          <w:lang w:val="zh_TW" w:bidi="zh_TW"/>
+        </w:rPr>
+        <w:t>耶和華的日子的意義擴展至包括了神對全地的作為。</w:t>
+      </w:r>
+      <w:r>
+        <w:rPr>
+          <w:lang w:val="zh_TW" w:bidi="zh_TW"/>
+        </w:rPr>
+      </w:r>
+      <w:r>
+        <w:rPr>
+          <w:lang w:val="zh_TW" w:bidi="zh_TW"/>
+        </w:rPr>
+      </w:r>
+    </w:p>
+    <w:p>
+      <w:pPr/>
+      <w:r>
+        <w:rPr>
+          <w:lang w:val="zh_TW" w:bidi="zh_TW"/>
+        </w:rPr>
+      </w:r>
+    </w:p>
+    <w:p>
+      <w:pPr>
+        <w:pStyle w:val="Heading2"/>
+      </w:pPr>
+      <w:r>
+        <w:rPr>
+          <w:lang w:val="zh_TW" w:bidi="zh_TW"/>
+        </w:rPr>
+        <w:t>西番雅書 1:15</w:t>
+      </w:r>
+      <w:r>
+        <w:rPr>
+          <w:lang w:val="zh_TW" w:bidi="zh_TW"/>
+        </w:rPr>
+      </w:r>
+    </w:p>
+    <w:p>
+      <w:pPr/>
+      <w:r>
+        <w:rPr>
+          <w:lang w:val="zh_TW" w:bidi="zh_TW"/>
+        </w:rPr>
+      </w:r>
+      <w:r>
+        <w:rPr>
+          <w:lang w:val="zh_TW" w:bidi="zh_TW"/>
+        </w:rPr>
+        <w:t>黑暗幽冥：另見</w:t>
+      </w:r>
+      <w:hyperlink r:id="rId40">
+        <w:r>
+          <w:rPr>
+            <w:lang w:val="zh_TW" w:bidi="zh_TW"/>
+          </w:rPr>
+          <w:rPr>
+            <w:color w:val="0000EE"/>
+            <w:u w:val="single"/>
+          </w:rPr>
+          <w:t>賽13:9–10</w:t>
         </w:r>
       </w:hyperlink>
       <w:r>
@@ -1097,16 +1451,358 @@
         </w:rPr>
         <w:t>；</w:t>
       </w:r>
-      <w:hyperlink r:id="rId35">
-        <w:r>
-          <w:rPr>
-            <w:lang w:val="zh_TW" w:bidi="zh_TW"/>
-          </w:rPr>
-          <w:rPr>
-            <w:color w:val="0000EE"/>
-            <w:u w:val="single"/>
-          </w:rPr>
-          <w:t>王下1:9–14</w:t>
+      <w:hyperlink r:id="rId41">
+        <w:r>
+          <w:rPr>
+            <w:lang w:val="zh_TW" w:bidi="zh_TW"/>
+          </w:rPr>
+          <w:rPr>
+            <w:color w:val="0000EE"/>
+            <w:u w:val="single"/>
+          </w:rPr>
+          <w:t>約珥書2:1–2</w:t>
+        </w:r>
+      </w:hyperlink>
+      <w:r>
+        <w:rPr>
+          <w:lang w:val="zh_TW" w:bidi="zh_TW"/>
+        </w:rPr>
+        <w:t>；</w:t>
+      </w:r>
+      <w:hyperlink r:id="rId42">
+        <w:r>
+          <w:rPr>
+            <w:lang w:val="zh_TW" w:bidi="zh_TW"/>
+          </w:rPr>
+          <w:rPr>
+            <w:color w:val="0000EE"/>
+            <w:u w:val="single"/>
+          </w:rPr>
+          <w:t>摩5:18–20</w:t>
+        </w:r>
+      </w:hyperlink>
+      <w:r>
+        <w:rPr>
+          <w:lang w:val="zh_TW" w:bidi="zh_TW"/>
+        </w:rPr>
+        <w:t>。</w:t>
+      </w:r>
+      <w:r>
+        <w:rPr>
+          <w:lang w:val="zh_TW" w:bidi="zh_TW"/>
+        </w:rPr>
+      </w:r>
+      <w:r>
+        <w:rPr>
+          <w:lang w:val="zh_TW" w:bidi="zh_TW"/>
+        </w:rPr>
+      </w:r>
+    </w:p>
+    <w:p>
+      <w:pPr/>
+      <w:r>
+        <w:rPr>
+          <w:lang w:val="zh_TW" w:bidi="zh_TW"/>
+        </w:rPr>
+      </w:r>
+    </w:p>
+    <w:p>
+      <w:pPr>
+        <w:pStyle w:val="Heading2"/>
+      </w:pPr>
+      <w:r>
+        <w:rPr>
+          <w:lang w:val="zh_TW" w:bidi="zh_TW"/>
+        </w:rPr>
+        <w:t>西番雅書 1:17</w:t>
+      </w:r>
+      <w:r>
+        <w:rPr>
+          <w:lang w:val="zh_TW" w:bidi="zh_TW"/>
+        </w:rPr>
+      </w:r>
+    </w:p>
+    <w:p>
+      <w:pPr/>
+      <w:r>
+        <w:rPr>
+          <w:lang w:val="zh_TW" w:bidi="zh_TW"/>
+        </w:rPr>
+      </w:r>
+      <w:r>
+        <w:rPr>
+          <w:lang w:val="zh_TW" w:bidi="zh_TW"/>
+        </w:rPr>
+        <w:t>行走如同瞎眼的：這是神公義的一個例子（另見</w:t>
+      </w:r>
+      <w:hyperlink r:id="rId43">
+        <w:r>
+          <w:rPr>
+            <w:lang w:val="zh_TW" w:bidi="zh_TW"/>
+          </w:rPr>
+          <w:rPr>
+            <w:color w:val="0000EE"/>
+            <w:u w:val="single"/>
+          </w:rPr>
+          <w:t>羅1:21–32</w:t>
+        </w:r>
+      </w:hyperlink>
+      <w:r>
+        <w:rPr>
+          <w:lang w:val="zh_TW" w:bidi="zh_TW"/>
+        </w:rPr>
+        <w:t>）。因為神的子民在道德和靈性上都是瞎眼的（見</w:t>
+      </w:r>
+      <w:hyperlink r:id="rId44">
+        <w:r>
+          <w:rPr>
+            <w:lang w:val="zh_TW" w:bidi="zh_TW"/>
+          </w:rPr>
+          <w:rPr>
+            <w:color w:val="0000EE"/>
+            <w:u w:val="single"/>
+          </w:rPr>
+          <w:t>出23:8</w:t>
+        </w:r>
+      </w:hyperlink>
+      <w:r>
+        <w:rPr>
+          <w:lang w:val="zh_TW" w:bidi="zh_TW"/>
+        </w:rPr>
+        <w:t>；</w:t>
+      </w:r>
+      <w:hyperlink r:id="rId45">
+        <w:r>
+          <w:rPr>
+            <w:lang w:val="zh_TW" w:bidi="zh_TW"/>
+          </w:rPr>
+          <w:rPr>
+            <w:color w:val="0000EE"/>
+            <w:u w:val="single"/>
+          </w:rPr>
+          <w:t>羅2:19</w:t>
+        </w:r>
+      </w:hyperlink>
+      <w:r>
+        <w:rPr>
+          <w:lang w:val="zh_TW" w:bidi="zh_TW"/>
+        </w:rPr>
+        <w:t>；</w:t>
+      </w:r>
+      <w:hyperlink r:id="rId46">
+        <w:r>
+          <w:rPr>
+            <w:lang w:val="zh_TW" w:bidi="zh_TW"/>
+          </w:rPr>
+          <w:rPr>
+            <w:color w:val="0000EE"/>
+            <w:u w:val="single"/>
+          </w:rPr>
+          <w:t>約一2:11</w:t>
+        </w:r>
+      </w:hyperlink>
+      <w:r>
+        <w:rPr>
+          <w:lang w:val="zh_TW" w:bidi="zh_TW"/>
+        </w:rPr>
+        <w:t>），並且違背了耶和華和祂的誡命，因此他們將承受神與他們所立之約中所定的公正懲罰（</w:t>
+      </w:r>
+      <w:hyperlink r:id="rId47">
+        <w:r>
+          <w:rPr>
+            <w:lang w:val="zh_TW" w:bidi="zh_TW"/>
+          </w:rPr>
+          <w:rPr>
+            <w:color w:val="0000EE"/>
+            <w:u w:val="single"/>
+          </w:rPr>
+          <w:t>申28:28–29</w:t>
+        </w:r>
+      </w:hyperlink>
+      <w:r>
+        <w:rPr>
+          <w:lang w:val="zh_TW" w:bidi="zh_TW"/>
+        </w:rPr>
+        <w:t>）。</w:t>
+      </w:r>
+      <w:r>
+        <w:rPr>
+          <w:lang w:val="zh_TW" w:bidi="zh_TW"/>
+        </w:rPr>
+      </w:r>
+      <w:r>
+        <w:rPr>
+          <w:lang w:val="zh_TW" w:bidi="zh_TW"/>
+        </w:rPr>
+      </w:r>
+    </w:p>
+    <w:p>
+      <w:pPr/>
+      <w:r>
+        <w:rPr>
+          <w:lang w:val="zh_TW" w:bidi="zh_TW"/>
+        </w:rPr>
+      </w:r>
+    </w:p>
+    <w:p>
+      <w:pPr>
+        <w:pStyle w:val="Heading2"/>
+      </w:pPr>
+      <w:r>
+        <w:rPr>
+          <w:lang w:val="zh_TW" w:bidi="zh_TW"/>
+        </w:rPr>
+        <w:t>西番雅書 2:1–3</w:t>
+      </w:r>
+      <w:r>
+        <w:rPr>
+          <w:lang w:val="zh_TW" w:bidi="zh_TW"/>
+        </w:rPr>
+      </w:r>
+    </w:p>
+    <w:p>
+      <w:pPr/>
+      <w:r>
+        <w:rPr>
+          <w:lang w:val="zh_TW" w:bidi="zh_TW"/>
+        </w:rPr>
+      </w:r>
+      <w:r>
+        <w:rPr>
+          <w:lang w:val="zh_TW" w:bidi="zh_TW"/>
+        </w:rPr>
+        <w:t>鑒於西番雅所描述的可怕景象，他呼籲他的國民悔改，並在神面前謙卑自己。</w:t>
+      </w:r>
+      <w:r>
+        <w:rPr>
+          <w:lang w:val="zh_TW" w:bidi="zh_TW"/>
+        </w:rPr>
+      </w:r>
+      <w:r>
+        <w:rPr>
+          <w:lang w:val="zh_TW" w:bidi="zh_TW"/>
+        </w:rPr>
+      </w:r>
+    </w:p>
+    <w:p>
+      <w:pPr/>
+      <w:r>
+        <w:rPr>
+          <w:lang w:val="zh_TW" w:bidi="zh_TW"/>
+        </w:rPr>
+      </w:r>
+    </w:p>
+    <w:p>
+      <w:pPr>
+        <w:pStyle w:val="Heading2"/>
+      </w:pPr>
+      <w:r>
+        <w:rPr>
+          <w:lang w:val="zh_TW" w:bidi="zh_TW"/>
+        </w:rPr>
+        <w:t>西番雅書 2:2</w:t>
+      </w:r>
+      <w:r>
+        <w:rPr>
+          <w:lang w:val="zh_TW" w:bidi="zh_TW"/>
+        </w:rPr>
+      </w:r>
+    </w:p>
+    <w:p>
+      <w:pPr/>
+      <w:r>
+        <w:rPr>
+          <w:lang w:val="zh_TW" w:bidi="zh_TW"/>
+        </w:rPr>
+      </w:r>
+      <w:r>
+        <w:rPr>
+          <w:lang w:val="zh_TW" w:bidi="zh_TW"/>
+        </w:rPr>
+        <w:t>農民在多風的山頂上為農作物脱粒。當他們將混合的穀物和</w:t>
+      </w:r>
+      <w:r>
+        <w:rPr>
+          <w:lang w:val="zh_TW" w:bidi="zh_TW"/>
+        </w:rPr>
+        <w:t>糠秕</w:t>
+      </w:r>
+      <w:r>
+        <w:rPr>
+          <w:lang w:val="zh_TW" w:bidi="zh_TW"/>
+        </w:rPr>
+        <w:t>拋向空中時，風會將</w:t>
+      </w:r>
+      <w:r>
+        <w:rPr>
+          <w:lang w:val="zh_TW" w:bidi="zh_TW"/>
+        </w:rPr>
+        <w:t>糠秕</w:t>
+      </w:r>
+      <w:r>
+        <w:rPr>
+          <w:lang w:val="zh_TW" w:bidi="zh_TW"/>
+        </w:rPr>
+        <w:t>吹走，而較重的穀物則落回地面。悔改的機會稍縱即逝。</w:t>
+      </w:r>
+      <w:r>
+        <w:rPr>
+          <w:lang w:val="zh_TW" w:bidi="zh_TW"/>
+        </w:rPr>
+      </w:r>
+      <w:r>
+        <w:rPr>
+          <w:lang w:val="zh_TW" w:bidi="zh_TW"/>
+        </w:rPr>
+      </w:r>
+    </w:p>
+    <w:p>
+      <w:pPr/>
+      <w:r>
+        <w:rPr>
+          <w:lang w:val="zh_TW" w:bidi="zh_TW"/>
+        </w:rPr>
+      </w:r>
+    </w:p>
+    <w:p>
+      <w:pPr>
+        <w:pStyle w:val="Heading2"/>
+      </w:pPr>
+      <w:r>
+        <w:rPr>
+          <w:lang w:val="zh_TW" w:bidi="zh_TW"/>
+        </w:rPr>
+        <w:t>西番雅書 2:3</w:t>
+      </w:r>
+      <w:r>
+        <w:rPr>
+          <w:lang w:val="zh_TW" w:bidi="zh_TW"/>
+        </w:rPr>
+      </w:r>
+    </w:p>
+    <w:p>
+      <w:pPr/>
+      <w:r>
+        <w:rPr>
+          <w:lang w:val="zh_TW" w:bidi="zh_TW"/>
+        </w:rPr>
+      </w:r>
+      <w:r>
+        <w:rPr>
+          <w:lang w:val="zh_TW" w:bidi="zh_TW"/>
+        </w:rPr>
+        <w:t>謙卑人：真正的謙卑包括順服和倚靠神 （</w:t>
+      </w:r>
+      <w:hyperlink r:id="rId48">
+        <w:r>
+          <w:rPr>
+            <w:lang w:val="zh_TW" w:bidi="zh_TW"/>
+          </w:rPr>
+          <w:rPr>
+            <w:color w:val="0000EE"/>
+            <w:u w:val="single"/>
+          </w:rPr>
+          <w:t>詩18:25–27</w:t>
         </w:r>
       </w:hyperlink>
       <w:r>
@@ -1115,70 +1811,70 @@
         </w:rPr>
         <w:t>，</w:t>
       </w:r>
-      <w:hyperlink r:id="rId36">
-        <w:r>
-          <w:rPr>
-            <w:lang w:val="zh_TW" w:bidi="zh_TW"/>
-          </w:rPr>
-          <w:rPr>
-            <w:color w:val="0000EE"/>
-            <w:u w:val="single"/>
-          </w:rPr>
-          <w:t>25:23</w:t>
-        </w:r>
-      </w:hyperlink>
-      <w:r>
-        <w:rPr>
-          <w:lang w:val="zh_TW" w:bidi="zh_TW"/>
-        </w:rPr>
-        <w:t>、</w:t>
-      </w:r>
-      <w:hyperlink r:id="rId37">
-        <w:r>
-          <w:rPr>
-            <w:lang w:val="zh_TW" w:bidi="zh_TW"/>
-          </w:rPr>
-          <w:rPr>
-            <w:color w:val="0000EE"/>
-            <w:u w:val="single"/>
-          </w:rPr>
-          <w:t>26</w:t>
-        </w:r>
-      </w:hyperlink>
-      <w:r>
-        <w:rPr>
-          <w:lang w:val="zh_TW" w:bidi="zh_TW"/>
-        </w:rPr>
-        <w:t>），甚至是宗教領袖（</w:t>
-      </w:r>
-      <w:hyperlink r:id="rId38">
-        <w:r>
-          <w:rPr>
-            <w:lang w:val="zh_TW" w:bidi="zh_TW"/>
-          </w:rPr>
-          <w:rPr>
-            <w:color w:val="0000EE"/>
-            <w:u w:val="single"/>
-          </w:rPr>
-          <w:t>拉8:24</w:t>
-        </w:r>
-      </w:hyperlink>
-      <w:r>
-        <w:rPr>
-          <w:lang w:val="zh_TW" w:bidi="zh_TW"/>
-        </w:rPr>
-        <w:t>）。他們的影響力使得他們在神面前承擔更大的責任（參</w:t>
-      </w:r>
-      <w:hyperlink r:id="rId39">
-        <w:r>
-          <w:rPr>
-            <w:lang w:val="zh_TW" w:bidi="zh_TW"/>
-          </w:rPr>
-          <w:rPr>
-            <w:color w:val="0000EE"/>
-            <w:u w:val="single"/>
-          </w:rPr>
-          <w:t>雅3:1</w:t>
+      <w:hyperlink r:id="rId49">
+        <w:r>
+          <w:rPr>
+            <w:lang w:val="zh_TW" w:bidi="zh_TW"/>
+          </w:rPr>
+          <w:rPr>
+            <w:color w:val="0000EE"/>
+            <w:u w:val="single"/>
+          </w:rPr>
+          <w:t>119:142–144</w:t>
+        </w:r>
+      </w:hyperlink>
+      <w:r>
+        <w:rPr>
+          <w:lang w:val="zh_TW" w:bidi="zh_TW"/>
+        </w:rPr>
+        <w:t>；</w:t>
+      </w:r>
+      <w:hyperlink r:id="rId50">
+        <w:r>
+          <w:rPr>
+            <w:lang w:val="zh_TW" w:bidi="zh_TW"/>
+          </w:rPr>
+          <w:rPr>
+            <w:color w:val="0000EE"/>
+            <w:u w:val="single"/>
+          </w:rPr>
+          <w:t>箴15:33</w:t>
+        </w:r>
+      </w:hyperlink>
+      <w:r>
+        <w:rPr>
+          <w:lang w:val="zh_TW" w:bidi="zh_TW"/>
+        </w:rPr>
+        <w:t>，</w:t>
+      </w:r>
+      <w:hyperlink r:id="rId51">
+        <w:r>
+          <w:rPr>
+            <w:lang w:val="zh_TW" w:bidi="zh_TW"/>
+          </w:rPr>
+          <w:rPr>
+            <w:color w:val="0000EE"/>
+            <w:u w:val="single"/>
+          </w:rPr>
+          <w:t>18:12</w:t>
+        </w:r>
+      </w:hyperlink>
+      <w:r>
+        <w:rPr>
+          <w:lang w:val="zh_TW" w:bidi="zh_TW"/>
+        </w:rPr>
+        <w:t>，</w:t>
+      </w:r>
+      <w:hyperlink r:id="rId52">
+        <w:r>
+          <w:rPr>
+            <w:lang w:val="zh_TW" w:bidi="zh_TW"/>
+          </w:rPr>
+          <w:rPr>
+            <w:color w:val="0000EE"/>
+            <w:u w:val="single"/>
+          </w:rPr>
+          <w:t>22:4</w:t>
         </w:r>
       </w:hyperlink>
       <w:r>
@@ -1214,7 +1910,7 @@
         <w:rPr>
           <w:lang w:val="zh_TW" w:bidi="zh_TW"/>
         </w:rPr>
-        <w:t>西番雅書 1:9</w:t>
+        <w:t>西番雅書 2:4</w:t>
       </w:r>
       <w:r>
         <w:rPr>
@@ -1233,31 +1929,138 @@
         <w:rPr>
           <w:lang w:val="zh_TW" w:bidi="zh_TW"/>
         </w:rPr>
-        <w:t>參加異教崇拜儀式的人（字面意思是</w:t>
-      </w:r>
-      <w:r>
-        <w:rPr>
-          <w:i/>
-          <w:lang w:val="zh_TW" w:bidi="zh_TW"/>
-        </w:rPr>
-        <w:t>那些跳過門檻的人</w:t>
-      </w:r>
-      <w:r>
-        <w:rPr>
-          <w:lang w:val="zh_TW" w:bidi="zh_TW"/>
-        </w:rPr>
-        <w:t>；和合本譯為：跳過門檻......的）：猶大人延續了異教的習俗，跳過神廟的門檻，避免接觸神廟，以表示對那位異教神的敬畏（見</w:t>
-      </w:r>
-      <w:hyperlink r:id="rId40">
-        <w:r>
-          <w:rPr>
-            <w:lang w:val="zh_TW" w:bidi="zh_TW"/>
-          </w:rPr>
-          <w:rPr>
-            <w:color w:val="0000EE"/>
-            <w:u w:val="single"/>
-          </w:rPr>
-          <w:t>撒上5:1–5</w:t>
+        <w:t>巴比倫王尼布甲尼撒征服了非利士的城市迦薩、亞實基倫、亞實突和以革倫。迦薩依舊荒廢，但其他城市卻復興，並延續到後來的時代。西番雅沒有提到迦特，即第五個主要的非利士城市（見</w:t>
+      </w:r>
+      <w:hyperlink r:id="rId53">
+        <w:r>
+          <w:rPr>
+            <w:lang w:val="zh_TW" w:bidi="zh_TW"/>
+          </w:rPr>
+          <w:rPr>
+            <w:color w:val="0000EE"/>
+            <w:u w:val="single"/>
+          </w:rPr>
+          <w:t>撒上6:17</w:t>
+        </w:r>
+      </w:hyperlink>
+      <w:r>
+        <w:rPr>
+          <w:lang w:val="zh_TW" w:bidi="zh_TW"/>
+        </w:rPr>
+        <w:t>），可能是因為它在西番雅的時代已經消失或變得不再重要。</w:t>
+      </w:r>
+      <w:r>
+        <w:rPr>
+          <w:lang w:val="zh_TW" w:bidi="zh_TW"/>
+        </w:rPr>
+      </w:r>
+      <w:r>
+        <w:rPr>
+          <w:lang w:val="zh_TW" w:bidi="zh_TW"/>
+        </w:rPr>
+      </w:r>
+    </w:p>
+    <w:p>
+      <w:pPr/>
+      <w:r>
+        <w:rPr>
+          <w:lang w:val="zh_TW" w:bidi="zh_TW"/>
+        </w:rPr>
+      </w:r>
+    </w:p>
+    <w:p>
+      <w:pPr>
+        <w:pStyle w:val="Heading2"/>
+      </w:pPr>
+      <w:r>
+        <w:rPr>
+          <w:lang w:val="zh_TW" w:bidi="zh_TW"/>
+        </w:rPr>
+        <w:t>西番雅書 2:4–15</w:t>
+      </w:r>
+      <w:r>
+        <w:rPr>
+          <w:lang w:val="zh_TW" w:bidi="zh_TW"/>
+        </w:rPr>
+      </w:r>
+    </w:p>
+    <w:p>
+      <w:pPr/>
+      <w:r>
+        <w:rPr>
+          <w:lang w:val="zh_TW" w:bidi="zh_TW"/>
+        </w:rPr>
+      </w:r>
+      <w:r>
+        <w:rPr>
+          <w:lang w:val="zh_TW" w:bidi="zh_TW"/>
+        </w:rPr>
+        <w:t>西番雅的宣告由非利士人開始，非利士人的王國位於猶大西邊（</w:t>
+      </w:r>
+      <w:hyperlink r:id="rId54">
+        <w:r>
+          <w:rPr>
+            <w:lang w:val="zh_TW" w:bidi="zh_TW"/>
+          </w:rPr>
+          <w:rPr>
+            <w:color w:val="0000EE"/>
+            <w:u w:val="single"/>
+          </w:rPr>
+          <w:t>2:4–7</w:t>
+        </w:r>
+      </w:hyperlink>
+      <w:r>
+        <w:rPr>
+          <w:lang w:val="zh_TW" w:bidi="zh_TW"/>
+        </w:rPr>
+        <w:t>）。接著，他轉向東方的摩押和亞捫（</w:t>
+      </w:r>
+      <w:hyperlink r:id="rId55">
+        <w:r>
+          <w:rPr>
+            <w:lang w:val="zh_TW" w:bidi="zh_TW"/>
+          </w:rPr>
+          <w:rPr>
+            <w:color w:val="0000EE"/>
+            <w:u w:val="single"/>
+          </w:rPr>
+          <w:t>2:8–11</w:t>
+        </w:r>
+      </w:hyperlink>
+      <w:r>
+        <w:rPr>
+          <w:lang w:val="zh_TW" w:bidi="zh_TW"/>
+        </w:rPr>
+        <w:t>），最後特別提到南方的古實（衣索匹亞，</w:t>
+      </w:r>
+      <w:hyperlink r:id="rId56">
+        <w:r>
+          <w:rPr>
+            <w:lang w:val="zh_TW" w:bidi="zh_TW"/>
+          </w:rPr>
+          <w:rPr>
+            <w:color w:val="0000EE"/>
+            <w:u w:val="single"/>
+          </w:rPr>
+          <w:t>2:12</w:t>
+        </w:r>
+      </w:hyperlink>
+      <w:r>
+        <w:rPr>
+          <w:lang w:val="zh_TW" w:bidi="zh_TW"/>
+        </w:rPr>
+        <w:t>）和北方的亞述（</w:t>
+      </w:r>
+      <w:hyperlink r:id="rId57">
+        <w:r>
+          <w:rPr>
+            <w:lang w:val="zh_TW" w:bidi="zh_TW"/>
+          </w:rPr>
+          <w:rPr>
+            <w:color w:val="0000EE"/>
+            <w:u w:val="single"/>
+          </w:rPr>
+          <w:t>2:13–15</w:t>
         </w:r>
       </w:hyperlink>
       <w:r>
@@ -1293,7 +2096,7 @@
         <w:rPr>
           <w:lang w:val="zh_TW" w:bidi="zh_TW"/>
         </w:rPr>
-        <w:t>西番雅書 1:10</w:t>
+        <w:t>西番雅書 2:4–3:20</w:t>
       </w:r>
       <w:r>
         <w:rPr>
@@ -1312,18 +2115,54 @@
         <w:rPr>
           <w:lang w:val="zh_TW" w:bidi="zh_TW"/>
         </w:rPr>
-        <w:t>魚門位於耶路撒冷的北部（</w:t>
-      </w:r>
-      <w:hyperlink r:id="rId41">
-        <w:r>
-          <w:rPr>
-            <w:lang w:val="zh_TW" w:bidi="zh_TW"/>
-          </w:rPr>
-          <w:rPr>
-            <w:color w:val="0000EE"/>
-            <w:u w:val="single"/>
-          </w:rPr>
-          <w:t>尼12:39</w:t>
+        <w:t>在回到對猶大和耶路撒冷的審判（</w:t>
+      </w:r>
+      <w:hyperlink r:id="rId58">
+        <w:r>
+          <w:rPr>
+            <w:lang w:val="zh_TW" w:bidi="zh_TW"/>
+          </w:rPr>
+          <w:rPr>
+            <w:color w:val="0000EE"/>
+            <w:u w:val="single"/>
+          </w:rPr>
+          <w:t>3:1–8</w:t>
+        </w:r>
+      </w:hyperlink>
+      <w:r>
+        <w:rPr>
+          <w:lang w:val="zh_TW" w:bidi="zh_TW"/>
+        </w:rPr>
+        <w:t>）之前，西番雅將注意力轉向了對外邦的審判（</w:t>
+      </w:r>
+      <w:hyperlink r:id="rId59">
+        <w:r>
+          <w:rPr>
+            <w:lang w:val="zh_TW" w:bidi="zh_TW"/>
+          </w:rPr>
+          <w:rPr>
+            <w:color w:val="0000EE"/>
+            <w:u w:val="single"/>
+          </w:rPr>
+          <w:t>2:4–15</w:t>
+        </w:r>
+      </w:hyperlink>
+      <w:r>
+        <w:rPr>
+          <w:lang w:val="zh_TW" w:bidi="zh_TW"/>
+        </w:rPr>
+        <w:t>）。隨後，他概述了神對其已潔淨的及順服的子民的計劃（</w:t>
+      </w:r>
+      <w:hyperlink r:id="rId60">
+        <w:r>
+          <w:rPr>
+            <w:lang w:val="zh_TW" w:bidi="zh_TW"/>
+          </w:rPr>
+          <w:rPr>
+            <w:color w:val="0000EE"/>
+            <w:u w:val="single"/>
+          </w:rPr>
+          <w:t>3:9–20</w:t>
         </w:r>
       </w:hyperlink>
       <w:r>
@@ -1359,7 +2198,7 @@
         <w:rPr>
           <w:lang w:val="zh_TW" w:bidi="zh_TW"/>
         </w:rPr>
-        <w:t>西番雅書 1:13</w:t>
+        <w:t>西番雅書 2:5</w:t>
       </w:r>
       <w:r>
         <w:rPr>
@@ -1378,7 +2217,37 @@
         <w:rPr>
           <w:lang w:val="zh_TW" w:bidi="zh_TW"/>
         </w:rPr>
-        <w:t>神將差派一支侵略軍來掠奪耶路撒冷。毀滅會來得非常之快，以至於那些擁有不義之財的人將無法倖存下來享受他們的財富。</w:t>
+        <w:t>舊約聖經學者認為非利士人來自克里特島（</w:t>
+      </w:r>
+      <w:r>
+        <w:rPr>
+          <w:lang w:val="zh_TW" w:bidi="zh_TW"/>
+        </w:rPr>
+        <w:t>Island of Crete，</w:t>
+      </w:r>
+      <w:r>
+        <w:rPr>
+          <w:lang w:val="zh_TW" w:bidi="zh_TW"/>
+        </w:rPr>
+        <w:t>參</w:t>
+      </w:r>
+      <w:hyperlink r:id="rId61">
+        <w:r>
+          <w:rPr>
+            <w:lang w:val="zh_TW" w:bidi="zh_TW"/>
+          </w:rPr>
+          <w:rPr>
+            <w:color w:val="0000EE"/>
+            <w:u w:val="single"/>
+          </w:rPr>
+          <w:t>結25:16</w:t>
+        </w:r>
+      </w:hyperlink>
+      <w:r>
+        <w:rPr>
+          <w:lang w:val="zh_TW" w:bidi="zh_TW"/>
+        </w:rPr>
+        <w:t>）。</w:t>
       </w:r>
       <w:r>
         <w:rPr>
@@ -1407,7 +2276,7 @@
         <w:rPr>
           <w:lang w:val="zh_TW" w:bidi="zh_TW"/>
         </w:rPr>
-        <w:t>西番雅書 1:14–18</w:t>
+        <w:t>西番雅書 2:6</w:t>
       </w:r>
       <w:r>
         <w:rPr>
@@ -1426,7 +2295,79 @@
         <w:rPr>
           <w:lang w:val="zh_TW" w:bidi="zh_TW"/>
         </w:rPr>
-        <w:t>耶和華的日子的意義擴展至包括了神對全地的作為。</w:t>
+        <w:t>草場......牧人的住處和羊群的圈：城市的毀滅及其恢復自然狀態代表來自神的嚴厲懲罰。另見</w:t>
+      </w:r>
+      <w:hyperlink r:id="rId62">
+        <w:r>
+          <w:rPr>
+            <w:lang w:val="zh_TW" w:bidi="zh_TW"/>
+          </w:rPr>
+          <w:rPr>
+            <w:color w:val="0000EE"/>
+            <w:u w:val="single"/>
+          </w:rPr>
+          <w:t>以賽亞書七章23至25節</w:t>
+        </w:r>
+      </w:hyperlink>
+      <w:r>
+        <w:rPr>
+          <w:lang w:val="zh_TW" w:bidi="zh_TW"/>
+        </w:rPr>
+        <w:t>，</w:t>
+      </w:r>
+      <w:hyperlink r:id="rId63">
+        <w:r>
+          <w:rPr>
+            <w:lang w:val="zh_TW" w:bidi="zh_TW"/>
+          </w:rPr>
+          <w:rPr>
+            <w:color w:val="0000EE"/>
+            <w:u w:val="single"/>
+          </w:rPr>
+          <w:t>十三章19至21節</w:t>
+        </w:r>
+      </w:hyperlink>
+      <w:r>
+        <w:rPr>
+          <w:lang w:val="zh_TW" w:bidi="zh_TW"/>
+        </w:rPr>
+        <w:t>，</w:t>
+      </w:r>
+      <w:hyperlink r:id="rId64">
+        <w:r>
+          <w:rPr>
+            <w:lang w:val="zh_TW" w:bidi="zh_TW"/>
+          </w:rPr>
+          <w:rPr>
+            <w:color w:val="0000EE"/>
+            <w:u w:val="single"/>
+          </w:rPr>
+          <w:t>三十二章9至15節</w:t>
+        </w:r>
+      </w:hyperlink>
+      <w:r>
+        <w:rPr>
+          <w:lang w:val="zh_TW" w:bidi="zh_TW"/>
+        </w:rPr>
+        <w:t>；</w:t>
+      </w:r>
+      <w:hyperlink r:id="rId65">
+        <w:r>
+          <w:rPr>
+            <w:lang w:val="zh_TW" w:bidi="zh_TW"/>
+          </w:rPr>
+          <w:rPr>
+            <w:color w:val="0000EE"/>
+            <w:u w:val="single"/>
+          </w:rPr>
+          <w:t>以西結書三十五章9節</w:t>
+        </w:r>
+      </w:hyperlink>
+      <w:r>
+        <w:rPr>
+          <w:lang w:val="zh_TW" w:bidi="zh_TW"/>
+        </w:rPr>
+        <w:t>。</w:t>
       </w:r>
       <w:r>
         <w:rPr>
@@ -1455,7 +2396,7 @@
         <w:rPr>
           <w:lang w:val="zh_TW" w:bidi="zh_TW"/>
         </w:rPr>
-        <w:t>西番雅書 1:15</w:t>
+        <w:t>西番雅書 2:7</w:t>
       </w:r>
       <w:r>
         <w:rPr>
@@ -1474,18 +2415,72 @@
         <w:rPr>
           <w:lang w:val="zh_TW" w:bidi="zh_TW"/>
         </w:rPr>
-        <w:t>黑暗幽冥：另見</w:t>
-      </w:r>
-      <w:hyperlink r:id="rId42">
-        <w:r>
-          <w:rPr>
-            <w:lang w:val="zh_TW" w:bidi="zh_TW"/>
-          </w:rPr>
-          <w:rPr>
-            <w:color w:val="0000EE"/>
-            <w:u w:val="single"/>
-          </w:rPr>
-          <w:t>賽13:9–10</w:t>
+        <w:t>敬拜巴力者（</w:t>
+      </w:r>
+      <w:hyperlink r:id="rId66">
+        <w:r>
+          <w:rPr>
+            <w:lang w:val="zh_TW" w:bidi="zh_TW"/>
+          </w:rPr>
+          <w:rPr>
+            <w:color w:val="0000EE"/>
+            <w:u w:val="single"/>
+          </w:rPr>
+          <w:t>1:4</w:t>
+        </w:r>
+      </w:hyperlink>
+      <w:r>
+        <w:rPr>
+          <w:lang w:val="zh_TW" w:bidi="zh_TW"/>
+        </w:rPr>
+        <w:t>）和非利士人將永遠不會被復興（</w:t>
+      </w:r>
+      <w:hyperlink r:id="rId67">
+        <w:r>
+          <w:rPr>
+            <w:lang w:val="zh_TW" w:bidi="zh_TW"/>
+          </w:rPr>
+          <w:rPr>
+            <w:color w:val="0000EE"/>
+            <w:u w:val="single"/>
+          </w:rPr>
+          <w:t>2:4–6</w:t>
+        </w:r>
+      </w:hyperlink>
+      <w:r>
+        <w:rPr>
+          <w:lang w:val="zh_TW" w:bidi="zh_TW"/>
+        </w:rPr>
+        <w:t>；另見</w:t>
+      </w:r>
+      <w:hyperlink r:id="rId68">
+        <w:r>
+          <w:rPr>
+            <w:lang w:val="zh_TW" w:bidi="zh_TW"/>
+          </w:rPr>
+          <w:rPr>
+            <w:color w:val="0000EE"/>
+            <w:u w:val="single"/>
+          </w:rPr>
+          <w:t>摩1:8</w:t>
+        </w:r>
+      </w:hyperlink>
+      <w:r>
+        <w:rPr>
+          <w:lang w:val="zh_TW" w:bidi="zh_TW"/>
+        </w:rPr>
+        <w:t>）。相比之下，神卻應許將祂的餘民帶回他們的土地、牧養他們，並恢復他們至興旺（</w:t>
+      </w:r>
+      <w:hyperlink r:id="rId69">
+        <w:r>
+          <w:rPr>
+            <w:lang w:val="zh_TW" w:bidi="zh_TW"/>
+          </w:rPr>
+          <w:rPr>
+            <w:color w:val="0000EE"/>
+            <w:u w:val="single"/>
+          </w:rPr>
+          <w:t>番3:18–20</w:t>
         </w:r>
       </w:hyperlink>
       <w:r>
@@ -1494,16 +2489,16 @@
         </w:rPr>
         <w:t>；</w:t>
       </w:r>
-      <w:hyperlink r:id="rId43">
-        <w:r>
-          <w:rPr>
-            <w:lang w:val="zh_TW" w:bidi="zh_TW"/>
-          </w:rPr>
-          <w:rPr>
-            <w:color w:val="0000EE"/>
-            <w:u w:val="single"/>
-          </w:rPr>
-          <w:t>約珥書2:1–2</w:t>
+      <w:hyperlink r:id="rId70">
+        <w:r>
+          <w:rPr>
+            <w:lang w:val="zh_TW" w:bidi="zh_TW"/>
+          </w:rPr>
+          <w:rPr>
+            <w:color w:val="0000EE"/>
+            <w:u w:val="single"/>
+          </w:rPr>
+          <w:t>賽11:11–16</w:t>
         </w:r>
       </w:hyperlink>
       <w:r>
@@ -1512,100 +2507,16 @@
         </w:rPr>
         <w:t>；</w:t>
       </w:r>
-      <w:hyperlink r:id="rId44">
-        <w:r>
-          <w:rPr>
-            <w:lang w:val="zh_TW" w:bidi="zh_TW"/>
-          </w:rPr>
-          <w:rPr>
-            <w:color w:val="0000EE"/>
-            <w:u w:val="single"/>
-          </w:rPr>
-          <w:t>摩5:18–20</w:t>
-        </w:r>
-      </w:hyperlink>
-      <w:r>
-        <w:rPr>
-          <w:lang w:val="zh_TW" w:bidi="zh_TW"/>
-        </w:rPr>
-        <w:t>。</w:t>
-      </w:r>
-      <w:r>
-        <w:rPr>
-          <w:lang w:val="zh_TW" w:bidi="zh_TW"/>
-        </w:rPr>
-      </w:r>
-      <w:r>
-        <w:rPr>
-          <w:lang w:val="zh_TW" w:bidi="zh_TW"/>
-        </w:rPr>
-      </w:r>
-    </w:p>
-    <w:p>
-      <w:pPr/>
-      <w:r>
-        <w:rPr>
-          <w:lang w:val="zh_TW" w:bidi="zh_TW"/>
-        </w:rPr>
-      </w:r>
-    </w:p>
-    <w:p>
-      <w:pPr>
-        <w:pStyle w:val="Heading2"/>
-      </w:pPr>
-      <w:r>
-        <w:rPr>
-          <w:lang w:val="zh_TW" w:bidi="zh_TW"/>
-        </w:rPr>
-        <w:t>西番雅書 1:17</w:t>
-      </w:r>
-      <w:r>
-        <w:rPr>
-          <w:lang w:val="zh_TW" w:bidi="zh_TW"/>
-        </w:rPr>
-      </w:r>
-    </w:p>
-    <w:p>
-      <w:pPr/>
-      <w:r>
-        <w:rPr>
-          <w:lang w:val="zh_TW" w:bidi="zh_TW"/>
-        </w:rPr>
-      </w:r>
-      <w:r>
-        <w:rPr>
-          <w:lang w:val="zh_TW" w:bidi="zh_TW"/>
-        </w:rPr>
-        <w:t>行走如同瞎眼的：這是神公義的一個例子（另見</w:t>
-      </w:r>
-      <w:hyperlink r:id="rId45">
-        <w:r>
-          <w:rPr>
-            <w:lang w:val="zh_TW" w:bidi="zh_TW"/>
-          </w:rPr>
-          <w:rPr>
-            <w:color w:val="0000EE"/>
-            <w:u w:val="single"/>
-          </w:rPr>
-          <w:t>羅1:21–32</w:t>
-        </w:r>
-      </w:hyperlink>
-      <w:r>
-        <w:rPr>
-          <w:lang w:val="zh_TW" w:bidi="zh_TW"/>
-        </w:rPr>
-        <w:t>）。因為神的子民在道德和靈性上都是瞎眼的（見</w:t>
-      </w:r>
-      <w:hyperlink r:id="rId46">
-        <w:r>
-          <w:rPr>
-            <w:lang w:val="zh_TW" w:bidi="zh_TW"/>
-          </w:rPr>
-          <w:rPr>
-            <w:color w:val="0000EE"/>
-            <w:u w:val="single"/>
-          </w:rPr>
-          <w:t>出23:8</w:t>
+      <w:hyperlink r:id="rId71">
+        <w:r>
+          <w:rPr>
+            <w:lang w:val="zh_TW" w:bidi="zh_TW"/>
+          </w:rPr>
+          <w:rPr>
+            <w:color w:val="0000EE"/>
+            <w:u w:val="single"/>
+          </w:rPr>
+          <w:t>耶23:1–8</w:t>
         </w:r>
       </w:hyperlink>
       <w:r>
@@ -1614,238 +2525,16 @@
         </w:rPr>
         <w:t>；</w:t>
       </w:r>
-      <w:hyperlink r:id="rId47">
-        <w:r>
-          <w:rPr>
-            <w:lang w:val="zh_TW" w:bidi="zh_TW"/>
-          </w:rPr>
-          <w:rPr>
-            <w:color w:val="0000EE"/>
-            <w:u w:val="single"/>
-          </w:rPr>
-          <w:t>羅2:19</w:t>
-        </w:r>
-      </w:hyperlink>
-      <w:r>
-        <w:rPr>
-          <w:lang w:val="zh_TW" w:bidi="zh_TW"/>
-        </w:rPr>
-        <w:t>；</w:t>
-      </w:r>
-      <w:hyperlink r:id="rId48">
-        <w:r>
-          <w:rPr>
-            <w:lang w:val="zh_TW" w:bidi="zh_TW"/>
-          </w:rPr>
-          <w:rPr>
-            <w:color w:val="0000EE"/>
-            <w:u w:val="single"/>
-          </w:rPr>
-          <w:t>約一2:11</w:t>
-        </w:r>
-      </w:hyperlink>
-      <w:r>
-        <w:rPr>
-          <w:lang w:val="zh_TW" w:bidi="zh_TW"/>
-        </w:rPr>
-        <w:t>），並且違背了耶和華和祂的誡命，因此他們將承受神與他們所立之約中所定的公正懲罰（</w:t>
-      </w:r>
-      <w:hyperlink r:id="rId49">
-        <w:r>
-          <w:rPr>
-            <w:lang w:val="zh_TW" w:bidi="zh_TW"/>
-          </w:rPr>
-          <w:rPr>
-            <w:color w:val="0000EE"/>
-            <w:u w:val="single"/>
-          </w:rPr>
-          <w:t>申28:28–29</w:t>
-        </w:r>
-      </w:hyperlink>
-      <w:r>
-        <w:rPr>
-          <w:lang w:val="zh_TW" w:bidi="zh_TW"/>
-        </w:rPr>
-        <w:t>）。</w:t>
-      </w:r>
-      <w:r>
-        <w:rPr>
-          <w:lang w:val="zh_TW" w:bidi="zh_TW"/>
-        </w:rPr>
-      </w:r>
-      <w:r>
-        <w:rPr>
-          <w:lang w:val="zh_TW" w:bidi="zh_TW"/>
-        </w:rPr>
-      </w:r>
-    </w:p>
-    <w:p>
-      <w:pPr/>
-      <w:r>
-        <w:rPr>
-          <w:lang w:val="zh_TW" w:bidi="zh_TW"/>
-        </w:rPr>
-      </w:r>
-    </w:p>
-    <w:p>
-      <w:pPr>
-        <w:pStyle w:val="Heading2"/>
-      </w:pPr>
-      <w:r>
-        <w:rPr>
-          <w:lang w:val="zh_TW" w:bidi="zh_TW"/>
-        </w:rPr>
-        <w:t>西番雅書 2:1–3</w:t>
-      </w:r>
-      <w:r>
-        <w:rPr>
-          <w:lang w:val="zh_TW" w:bidi="zh_TW"/>
-        </w:rPr>
-      </w:r>
-    </w:p>
-    <w:p>
-      <w:pPr/>
-      <w:r>
-        <w:rPr>
-          <w:lang w:val="zh_TW" w:bidi="zh_TW"/>
-        </w:rPr>
-      </w:r>
-      <w:r>
-        <w:rPr>
-          <w:lang w:val="zh_TW" w:bidi="zh_TW"/>
-        </w:rPr>
-        <w:t>鑒於西番雅所描述的可怕景象，他呼籲他的國民悔改，並在神面前謙卑自己。</w:t>
-      </w:r>
-      <w:r>
-        <w:rPr>
-          <w:lang w:val="zh_TW" w:bidi="zh_TW"/>
-        </w:rPr>
-      </w:r>
-      <w:r>
-        <w:rPr>
-          <w:lang w:val="zh_TW" w:bidi="zh_TW"/>
-        </w:rPr>
-      </w:r>
-    </w:p>
-    <w:p>
-      <w:pPr/>
-      <w:r>
-        <w:rPr>
-          <w:lang w:val="zh_TW" w:bidi="zh_TW"/>
-        </w:rPr>
-      </w:r>
-    </w:p>
-    <w:p>
-      <w:pPr>
-        <w:pStyle w:val="Heading2"/>
-      </w:pPr>
-      <w:r>
-        <w:rPr>
-          <w:lang w:val="zh_TW" w:bidi="zh_TW"/>
-        </w:rPr>
-        <w:t>西番雅書 2:2</w:t>
-      </w:r>
-      <w:r>
-        <w:rPr>
-          <w:lang w:val="zh_TW" w:bidi="zh_TW"/>
-        </w:rPr>
-      </w:r>
-    </w:p>
-    <w:p>
-      <w:pPr/>
-      <w:r>
-        <w:rPr>
-          <w:lang w:val="zh_TW" w:bidi="zh_TW"/>
-        </w:rPr>
-      </w:r>
-      <w:r>
-        <w:rPr>
-          <w:lang w:val="zh_TW" w:bidi="zh_TW"/>
-        </w:rPr>
-        <w:t>農民在多風的山頂上為農作物脱粒。當他們將混合的穀物和</w:t>
-      </w:r>
-      <w:r>
-        <w:rPr>
-          <w:lang w:val="zh_TW" w:bidi="zh_TW"/>
-        </w:rPr>
-        <w:t>糠秕</w:t>
-      </w:r>
-      <w:r>
-        <w:rPr>
-          <w:lang w:val="zh_TW" w:bidi="zh_TW"/>
-        </w:rPr>
-        <w:t>拋向空中時，風會將</w:t>
-      </w:r>
-      <w:r>
-        <w:rPr>
-          <w:lang w:val="zh_TW" w:bidi="zh_TW"/>
-        </w:rPr>
-        <w:t>糠秕</w:t>
-      </w:r>
-      <w:r>
-        <w:rPr>
-          <w:lang w:val="zh_TW" w:bidi="zh_TW"/>
-        </w:rPr>
-        <w:t>吹走，而較重的穀物則落回地面。悔改的機會稍縱即逝。</w:t>
-      </w:r>
-      <w:r>
-        <w:rPr>
-          <w:lang w:val="zh_TW" w:bidi="zh_TW"/>
-        </w:rPr>
-      </w:r>
-      <w:r>
-        <w:rPr>
-          <w:lang w:val="zh_TW" w:bidi="zh_TW"/>
-        </w:rPr>
-      </w:r>
-    </w:p>
-    <w:p>
-      <w:pPr/>
-      <w:r>
-        <w:rPr>
-          <w:lang w:val="zh_TW" w:bidi="zh_TW"/>
-        </w:rPr>
-      </w:r>
-    </w:p>
-    <w:p>
-      <w:pPr>
-        <w:pStyle w:val="Heading2"/>
-      </w:pPr>
-      <w:r>
-        <w:rPr>
-          <w:lang w:val="zh_TW" w:bidi="zh_TW"/>
-        </w:rPr>
-        <w:t>西番雅書 2:3</w:t>
-      </w:r>
-      <w:r>
-        <w:rPr>
-          <w:lang w:val="zh_TW" w:bidi="zh_TW"/>
-        </w:rPr>
-      </w:r>
-    </w:p>
-    <w:p>
-      <w:pPr/>
-      <w:r>
-        <w:rPr>
-          <w:lang w:val="zh_TW" w:bidi="zh_TW"/>
-        </w:rPr>
-      </w:r>
-      <w:r>
-        <w:rPr>
-          <w:lang w:val="zh_TW" w:bidi="zh_TW"/>
-        </w:rPr>
-        <w:t>謙卑人：真正的謙卑包括順服和倚靠神 （</w:t>
-      </w:r>
-      <w:hyperlink r:id="rId50">
-        <w:r>
-          <w:rPr>
-            <w:lang w:val="zh_TW" w:bidi="zh_TW"/>
-          </w:rPr>
-          <w:rPr>
-            <w:color w:val="0000EE"/>
-            <w:u w:val="single"/>
-          </w:rPr>
-          <w:t>詩18:25–27</w:t>
+      <w:hyperlink r:id="rId72">
+        <w:r>
+          <w:rPr>
+            <w:lang w:val="zh_TW" w:bidi="zh_TW"/>
+          </w:rPr>
+          <w:rPr>
+            <w:color w:val="0000EE"/>
+            <w:u w:val="single"/>
+          </w:rPr>
+          <w:t>結34:11–16</w:t>
         </w:r>
       </w:hyperlink>
       <w:r>
@@ -1854,739 +2543,7 @@
         </w:rPr>
         <w:t>，</w:t>
       </w:r>
-      <w:hyperlink r:id="rId51">
-        <w:r>
-          <w:rPr>
-            <w:lang w:val="zh_TW" w:bidi="zh_TW"/>
-          </w:rPr>
-          <w:rPr>
-            <w:color w:val="0000EE"/>
-            <w:u w:val="single"/>
-          </w:rPr>
-          <w:t>119:142–144</w:t>
-        </w:r>
-      </w:hyperlink>
-      <w:r>
-        <w:rPr>
-          <w:lang w:val="zh_TW" w:bidi="zh_TW"/>
-        </w:rPr>
-        <w:t>；</w:t>
-      </w:r>
-      <w:hyperlink r:id="rId52">
-        <w:r>
-          <w:rPr>
-            <w:lang w:val="zh_TW" w:bidi="zh_TW"/>
-          </w:rPr>
-          <w:rPr>
-            <w:color w:val="0000EE"/>
-            <w:u w:val="single"/>
-          </w:rPr>
-          <w:t>箴15:33</w:t>
-        </w:r>
-      </w:hyperlink>
-      <w:r>
-        <w:rPr>
-          <w:lang w:val="zh_TW" w:bidi="zh_TW"/>
-        </w:rPr>
-        <w:t>，</w:t>
-      </w:r>
-      <w:hyperlink r:id="rId53">
-        <w:r>
-          <w:rPr>
-            <w:lang w:val="zh_TW" w:bidi="zh_TW"/>
-          </w:rPr>
-          <w:rPr>
-            <w:color w:val="0000EE"/>
-            <w:u w:val="single"/>
-          </w:rPr>
-          <w:t>18:12</w:t>
-        </w:r>
-      </w:hyperlink>
-      <w:r>
-        <w:rPr>
-          <w:lang w:val="zh_TW" w:bidi="zh_TW"/>
-        </w:rPr>
-        <w:t>，</w:t>
-      </w:r>
-      <w:hyperlink r:id="rId54">
-        <w:r>
-          <w:rPr>
-            <w:lang w:val="zh_TW" w:bidi="zh_TW"/>
-          </w:rPr>
-          <w:rPr>
-            <w:color w:val="0000EE"/>
-            <w:u w:val="single"/>
-          </w:rPr>
-          <w:t>22:4</w:t>
-        </w:r>
-      </w:hyperlink>
-      <w:r>
-        <w:rPr>
-          <w:lang w:val="zh_TW" w:bidi="zh_TW"/>
-        </w:rPr>
-        <w:t>）。</w:t>
-      </w:r>
-      <w:r>
-        <w:rPr>
-          <w:lang w:val="zh_TW" w:bidi="zh_TW"/>
-        </w:rPr>
-      </w:r>
-      <w:r>
-        <w:rPr>
-          <w:lang w:val="zh_TW" w:bidi="zh_TW"/>
-        </w:rPr>
-      </w:r>
-    </w:p>
-    <w:p>
-      <w:pPr/>
-      <w:r>
-        <w:rPr>
-          <w:lang w:val="zh_TW" w:bidi="zh_TW"/>
-        </w:rPr>
-      </w:r>
-    </w:p>
-    <w:p>
-      <w:pPr>
-        <w:pStyle w:val="Heading2"/>
-      </w:pPr>
-      <w:r>
-        <w:rPr>
-          <w:lang w:val="zh_TW" w:bidi="zh_TW"/>
-        </w:rPr>
-        <w:t>西番雅書 2:4</w:t>
-      </w:r>
-      <w:r>
-        <w:rPr>
-          <w:lang w:val="zh_TW" w:bidi="zh_TW"/>
-        </w:rPr>
-      </w:r>
-    </w:p>
-    <w:p>
-      <w:pPr/>
-      <w:r>
-        <w:rPr>
-          <w:lang w:val="zh_TW" w:bidi="zh_TW"/>
-        </w:rPr>
-      </w:r>
-      <w:r>
-        <w:rPr>
-          <w:lang w:val="zh_TW" w:bidi="zh_TW"/>
-        </w:rPr>
-        <w:t>巴比倫王尼布甲尼撒征服了非利士的城市迦薩、亞實基倫、亞實突和以革倫。迦薩依舊荒廢，但其他城市卻復興，並延續到後來的時代。西番雅沒有提到迦特，即第五個主要的非利士城市（見</w:t>
-      </w:r>
-      <w:hyperlink r:id="rId55">
-        <w:r>
-          <w:rPr>
-            <w:lang w:val="zh_TW" w:bidi="zh_TW"/>
-          </w:rPr>
-          <w:rPr>
-            <w:color w:val="0000EE"/>
-            <w:u w:val="single"/>
-          </w:rPr>
-          <w:t>撒上6:17</w:t>
-        </w:r>
-      </w:hyperlink>
-      <w:r>
-        <w:rPr>
-          <w:lang w:val="zh_TW" w:bidi="zh_TW"/>
-        </w:rPr>
-        <w:t>），可能是因為它在西番雅的時代已經消失或變得不再重要。</w:t>
-      </w:r>
-      <w:r>
-        <w:rPr>
-          <w:lang w:val="zh_TW" w:bidi="zh_TW"/>
-        </w:rPr>
-      </w:r>
-      <w:r>
-        <w:rPr>
-          <w:lang w:val="zh_TW" w:bidi="zh_TW"/>
-        </w:rPr>
-      </w:r>
-    </w:p>
-    <w:p>
-      <w:pPr/>
-      <w:r>
-        <w:rPr>
-          <w:lang w:val="zh_TW" w:bidi="zh_TW"/>
-        </w:rPr>
-      </w:r>
-    </w:p>
-    <w:p>
-      <w:pPr>
-        <w:pStyle w:val="Heading2"/>
-      </w:pPr>
-      <w:r>
-        <w:rPr>
-          <w:lang w:val="zh_TW" w:bidi="zh_TW"/>
-        </w:rPr>
-        <w:t>西番雅書 2:4–15</w:t>
-      </w:r>
-      <w:r>
-        <w:rPr>
-          <w:lang w:val="zh_TW" w:bidi="zh_TW"/>
-        </w:rPr>
-      </w:r>
-    </w:p>
-    <w:p>
-      <w:pPr/>
-      <w:r>
-        <w:rPr>
-          <w:lang w:val="zh_TW" w:bidi="zh_TW"/>
-        </w:rPr>
-      </w:r>
-      <w:r>
-        <w:rPr>
-          <w:lang w:val="zh_TW" w:bidi="zh_TW"/>
-        </w:rPr>
-        <w:t>西番雅的宣告由非利士人開始，非利士人的王國位於猶大西邊（</w:t>
-      </w:r>
-      <w:hyperlink r:id="rId56">
-        <w:r>
-          <w:rPr>
-            <w:lang w:val="zh_TW" w:bidi="zh_TW"/>
-          </w:rPr>
-          <w:rPr>
-            <w:color w:val="0000EE"/>
-            <w:u w:val="single"/>
-          </w:rPr>
-          <w:t>2:4–7</w:t>
-        </w:r>
-      </w:hyperlink>
-      <w:r>
-        <w:rPr>
-          <w:lang w:val="zh_TW" w:bidi="zh_TW"/>
-        </w:rPr>
-        <w:t>）。接著，他轉向東方的摩押和亞捫（</w:t>
-      </w:r>
-      <w:hyperlink r:id="rId57">
-        <w:r>
-          <w:rPr>
-            <w:lang w:val="zh_TW" w:bidi="zh_TW"/>
-          </w:rPr>
-          <w:rPr>
-            <w:color w:val="0000EE"/>
-            <w:u w:val="single"/>
-          </w:rPr>
-          <w:t>2:8–11</w:t>
-        </w:r>
-      </w:hyperlink>
-      <w:r>
-        <w:rPr>
-          <w:lang w:val="zh_TW" w:bidi="zh_TW"/>
-        </w:rPr>
-        <w:t>），最後特別提到南方的古實（衣索匹亞，</w:t>
-      </w:r>
-      <w:hyperlink r:id="rId58">
-        <w:r>
-          <w:rPr>
-            <w:lang w:val="zh_TW" w:bidi="zh_TW"/>
-          </w:rPr>
-          <w:rPr>
-            <w:color w:val="0000EE"/>
-            <w:u w:val="single"/>
-          </w:rPr>
-          <w:t>2:12</w:t>
-        </w:r>
-      </w:hyperlink>
-      <w:r>
-        <w:rPr>
-          <w:lang w:val="zh_TW" w:bidi="zh_TW"/>
-        </w:rPr>
-        <w:t>）和北方的亞述（</w:t>
-      </w:r>
-      <w:hyperlink r:id="rId59">
-        <w:r>
-          <w:rPr>
-            <w:lang w:val="zh_TW" w:bidi="zh_TW"/>
-          </w:rPr>
-          <w:rPr>
-            <w:color w:val="0000EE"/>
-            <w:u w:val="single"/>
-          </w:rPr>
-          <w:t>2:13–15</w:t>
-        </w:r>
-      </w:hyperlink>
-      <w:r>
-        <w:rPr>
-          <w:lang w:val="zh_TW" w:bidi="zh_TW"/>
-        </w:rPr>
-        <w:t>）。</w:t>
-      </w:r>
-      <w:r>
-        <w:rPr>
-          <w:lang w:val="zh_TW" w:bidi="zh_TW"/>
-        </w:rPr>
-      </w:r>
-      <w:r>
-        <w:rPr>
-          <w:lang w:val="zh_TW" w:bidi="zh_TW"/>
-        </w:rPr>
-      </w:r>
-    </w:p>
-    <w:p>
-      <w:pPr/>
-      <w:r>
-        <w:rPr>
-          <w:lang w:val="zh_TW" w:bidi="zh_TW"/>
-        </w:rPr>
-      </w:r>
-    </w:p>
-    <w:p>
-      <w:pPr>
-        <w:pStyle w:val="Heading2"/>
-      </w:pPr>
-      <w:r>
-        <w:rPr>
-          <w:lang w:val="zh_TW" w:bidi="zh_TW"/>
-        </w:rPr>
-        <w:t>西番雅書 2:4–3:20</w:t>
-      </w:r>
-      <w:r>
-        <w:rPr>
-          <w:lang w:val="zh_TW" w:bidi="zh_TW"/>
-        </w:rPr>
-      </w:r>
-    </w:p>
-    <w:p>
-      <w:pPr/>
-      <w:r>
-        <w:rPr>
-          <w:lang w:val="zh_TW" w:bidi="zh_TW"/>
-        </w:rPr>
-      </w:r>
-      <w:r>
-        <w:rPr>
-          <w:lang w:val="zh_TW" w:bidi="zh_TW"/>
-        </w:rPr>
-        <w:t>在回到對猶大和耶路撒冷的審判（</w:t>
-      </w:r>
-      <w:hyperlink r:id="rId60">
-        <w:r>
-          <w:rPr>
-            <w:lang w:val="zh_TW" w:bidi="zh_TW"/>
-          </w:rPr>
-          <w:rPr>
-            <w:color w:val="0000EE"/>
-            <w:u w:val="single"/>
-          </w:rPr>
-          <w:t>3:1–8</w:t>
-        </w:r>
-      </w:hyperlink>
-      <w:r>
-        <w:rPr>
-          <w:lang w:val="zh_TW" w:bidi="zh_TW"/>
-        </w:rPr>
-        <w:t>）之前，西番雅將注意力轉向了對外邦的審判（</w:t>
-      </w:r>
-      <w:hyperlink r:id="rId61">
-        <w:r>
-          <w:rPr>
-            <w:lang w:val="zh_TW" w:bidi="zh_TW"/>
-          </w:rPr>
-          <w:rPr>
-            <w:color w:val="0000EE"/>
-            <w:u w:val="single"/>
-          </w:rPr>
-          <w:t>2:4–15</w:t>
-        </w:r>
-      </w:hyperlink>
-      <w:r>
-        <w:rPr>
-          <w:lang w:val="zh_TW" w:bidi="zh_TW"/>
-        </w:rPr>
-        <w:t>）。隨後，他概述了神對其已潔淨的及順服的子民的計劃（</w:t>
-      </w:r>
-      <w:hyperlink r:id="rId62">
-        <w:r>
-          <w:rPr>
-            <w:lang w:val="zh_TW" w:bidi="zh_TW"/>
-          </w:rPr>
-          <w:rPr>
-            <w:color w:val="0000EE"/>
-            <w:u w:val="single"/>
-          </w:rPr>
-          <w:t>3:9–20</w:t>
-        </w:r>
-      </w:hyperlink>
-      <w:r>
-        <w:rPr>
-          <w:lang w:val="zh_TW" w:bidi="zh_TW"/>
-        </w:rPr>
-        <w:t>）。</w:t>
-      </w:r>
-      <w:r>
-        <w:rPr>
-          <w:lang w:val="zh_TW" w:bidi="zh_TW"/>
-        </w:rPr>
-      </w:r>
-      <w:r>
-        <w:rPr>
-          <w:lang w:val="zh_TW" w:bidi="zh_TW"/>
-        </w:rPr>
-      </w:r>
-    </w:p>
-    <w:p>
-      <w:pPr/>
-      <w:r>
-        <w:rPr>
-          <w:lang w:val="zh_TW" w:bidi="zh_TW"/>
-        </w:rPr>
-      </w:r>
-    </w:p>
-    <w:p>
-      <w:pPr>
-        <w:pStyle w:val="Heading2"/>
-      </w:pPr>
-      <w:r>
-        <w:rPr>
-          <w:lang w:val="zh_TW" w:bidi="zh_TW"/>
-        </w:rPr>
-        <w:t>西番雅書 2:5</w:t>
-      </w:r>
-      <w:r>
-        <w:rPr>
-          <w:lang w:val="zh_TW" w:bidi="zh_TW"/>
-        </w:rPr>
-      </w:r>
-    </w:p>
-    <w:p>
-      <w:pPr/>
-      <w:r>
-        <w:rPr>
-          <w:lang w:val="zh_TW" w:bidi="zh_TW"/>
-        </w:rPr>
-      </w:r>
-      <w:r>
-        <w:rPr>
-          <w:lang w:val="zh_TW" w:bidi="zh_TW"/>
-        </w:rPr>
-        <w:t>舊約聖經學者認為非利士人來自克里特島（</w:t>
-      </w:r>
-      <w:r>
-        <w:rPr>
-          <w:lang w:val="zh_TW" w:bidi="zh_TW"/>
-        </w:rPr>
-        <w:t>Island of Crete，</w:t>
-      </w:r>
-      <w:r>
-        <w:rPr>
-          <w:lang w:val="zh_TW" w:bidi="zh_TW"/>
-        </w:rPr>
-        <w:t>參</w:t>
-      </w:r>
-      <w:hyperlink r:id="rId63">
-        <w:r>
-          <w:rPr>
-            <w:lang w:val="zh_TW" w:bidi="zh_TW"/>
-          </w:rPr>
-          <w:rPr>
-            <w:color w:val="0000EE"/>
-            <w:u w:val="single"/>
-          </w:rPr>
-          <w:t>結25:16</w:t>
-        </w:r>
-      </w:hyperlink>
-      <w:r>
-        <w:rPr>
-          <w:lang w:val="zh_TW" w:bidi="zh_TW"/>
-        </w:rPr>
-        <w:t>）。</w:t>
-      </w:r>
-      <w:r>
-        <w:rPr>
-          <w:lang w:val="zh_TW" w:bidi="zh_TW"/>
-        </w:rPr>
-      </w:r>
-      <w:r>
-        <w:rPr>
-          <w:lang w:val="zh_TW" w:bidi="zh_TW"/>
-        </w:rPr>
-      </w:r>
-    </w:p>
-    <w:p>
-      <w:pPr/>
-      <w:r>
-        <w:rPr>
-          <w:lang w:val="zh_TW" w:bidi="zh_TW"/>
-        </w:rPr>
-      </w:r>
-    </w:p>
-    <w:p>
-      <w:pPr>
-        <w:pStyle w:val="Heading2"/>
-      </w:pPr>
-      <w:r>
-        <w:rPr>
-          <w:lang w:val="zh_TW" w:bidi="zh_TW"/>
-        </w:rPr>
-        <w:t>西番雅書 2:6</w:t>
-      </w:r>
-      <w:r>
-        <w:rPr>
-          <w:lang w:val="zh_TW" w:bidi="zh_TW"/>
-        </w:rPr>
-      </w:r>
-    </w:p>
-    <w:p>
-      <w:pPr/>
-      <w:r>
-        <w:rPr>
-          <w:lang w:val="zh_TW" w:bidi="zh_TW"/>
-        </w:rPr>
-      </w:r>
-      <w:r>
-        <w:rPr>
-          <w:lang w:val="zh_TW" w:bidi="zh_TW"/>
-        </w:rPr>
-        <w:t>草場......牧人的住處和羊群的圈：城市的毀滅及其恢復自然狀態代表來自神的嚴厲懲罰。另見</w:t>
-      </w:r>
-      <w:hyperlink r:id="rId64">
-        <w:r>
-          <w:rPr>
-            <w:lang w:val="zh_TW" w:bidi="zh_TW"/>
-          </w:rPr>
-          <w:rPr>
-            <w:color w:val="0000EE"/>
-            <w:u w:val="single"/>
-          </w:rPr>
-          <w:t>以賽亞書七章23至25節</w:t>
-        </w:r>
-      </w:hyperlink>
-      <w:r>
-        <w:rPr>
-          <w:lang w:val="zh_TW" w:bidi="zh_TW"/>
-        </w:rPr>
-        <w:t>，</w:t>
-      </w:r>
-      <w:hyperlink r:id="rId65">
-        <w:r>
-          <w:rPr>
-            <w:lang w:val="zh_TW" w:bidi="zh_TW"/>
-          </w:rPr>
-          <w:rPr>
-            <w:color w:val="0000EE"/>
-            <w:u w:val="single"/>
-          </w:rPr>
-          <w:t>十三章19至21節</w:t>
-        </w:r>
-      </w:hyperlink>
-      <w:r>
-        <w:rPr>
-          <w:lang w:val="zh_TW" w:bidi="zh_TW"/>
-        </w:rPr>
-        <w:t>，</w:t>
-      </w:r>
-      <w:hyperlink r:id="rId66">
-        <w:r>
-          <w:rPr>
-            <w:lang w:val="zh_TW" w:bidi="zh_TW"/>
-          </w:rPr>
-          <w:rPr>
-            <w:color w:val="0000EE"/>
-            <w:u w:val="single"/>
-          </w:rPr>
-          <w:t>三十二章9至15節</w:t>
-        </w:r>
-      </w:hyperlink>
-      <w:r>
-        <w:rPr>
-          <w:lang w:val="zh_TW" w:bidi="zh_TW"/>
-        </w:rPr>
-        <w:t>；</w:t>
-      </w:r>
-      <w:hyperlink r:id="rId67">
-        <w:r>
-          <w:rPr>
-            <w:lang w:val="zh_TW" w:bidi="zh_TW"/>
-          </w:rPr>
-          <w:rPr>
-            <w:color w:val="0000EE"/>
-            <w:u w:val="single"/>
-          </w:rPr>
-          <w:t>以西結書三十五章9節</w:t>
-        </w:r>
-      </w:hyperlink>
-      <w:r>
-        <w:rPr>
-          <w:lang w:val="zh_TW" w:bidi="zh_TW"/>
-        </w:rPr>
-        <w:t>。</w:t>
-      </w:r>
-      <w:r>
-        <w:rPr>
-          <w:lang w:val="zh_TW" w:bidi="zh_TW"/>
-        </w:rPr>
-      </w:r>
-      <w:r>
-        <w:rPr>
-          <w:lang w:val="zh_TW" w:bidi="zh_TW"/>
-        </w:rPr>
-      </w:r>
-    </w:p>
-    <w:p>
-      <w:pPr/>
-      <w:r>
-        <w:rPr>
-          <w:lang w:val="zh_TW" w:bidi="zh_TW"/>
-        </w:rPr>
-      </w:r>
-    </w:p>
-    <w:p>
-      <w:pPr>
-        <w:pStyle w:val="Heading2"/>
-      </w:pPr>
-      <w:r>
-        <w:rPr>
-          <w:lang w:val="zh_TW" w:bidi="zh_TW"/>
-        </w:rPr>
-        <w:t>西番雅書 2:7</w:t>
-      </w:r>
-      <w:r>
-        <w:rPr>
-          <w:lang w:val="zh_TW" w:bidi="zh_TW"/>
-        </w:rPr>
-      </w:r>
-    </w:p>
-    <w:p>
-      <w:pPr/>
-      <w:r>
-        <w:rPr>
-          <w:lang w:val="zh_TW" w:bidi="zh_TW"/>
-        </w:rPr>
-      </w:r>
-      <w:r>
-        <w:rPr>
-          <w:lang w:val="zh_TW" w:bidi="zh_TW"/>
-        </w:rPr>
-        <w:t>敬拜巴力者（</w:t>
-      </w:r>
-      <w:hyperlink r:id="rId68">
-        <w:r>
-          <w:rPr>
-            <w:lang w:val="zh_TW" w:bidi="zh_TW"/>
-          </w:rPr>
-          <w:rPr>
-            <w:color w:val="0000EE"/>
-            <w:u w:val="single"/>
-          </w:rPr>
-          <w:t>1:4</w:t>
-        </w:r>
-      </w:hyperlink>
-      <w:r>
-        <w:rPr>
-          <w:lang w:val="zh_TW" w:bidi="zh_TW"/>
-        </w:rPr>
-        <w:t>）和非利士人將永遠不會被復興（</w:t>
-      </w:r>
-      <w:hyperlink r:id="rId69">
-        <w:r>
-          <w:rPr>
-            <w:lang w:val="zh_TW" w:bidi="zh_TW"/>
-          </w:rPr>
-          <w:rPr>
-            <w:color w:val="0000EE"/>
-            <w:u w:val="single"/>
-          </w:rPr>
-          <w:t>2:4–6</w:t>
-        </w:r>
-      </w:hyperlink>
-      <w:r>
-        <w:rPr>
-          <w:lang w:val="zh_TW" w:bidi="zh_TW"/>
-        </w:rPr>
-        <w:t>；另見</w:t>
-      </w:r>
-      <w:hyperlink r:id="rId70">
-        <w:r>
-          <w:rPr>
-            <w:lang w:val="zh_TW" w:bidi="zh_TW"/>
-          </w:rPr>
-          <w:rPr>
-            <w:color w:val="0000EE"/>
-            <w:u w:val="single"/>
-          </w:rPr>
-          <w:t>摩1:8</w:t>
-        </w:r>
-      </w:hyperlink>
-      <w:r>
-        <w:rPr>
-          <w:lang w:val="zh_TW" w:bidi="zh_TW"/>
-        </w:rPr>
-        <w:t>）。相比之下，神卻應許將祂的餘民帶回他們的土地、牧養他們，並恢復他們至興旺（</w:t>
-      </w:r>
-      <w:hyperlink r:id="rId71">
-        <w:r>
-          <w:rPr>
-            <w:lang w:val="zh_TW" w:bidi="zh_TW"/>
-          </w:rPr>
-          <w:rPr>
-            <w:color w:val="0000EE"/>
-            <w:u w:val="single"/>
-          </w:rPr>
-          <w:t>番3:18–20</w:t>
-        </w:r>
-      </w:hyperlink>
-      <w:r>
-        <w:rPr>
-          <w:lang w:val="zh_TW" w:bidi="zh_TW"/>
-        </w:rPr>
-        <w:t>；</w:t>
-      </w:r>
-      <w:hyperlink r:id="rId72">
-        <w:r>
-          <w:rPr>
-            <w:lang w:val="zh_TW" w:bidi="zh_TW"/>
-          </w:rPr>
-          <w:rPr>
-            <w:color w:val="0000EE"/>
-            <w:u w:val="single"/>
-          </w:rPr>
-          <w:t>賽11:11–16</w:t>
-        </w:r>
-      </w:hyperlink>
-      <w:r>
-        <w:rPr>
-          <w:lang w:val="zh_TW" w:bidi="zh_TW"/>
-        </w:rPr>
-        <w:t>；</w:t>
-      </w:r>
       <w:hyperlink r:id="rId73">
-        <w:r>
-          <w:rPr>
-            <w:lang w:val="zh_TW" w:bidi="zh_TW"/>
-          </w:rPr>
-          <w:rPr>
-            <w:color w:val="0000EE"/>
-            <w:u w:val="single"/>
-          </w:rPr>
-          <w:t>耶23:1–8</w:t>
-        </w:r>
-      </w:hyperlink>
-      <w:r>
-        <w:rPr>
-          <w:lang w:val="zh_TW" w:bidi="zh_TW"/>
-        </w:rPr>
-        <w:t>；</w:t>
-      </w:r>
-      <w:hyperlink r:id="rId74">
-        <w:r>
-          <w:rPr>
-            <w:lang w:val="zh_TW" w:bidi="zh_TW"/>
-          </w:rPr>
-          <w:rPr>
-            <w:color w:val="0000EE"/>
-            <w:u w:val="single"/>
-          </w:rPr>
-          <w:t>結34:11–16</w:t>
-        </w:r>
-      </w:hyperlink>
-      <w:r>
-        <w:rPr>
-          <w:lang w:val="zh_TW" w:bidi="zh_TW"/>
-        </w:rPr>
-        <w:t>，</w:t>
-      </w:r>
-      <w:hyperlink r:id="rId75">
         <w:r>
           <w:rPr>
             <w:lang w:val="zh_TW" w:bidi="zh_TW"/>
@@ -2656,6 +2613,42 @@
         </w:rPr>
         <w:t>摩押人和亞捫人是以色列的傳統仇敵。以色列人經常與他們交戰（見</w:t>
       </w:r>
+      <w:hyperlink r:id="rId74">
+        <w:r>
+          <w:rPr>
+            <w:lang w:val="zh_TW" w:bidi="zh_TW"/>
+          </w:rPr>
+          <w:rPr>
+            <w:color w:val="0000EE"/>
+            <w:u w:val="single"/>
+          </w:rPr>
+          <w:t>王下3:1–27</w:t>
+        </w:r>
+      </w:hyperlink>
+      <w:r>
+        <w:rPr>
+          <w:lang w:val="zh_TW" w:bidi="zh_TW"/>
+        </w:rPr>
+        <w:t>；</w:t>
+      </w:r>
+      <w:hyperlink r:id="rId75">
+        <w:r>
+          <w:rPr>
+            <w:lang w:val="zh_TW" w:bidi="zh_TW"/>
+          </w:rPr>
+          <w:rPr>
+            <w:color w:val="0000EE"/>
+            <w:u w:val="single"/>
+          </w:rPr>
+          <w:t>代下20:1–30</w:t>
+        </w:r>
+      </w:hyperlink>
+      <w:r>
+        <w:rPr>
+          <w:lang w:val="zh_TW" w:bidi="zh_TW"/>
+        </w:rPr>
+        <w:t>），直到最後他們也仍是以色列的敵人（</w:t>
+      </w:r>
       <w:hyperlink r:id="rId76">
         <w:r>
           <w:rPr>
@@ -2665,7 +2658,7 @@
             <w:color w:val="0000EE"/>
             <w:u w:val="single"/>
           </w:rPr>
-          <w:t>王下3:1–27</w:t>
+          <w:t>王下25:25</w:t>
         </w:r>
       </w:hyperlink>
       <w:r>
@@ -2675,42 +2668,6 @@
         <w:t>；</w:t>
       </w:r>
       <w:hyperlink r:id="rId77">
-        <w:r>
-          <w:rPr>
-            <w:lang w:val="zh_TW" w:bidi="zh_TW"/>
-          </w:rPr>
-          <w:rPr>
-            <w:color w:val="0000EE"/>
-            <w:u w:val="single"/>
-          </w:rPr>
-          <w:t>代下20:1–30</w:t>
-        </w:r>
-      </w:hyperlink>
-      <w:r>
-        <w:rPr>
-          <w:lang w:val="zh_TW" w:bidi="zh_TW"/>
-        </w:rPr>
-        <w:t>），直到最後他們也仍是以色列的敵人（</w:t>
-      </w:r>
-      <w:hyperlink r:id="rId78">
-        <w:r>
-          <w:rPr>
-            <w:lang w:val="zh_TW" w:bidi="zh_TW"/>
-          </w:rPr>
-          <w:rPr>
-            <w:color w:val="0000EE"/>
-            <w:u w:val="single"/>
-          </w:rPr>
-          <w:t>王下25:25</w:t>
-        </w:r>
-      </w:hyperlink>
-      <w:r>
-        <w:rPr>
-          <w:lang w:val="zh_TW" w:bidi="zh_TW"/>
-        </w:rPr>
-        <w:t>；</w:t>
-      </w:r>
-      <w:hyperlink r:id="rId79">
         <w:r>
           <w:rPr>
             <w:lang w:val="zh_TW" w:bidi="zh_TW"/>
@@ -2746,7 +2703,7 @@
         </w:rPr>
         <w:t>毀謗......侵犯：以色列人不僅要承受摩押人和亞捫人的反覆攻擊（見</w:t>
       </w:r>
-      <w:hyperlink r:id="rId80">
+      <w:hyperlink r:id="rId78">
         <w:r>
           <w:rPr>
             <w:lang w:val="zh_TW" w:bidi="zh_TW"/>
@@ -2816,6 +2773,42 @@
         </w:rPr>
         <w:t>所多瑪和蛾摩拉的毀滅是神嚴厲審判罪的例子，無論是在舊約聖經中（</w:t>
       </w:r>
+      <w:hyperlink r:id="rId79">
+        <w:r>
+          <w:rPr>
+            <w:lang w:val="zh_TW" w:bidi="zh_TW"/>
+          </w:rPr>
+          <w:rPr>
+            <w:color w:val="0000EE"/>
+            <w:u w:val="single"/>
+          </w:rPr>
+          <w:t>申29:23</w:t>
+        </w:r>
+      </w:hyperlink>
+      <w:r>
+        <w:rPr>
+          <w:lang w:val="zh_TW" w:bidi="zh_TW"/>
+        </w:rPr>
+        <w:t>；</w:t>
+      </w:r>
+      <w:hyperlink r:id="rId80">
+        <w:r>
+          <w:rPr>
+            <w:lang w:val="zh_TW" w:bidi="zh_TW"/>
+          </w:rPr>
+          <w:rPr>
+            <w:color w:val="0000EE"/>
+            <w:u w:val="single"/>
+          </w:rPr>
+          <w:t>賽1:9</w:t>
+        </w:r>
+      </w:hyperlink>
+      <w:r>
+        <w:rPr>
+          <w:lang w:val="zh_TW" w:bidi="zh_TW"/>
+        </w:rPr>
+        <w:t>；</w:t>
+      </w:r>
       <w:hyperlink r:id="rId81">
         <w:r>
           <w:rPr>
@@ -2825,7 +2818,7 @@
             <w:color w:val="0000EE"/>
             <w:u w:val="single"/>
           </w:rPr>
-          <w:t>申29:23</w:t>
+          <w:t>耶23:14</w:t>
         </w:r>
       </w:hyperlink>
       <w:r>
@@ -2843,7 +2836,25 @@
             <w:color w:val="0000EE"/>
             <w:u w:val="single"/>
           </w:rPr>
-          <w:t>賽1:9</w:t>
+          <w:t>摩4:11</w:t>
+        </w:r>
+      </w:hyperlink>
+      <w:r>
+        <w:rPr>
+          <w:lang w:val="zh_TW" w:bidi="zh_TW"/>
+        </w:rPr>
+        <w:t>）還是在新約聖經中（</w:t>
+      </w:r>
+      <w:hyperlink r:id="rId83">
+        <w:r>
+          <w:rPr>
+            <w:lang w:val="zh_TW" w:bidi="zh_TW"/>
+          </w:rPr>
+          <w:rPr>
+            <w:color w:val="0000EE"/>
+            <w:u w:val="single"/>
+          </w:rPr>
+          <w:t>路10:12</w:t>
         </w:r>
       </w:hyperlink>
       <w:r>
@@ -2852,16 +2863,16 @@
         </w:rPr>
         <w:t>；</w:t>
       </w:r>
-      <w:hyperlink r:id="rId83">
-        <w:r>
-          <w:rPr>
-            <w:lang w:val="zh_TW" w:bidi="zh_TW"/>
-          </w:rPr>
-          <w:rPr>
-            <w:color w:val="0000EE"/>
-            <w:u w:val="single"/>
-          </w:rPr>
-          <w:t>耶23:14</w:t>
+      <w:hyperlink r:id="rId84">
+        <w:r>
+          <w:rPr>
+            <w:lang w:val="zh_TW" w:bidi="zh_TW"/>
+          </w:rPr>
+          <w:rPr>
+            <w:color w:val="0000EE"/>
+            <w:u w:val="single"/>
+          </w:rPr>
+          <w:t>羅9:29</w:t>
         </w:r>
       </w:hyperlink>
       <w:r>
@@ -2870,61 +2881,7 @@
         </w:rPr>
         <w:t>；</w:t>
       </w:r>
-      <w:hyperlink r:id="rId84">
-        <w:r>
-          <w:rPr>
-            <w:lang w:val="zh_TW" w:bidi="zh_TW"/>
-          </w:rPr>
-          <w:rPr>
-            <w:color w:val="0000EE"/>
-            <w:u w:val="single"/>
-          </w:rPr>
-          <w:t>摩4:11</w:t>
-        </w:r>
-      </w:hyperlink>
-      <w:r>
-        <w:rPr>
-          <w:lang w:val="zh_TW" w:bidi="zh_TW"/>
-        </w:rPr>
-        <w:t>）還是在新約聖經中（</w:t>
-      </w:r>
       <w:hyperlink r:id="rId85">
-        <w:r>
-          <w:rPr>
-            <w:lang w:val="zh_TW" w:bidi="zh_TW"/>
-          </w:rPr>
-          <w:rPr>
-            <w:color w:val="0000EE"/>
-            <w:u w:val="single"/>
-          </w:rPr>
-          <w:t>路10:12</w:t>
-        </w:r>
-      </w:hyperlink>
-      <w:r>
-        <w:rPr>
-          <w:lang w:val="zh_TW" w:bidi="zh_TW"/>
-        </w:rPr>
-        <w:t>；</w:t>
-      </w:r>
-      <w:hyperlink r:id="rId86">
-        <w:r>
-          <w:rPr>
-            <w:lang w:val="zh_TW" w:bidi="zh_TW"/>
-          </w:rPr>
-          <w:rPr>
-            <w:color w:val="0000EE"/>
-            <w:u w:val="single"/>
-          </w:rPr>
-          <w:t>羅9:29</w:t>
-        </w:r>
-      </w:hyperlink>
-      <w:r>
-        <w:rPr>
-          <w:lang w:val="zh_TW" w:bidi="zh_TW"/>
-        </w:rPr>
-        <w:t>；</w:t>
-      </w:r>
-      <w:hyperlink r:id="rId87">
         <w:r>
           <w:rPr>
             <w:lang w:val="zh_TW" w:bidi="zh_TW"/>
@@ -2960,7 +2917,7 @@
         </w:rPr>
         <w:t>鹽坑：一片荒蕪的廢墟（</w:t>
       </w:r>
-      <w:hyperlink r:id="rId81">
+      <w:hyperlink r:id="rId79">
         <w:r>
           <w:rPr>
             <w:lang w:val="zh_TW" w:bidi="zh_TW"/>
@@ -2978,6 +2935,42 @@
         </w:rPr>
         <w:t>；</w:t>
       </w:r>
+      <w:hyperlink r:id="rId86">
+        <w:r>
+          <w:rPr>
+            <w:lang w:val="zh_TW" w:bidi="zh_TW"/>
+          </w:rPr>
+          <w:rPr>
+            <w:color w:val="0000EE"/>
+            <w:u w:val="single"/>
+          </w:rPr>
+          <w:t>詩107:34</w:t>
+        </w:r>
+      </w:hyperlink>
+      <w:r>
+        <w:rPr>
+          <w:lang w:val="zh_TW" w:bidi="zh_TW"/>
+        </w:rPr>
+        <w:t>；</w:t>
+      </w:r>
+      <w:hyperlink r:id="rId87">
+        <w:r>
+          <w:rPr>
+            <w:lang w:val="zh_TW" w:bidi="zh_TW"/>
+          </w:rPr>
+          <w:rPr>
+            <w:color w:val="0000EE"/>
+            <w:u w:val="single"/>
+          </w:rPr>
+          <w:t>耶17:6</w:t>
+        </w:r>
+      </w:hyperlink>
+      <w:r>
+        <w:rPr>
+          <w:lang w:val="zh_TW" w:bidi="zh_TW"/>
+        </w:rPr>
+        <w:t>）。用鹽撒地是永久審判的標記（見</w:t>
+      </w:r>
       <w:hyperlink r:id="rId88">
         <w:r>
           <w:rPr>
@@ -2987,7 +2980,73 @@
             <w:color w:val="0000EE"/>
             <w:u w:val="single"/>
           </w:rPr>
-          <w:t>詩107:34</w:t>
+          <w:t>士9:45</w:t>
+        </w:r>
+      </w:hyperlink>
+      <w:r>
+        <w:rPr>
+          <w:lang w:val="zh_TW" w:bidi="zh_TW"/>
+        </w:rPr>
+        <w:t>），因為它會使土地貧瘠。</w:t>
+      </w:r>
+      <w:r>
+        <w:rPr>
+          <w:lang w:val="zh_TW" w:bidi="zh_TW"/>
+        </w:rPr>
+      </w:r>
+      <w:r>
+        <w:rPr>
+          <w:lang w:val="zh_TW" w:bidi="zh_TW"/>
+        </w:rPr>
+      </w:r>
+    </w:p>
+    <w:p>
+      <w:pPr/>
+      <w:r>
+        <w:rPr>
+          <w:lang w:val="zh_TW" w:bidi="zh_TW"/>
+        </w:rPr>
+      </w:r>
+    </w:p>
+    <w:p>
+      <w:pPr>
+        <w:pStyle w:val="Heading2"/>
+      </w:pPr>
+      <w:r>
+        <w:rPr>
+          <w:lang w:val="zh_TW" w:bidi="zh_TW"/>
+        </w:rPr>
+        <w:t>西番雅書 2:11</w:t>
+      </w:r>
+      <w:r>
+        <w:rPr>
+          <w:lang w:val="zh_TW" w:bidi="zh_TW"/>
+        </w:rPr>
+      </w:r>
+    </w:p>
+    <w:p>
+      <w:pPr/>
+      <w:r>
+        <w:rPr>
+          <w:lang w:val="zh_TW" w:bidi="zh_TW"/>
+        </w:rPr>
+      </w:r>
+      <w:r>
+        <w:rPr>
+          <w:lang w:val="zh_TW" w:bidi="zh_TW"/>
+        </w:rPr>
+        <w:t>列國海島的居民......敬拜他：在歷史的末了，一切地方的所有人都將單單敬拜神（</w:t>
+      </w:r>
+      <w:hyperlink r:id="rId89">
+        <w:r>
+          <w:rPr>
+            <w:lang w:val="zh_TW" w:bidi="zh_TW"/>
+          </w:rPr>
+          <w:rPr>
+            <w:color w:val="0000EE"/>
+            <w:u w:val="single"/>
+          </w:rPr>
+          <w:t>3:9</w:t>
         </w:r>
       </w:hyperlink>
       <w:r>
@@ -2996,24 +3055,6 @@
         </w:rPr>
         <w:t>；</w:t>
       </w:r>
-      <w:hyperlink r:id="rId89">
-        <w:r>
-          <w:rPr>
-            <w:lang w:val="zh_TW" w:bidi="zh_TW"/>
-          </w:rPr>
-          <w:rPr>
-            <w:color w:val="0000EE"/>
-            <w:u w:val="single"/>
-          </w:rPr>
-          <w:t>耶17:6</w:t>
-        </w:r>
-      </w:hyperlink>
-      <w:r>
-        <w:rPr>
-          <w:lang w:val="zh_TW" w:bidi="zh_TW"/>
-        </w:rPr>
-        <w:t>）。用鹽撒地是永久審判的標記（見</w:t>
-      </w:r>
       <w:hyperlink r:id="rId90">
         <w:r>
           <w:rPr>
@@ -3023,14 +3064,50 @@
             <w:color w:val="0000EE"/>
             <w:u w:val="single"/>
           </w:rPr>
-          <w:t>士9:45</w:t>
-        </w:r>
-      </w:hyperlink>
-      <w:r>
-        <w:rPr>
-          <w:lang w:val="zh_TW" w:bidi="zh_TW"/>
-        </w:rPr>
-        <w:t>），因為它會使土地貧瘠。</w:t>
+          <w:t>詩66:4</w:t>
+        </w:r>
+      </w:hyperlink>
+      <w:r>
+        <w:rPr>
+          <w:lang w:val="zh_TW" w:bidi="zh_TW"/>
+        </w:rPr>
+        <w:t>；</w:t>
+      </w:r>
+      <w:hyperlink r:id="rId91">
+        <w:r>
+          <w:rPr>
+            <w:lang w:val="zh_TW" w:bidi="zh_TW"/>
+          </w:rPr>
+          <w:rPr>
+            <w:color w:val="0000EE"/>
+            <w:u w:val="single"/>
+          </w:rPr>
+          <w:t>彌4:1–2</w:t>
+        </w:r>
+      </w:hyperlink>
+      <w:r>
+        <w:rPr>
+          <w:lang w:val="zh_TW" w:bidi="zh_TW"/>
+        </w:rPr>
+        <w:t>；</w:t>
+      </w:r>
+      <w:hyperlink r:id="rId92">
+        <w:r>
+          <w:rPr>
+            <w:lang w:val="zh_TW" w:bidi="zh_TW"/>
+          </w:rPr>
+          <w:rPr>
+            <w:color w:val="0000EE"/>
+            <w:u w:val="single"/>
+          </w:rPr>
+          <w:t>亞14:16</w:t>
+        </w:r>
+      </w:hyperlink>
+      <w:r>
+        <w:rPr>
+          <w:lang w:val="zh_TW" w:bidi="zh_TW"/>
+        </w:rPr>
+        <w:t>）。</w:t>
       </w:r>
       <w:r>
         <w:rPr>
@@ -3059,7 +3136,7 @@
         <w:rPr>
           <w:lang w:val="zh_TW" w:bidi="zh_TW"/>
         </w:rPr>
-        <w:t>西番雅書 2:11</w:t>
+        <w:t>西番雅書 2:12</w:t>
       </w:r>
       <w:r>
         <w:rPr>
@@ -3078,79 +3155,20 @@
         <w:rPr>
           <w:lang w:val="zh_TW" w:bidi="zh_TW"/>
         </w:rPr>
-        <w:t>列國海島的居民......敬拜他：在歷史的末了，一切地方的所有人都將單單敬拜神（</w:t>
-      </w:r>
-      <w:hyperlink r:id="rId91">
-        <w:r>
-          <w:rPr>
-            <w:lang w:val="zh_TW" w:bidi="zh_TW"/>
-          </w:rPr>
-          <w:rPr>
-            <w:color w:val="0000EE"/>
-            <w:u w:val="single"/>
-          </w:rPr>
-          <w:t>3:9</w:t>
-        </w:r>
-      </w:hyperlink>
-      <w:r>
-        <w:rPr>
-          <w:lang w:val="zh_TW" w:bidi="zh_TW"/>
-        </w:rPr>
-        <w:t>；</w:t>
-      </w:r>
-      <w:hyperlink r:id="rId92">
-        <w:r>
-          <w:rPr>
-            <w:lang w:val="zh_TW" w:bidi="zh_TW"/>
-          </w:rPr>
-          <w:rPr>
-            <w:color w:val="0000EE"/>
-            <w:u w:val="single"/>
-          </w:rPr>
-          <w:t>詩66:4</w:t>
-        </w:r>
-      </w:hyperlink>
-      <w:r>
-        <w:rPr>
-          <w:lang w:val="zh_TW" w:bidi="zh_TW"/>
-        </w:rPr>
-        <w:t>；</w:t>
-      </w:r>
-      <w:hyperlink r:id="rId93">
-        <w:r>
-          <w:rPr>
-            <w:lang w:val="zh_TW" w:bidi="zh_TW"/>
-          </w:rPr>
-          <w:rPr>
-            <w:color w:val="0000EE"/>
-            <w:u w:val="single"/>
-          </w:rPr>
-          <w:t>彌4:1–2</w:t>
-        </w:r>
-      </w:hyperlink>
-      <w:r>
-        <w:rPr>
-          <w:lang w:val="zh_TW" w:bidi="zh_TW"/>
-        </w:rPr>
-        <w:t>；</w:t>
-      </w:r>
-      <w:hyperlink r:id="rId94">
-        <w:r>
-          <w:rPr>
-            <w:lang w:val="zh_TW" w:bidi="zh_TW"/>
-          </w:rPr>
-          <w:rPr>
-            <w:color w:val="0000EE"/>
-            <w:u w:val="single"/>
-          </w:rPr>
-          <w:t>亞14:16</w:t>
-        </w:r>
-      </w:hyperlink>
-      <w:r>
-        <w:rPr>
-          <w:lang w:val="zh_TW" w:bidi="zh_TW"/>
-        </w:rPr>
-        <w:t>）。</w:t>
+        <w:t>古實人：希伯來文為</w:t>
+      </w:r>
+      <w:r>
+        <w:rPr>
+          <w:i/>
+          <w:lang w:val="zh_TW" w:bidi="zh_TW"/>
+        </w:rPr>
+        <w:t>Cushites。</w:t>
+      </w:r>
+      <w:r>
+        <w:rPr>
+          <w:lang w:val="zh_TW" w:bidi="zh_TW"/>
+        </w:rPr>
+        <w:t xml:space="preserve"> 雖然這個希伯來用語可以指當時已知世界南部邊緣的任何國家或民族，但在此特指統治埃及的衣索匹亞王朝（Ethiopian dynasty）。</w:t>
       </w:r>
       <w:r>
         <w:rPr>
@@ -3179,7 +3197,7 @@
         <w:rPr>
           <w:lang w:val="zh_TW" w:bidi="zh_TW"/>
         </w:rPr>
-        <w:t>西番雅書 2:12</w:t>
+        <w:t>西番雅書 2:13</w:t>
       </w:r>
       <w:r>
         <w:rPr>
@@ -3198,70 +3216,9 @@
         <w:rPr>
           <w:lang w:val="zh_TW" w:bidi="zh_TW"/>
         </w:rPr>
-        <w:t>古實人：希伯來文為</w:t>
-      </w:r>
-      <w:r>
-        <w:rPr>
-          <w:i/>
-          <w:lang w:val="zh_TW" w:bidi="zh_TW"/>
-        </w:rPr>
-        <w:t>Cushites。</w:t>
-      </w:r>
-      <w:r>
-        <w:rPr>
-          <w:lang w:val="zh_TW" w:bidi="zh_TW"/>
-        </w:rPr>
-        <w:t xml:space="preserve"> 雖然這個希伯來用語可以指當時已知世界南部邊緣的任何國家或民族，但在此特指統治埃及的衣索匹亞王朝（Ethiopian dynasty）。</w:t>
-      </w:r>
-      <w:r>
-        <w:rPr>
-          <w:lang w:val="zh_TW" w:bidi="zh_TW"/>
-        </w:rPr>
-      </w:r>
-      <w:r>
-        <w:rPr>
-          <w:lang w:val="zh_TW" w:bidi="zh_TW"/>
-        </w:rPr>
-      </w:r>
-    </w:p>
-    <w:p>
-      <w:pPr/>
-      <w:r>
-        <w:rPr>
-          <w:lang w:val="zh_TW" w:bidi="zh_TW"/>
-        </w:rPr>
-      </w:r>
-    </w:p>
-    <w:p>
-      <w:pPr>
-        <w:pStyle w:val="Heading2"/>
-      </w:pPr>
-      <w:r>
-        <w:rPr>
-          <w:lang w:val="zh_TW" w:bidi="zh_TW"/>
-        </w:rPr>
-        <w:t>西番雅書 2:13</w:t>
-      </w:r>
-      <w:r>
-        <w:rPr>
-          <w:lang w:val="zh_TW" w:bidi="zh_TW"/>
-        </w:rPr>
-      </w:r>
-    </w:p>
-    <w:p>
-      <w:pPr/>
-      <w:r>
-        <w:rPr>
-          <w:lang w:val="zh_TW" w:bidi="zh_TW"/>
-        </w:rPr>
-      </w:r>
-      <w:r>
-        <w:rPr>
-          <w:lang w:val="zh_TW" w:bidi="zh_TW"/>
-        </w:rPr>
         <w:t>西番雅從南方（</w:t>
       </w:r>
-      <w:hyperlink r:id="rId58">
+      <w:hyperlink r:id="rId56">
         <w:r>
           <w:rPr>
             <w:lang w:val="zh_TW" w:bidi="zh_TW"/>
@@ -3391,43 +3348,43 @@
         </w:rPr>
         <w:t>荒涼：毀滅是如此確定且不可逆轉（見</w:t>
       </w:r>
+      <w:hyperlink r:id="rId93">
+        <w:r>
+          <w:rPr>
+            <w:lang w:val="zh_TW" w:bidi="zh_TW"/>
+          </w:rPr>
+          <w:rPr>
+            <w:color w:val="0000EE"/>
+            <w:u w:val="single"/>
+          </w:rPr>
+          <w:t>鴻1:14</w:t>
+        </w:r>
+      </w:hyperlink>
+      <w:r>
+        <w:rPr>
+          <w:lang w:val="zh_TW" w:bidi="zh_TW"/>
+        </w:rPr>
+        <w:t>，</w:t>
+      </w:r>
+      <w:hyperlink r:id="rId94">
+        <w:r>
+          <w:rPr>
+            <w:lang w:val="zh_TW" w:bidi="zh_TW"/>
+          </w:rPr>
+          <w:rPr>
+            <w:color w:val="0000EE"/>
+            <w:u w:val="single"/>
+          </w:rPr>
+          <w:t>2:13</w:t>
+        </w:r>
+      </w:hyperlink>
+      <w:r>
+        <w:rPr>
+          <w:lang w:val="zh_TW" w:bidi="zh_TW"/>
+        </w:rPr>
+        <w:t>，</w:t>
+      </w:r>
       <w:hyperlink r:id="rId95">
-        <w:r>
-          <w:rPr>
-            <w:lang w:val="zh_TW" w:bidi="zh_TW"/>
-          </w:rPr>
-          <w:rPr>
-            <w:color w:val="0000EE"/>
-            <w:u w:val="single"/>
-          </w:rPr>
-          <w:t>鴻1:14</w:t>
-        </w:r>
-      </w:hyperlink>
-      <w:r>
-        <w:rPr>
-          <w:lang w:val="zh_TW" w:bidi="zh_TW"/>
-        </w:rPr>
-        <w:t>，</w:t>
-      </w:r>
-      <w:hyperlink r:id="rId96">
-        <w:r>
-          <w:rPr>
-            <w:lang w:val="zh_TW" w:bidi="zh_TW"/>
-          </w:rPr>
-          <w:rPr>
-            <w:color w:val="0000EE"/>
-            <w:u w:val="single"/>
-          </w:rPr>
-          <w:t>2:13</w:t>
-        </w:r>
-      </w:hyperlink>
-      <w:r>
-        <w:rPr>
-          <w:lang w:val="zh_TW" w:bidi="zh_TW"/>
-        </w:rPr>
-        <w:t>，</w:t>
-      </w:r>
-      <w:hyperlink r:id="rId97">
         <w:r>
           <w:rPr>
             <w:lang w:val="zh_TW" w:bidi="zh_TW"/>
@@ -3523,6 +3480,186 @@
         </w:rPr>
         <w:t>被污穢的耶路撒冷已經遠離了其應成為聖城的呼召 （</w:t>
       </w:r>
+      <w:hyperlink r:id="rId96">
+        <w:r>
+          <w:rPr>
+            <w:lang w:val="zh_TW" w:bidi="zh_TW"/>
+          </w:rPr>
+          <w:rPr>
+            <w:color w:val="0000EE"/>
+            <w:u w:val="single"/>
+          </w:rPr>
+          <w:t>賽52:1</w:t>
+        </w:r>
+      </w:hyperlink>
+      <w:r>
+        <w:rPr>
+          <w:lang w:val="zh_TW" w:bidi="zh_TW"/>
+        </w:rPr>
+        <w:t>）。</w:t>
+      </w:r>
+      <w:r>
+        <w:rPr>
+          <w:lang w:val="zh_TW" w:bidi="zh_TW"/>
+        </w:rPr>
+      </w:r>
+      <w:r>
+        <w:rPr>
+          <w:lang w:val="zh_TW" w:bidi="zh_TW"/>
+        </w:rPr>
+      </w:r>
+    </w:p>
+    <w:p>
+      <w:pPr/>
+      <w:r>
+        <w:rPr>
+          <w:lang w:val="zh_TW" w:bidi="zh_TW"/>
+        </w:rPr>
+      </w:r>
+    </w:p>
+    <w:p>
+      <w:pPr>
+        <w:pStyle w:val="Heading2"/>
+      </w:pPr>
+      <w:r>
+        <w:rPr>
+          <w:lang w:val="zh_TW" w:bidi="zh_TW"/>
+        </w:rPr>
+        <w:t>西番雅書 3:1–8</w:t>
+      </w:r>
+      <w:r>
+        <w:rPr>
+          <w:lang w:val="zh_TW" w:bidi="zh_TW"/>
+        </w:rPr>
+      </w:r>
+    </w:p>
+    <w:p>
+      <w:pPr/>
+      <w:r>
+        <w:rPr>
+          <w:lang w:val="zh_TW" w:bidi="zh_TW"/>
+        </w:rPr>
+      </w:r>
+      <w:r>
+        <w:rPr>
+          <w:lang w:val="zh_TW" w:bidi="zh_TW"/>
+        </w:rPr>
+        <w:t>西番雅對猶大和耶路撒冷宣告了一條悲哀的信息，並告誡他們要耐心等待神公義審判的結果。</w:t>
+      </w:r>
+      <w:r>
+        <w:rPr>
+          <w:lang w:val="zh_TW" w:bidi="zh_TW"/>
+        </w:rPr>
+      </w:r>
+      <w:r>
+        <w:rPr>
+          <w:lang w:val="zh_TW" w:bidi="zh_TW"/>
+        </w:rPr>
+      </w:r>
+    </w:p>
+    <w:p>
+      <w:pPr/>
+      <w:r>
+        <w:rPr>
+          <w:lang w:val="zh_TW" w:bidi="zh_TW"/>
+        </w:rPr>
+      </w:r>
+    </w:p>
+    <w:p>
+      <w:pPr>
+        <w:pStyle w:val="Heading2"/>
+      </w:pPr>
+      <w:r>
+        <w:rPr>
+          <w:lang w:val="zh_TW" w:bidi="zh_TW"/>
+        </w:rPr>
+        <w:t>西番雅書 3:3–4</w:t>
+      </w:r>
+      <w:r>
+        <w:rPr>
+          <w:lang w:val="zh_TW" w:bidi="zh_TW"/>
+        </w:rPr>
+      </w:r>
+    </w:p>
+    <w:p>
+      <w:pPr/>
+      <w:r>
+        <w:rPr>
+          <w:lang w:val="zh_TW" w:bidi="zh_TW"/>
+        </w:rPr>
+      </w:r>
+      <w:r>
+        <w:rPr>
+          <w:lang w:val="zh_TW" w:bidi="zh_TW"/>
+        </w:rPr>
+        <w:t>另見</w:t>
+      </w:r>
+      <w:hyperlink r:id="rId97">
+        <w:r>
+          <w:rPr>
+            <w:lang w:val="zh_TW" w:bidi="zh_TW"/>
+          </w:rPr>
+          <w:rPr>
+            <w:color w:val="0000EE"/>
+            <w:u w:val="single"/>
+          </w:rPr>
+          <w:t>以西結書二十二章23至29節</w:t>
+        </w:r>
+      </w:hyperlink>
+      <w:r>
+        <w:rPr>
+          <w:lang w:val="zh_TW" w:bidi="zh_TW"/>
+        </w:rPr>
+        <w:t>。</w:t>
+      </w:r>
+      <w:r>
+        <w:rPr>
+          <w:lang w:val="zh_TW" w:bidi="zh_TW"/>
+        </w:rPr>
+      </w:r>
+      <w:r>
+        <w:rPr>
+          <w:lang w:val="zh_TW" w:bidi="zh_TW"/>
+        </w:rPr>
+      </w:r>
+    </w:p>
+    <w:p>
+      <w:pPr/>
+      <w:r>
+        <w:rPr>
+          <w:lang w:val="zh_TW" w:bidi="zh_TW"/>
+        </w:rPr>
+      </w:r>
+    </w:p>
+    <w:p>
+      <w:pPr>
+        <w:pStyle w:val="Heading2"/>
+      </w:pPr>
+      <w:r>
+        <w:rPr>
+          <w:lang w:val="zh_TW" w:bidi="zh_TW"/>
+        </w:rPr>
+        <w:t>西番雅書 3:5</w:t>
+      </w:r>
+      <w:r>
+        <w:rPr>
+          <w:lang w:val="zh_TW" w:bidi="zh_TW"/>
+        </w:rPr>
+      </w:r>
+    </w:p>
+    <w:p>
+      <w:pPr/>
+      <w:r>
+        <w:rPr>
+          <w:lang w:val="zh_TW" w:bidi="zh_TW"/>
+        </w:rPr>
+      </w:r>
+      <w:r>
+        <w:rPr>
+          <w:lang w:val="zh_TW" w:bidi="zh_TW"/>
+        </w:rPr>
+        <w:t>祂沒有做錯什麼，不像</w:t>
+      </w:r>
       <w:hyperlink r:id="rId98">
         <w:r>
           <w:rPr>
@@ -3532,14 +3669,14 @@
             <w:color w:val="0000EE"/>
             <w:u w:val="single"/>
           </w:rPr>
-          <w:t>賽52:1</w:t>
-        </w:r>
-      </w:hyperlink>
-      <w:r>
-        <w:rPr>
-          <w:lang w:val="zh_TW" w:bidi="zh_TW"/>
-        </w:rPr>
-        <w:t>）。</w:t>
+          <w:t>三章3至4節</w:t>
+        </w:r>
+      </w:hyperlink>
+      <w:r>
+        <w:rPr>
+          <w:lang w:val="zh_TW" w:bidi="zh_TW"/>
+        </w:rPr>
+        <w:t>中所提到的那些人。</w:t>
       </w:r>
       <w:r>
         <w:rPr>
@@ -3568,7 +3705,7 @@
         <w:rPr>
           <w:lang w:val="zh_TW" w:bidi="zh_TW"/>
         </w:rPr>
-        <w:t>西番雅書 3:1–8</w:t>
+        <w:t>西番雅書 3:7</w:t>
       </w:r>
       <w:r>
         <w:rPr>
@@ -3587,55 +3724,7 @@
         <w:rPr>
           <w:lang w:val="zh_TW" w:bidi="zh_TW"/>
         </w:rPr>
-        <w:t>西番雅對猶大和耶路撒冷宣告了一條悲哀的信息，並告誡他們要耐心等待神公義審判的結果。</w:t>
-      </w:r>
-      <w:r>
-        <w:rPr>
-          <w:lang w:val="zh_TW" w:bidi="zh_TW"/>
-        </w:rPr>
-      </w:r>
-      <w:r>
-        <w:rPr>
-          <w:lang w:val="zh_TW" w:bidi="zh_TW"/>
-        </w:rPr>
-      </w:r>
-    </w:p>
-    <w:p>
-      <w:pPr/>
-      <w:r>
-        <w:rPr>
-          <w:lang w:val="zh_TW" w:bidi="zh_TW"/>
-        </w:rPr>
-      </w:r>
-    </w:p>
-    <w:p>
-      <w:pPr>
-        <w:pStyle w:val="Heading2"/>
-      </w:pPr>
-      <w:r>
-        <w:rPr>
-          <w:lang w:val="zh_TW" w:bidi="zh_TW"/>
-        </w:rPr>
-        <w:t>西番雅書 3:3–4</w:t>
-      </w:r>
-      <w:r>
-        <w:rPr>
-          <w:lang w:val="zh_TW" w:bidi="zh_TW"/>
-        </w:rPr>
-      </w:r>
-    </w:p>
-    <w:p>
-      <w:pPr/>
-      <w:r>
-        <w:rPr>
-          <w:lang w:val="zh_TW" w:bidi="zh_TW"/>
-        </w:rPr>
-      </w:r>
-      <w:r>
-        <w:rPr>
-          <w:lang w:val="zh_TW" w:bidi="zh_TW"/>
-        </w:rPr>
-        <w:t>另見</w:t>
+        <w:t>從早起來：耶路撒冷的市民一大早便迫不及待地跳下床，去做更多的惡事（參</w:t>
       </w:r>
       <w:hyperlink r:id="rId99">
         <w:r>
@@ -3646,148 +3735,16 @@
             <w:color w:val="0000EE"/>
             <w:u w:val="single"/>
           </w:rPr>
-          <w:t>以西結書二十二章23至29節</w:t>
-        </w:r>
-      </w:hyperlink>
-      <w:r>
-        <w:rPr>
-          <w:lang w:val="zh_TW" w:bidi="zh_TW"/>
-        </w:rPr>
-        <w:t>。</w:t>
-      </w:r>
-      <w:r>
-        <w:rPr>
-          <w:lang w:val="zh_TW" w:bidi="zh_TW"/>
-        </w:rPr>
-      </w:r>
-      <w:r>
-        <w:rPr>
-          <w:lang w:val="zh_TW" w:bidi="zh_TW"/>
-        </w:rPr>
-      </w:r>
-    </w:p>
-    <w:p>
-      <w:pPr/>
-      <w:r>
-        <w:rPr>
-          <w:lang w:val="zh_TW" w:bidi="zh_TW"/>
-        </w:rPr>
-      </w:r>
-    </w:p>
-    <w:p>
-      <w:pPr>
-        <w:pStyle w:val="Heading2"/>
-      </w:pPr>
-      <w:r>
-        <w:rPr>
-          <w:lang w:val="zh_TW" w:bidi="zh_TW"/>
-        </w:rPr>
-        <w:t>西番雅書 3:5</w:t>
-      </w:r>
-      <w:r>
-        <w:rPr>
-          <w:lang w:val="zh_TW" w:bidi="zh_TW"/>
-        </w:rPr>
-      </w:r>
-    </w:p>
-    <w:p>
-      <w:pPr/>
-      <w:r>
-        <w:rPr>
-          <w:lang w:val="zh_TW" w:bidi="zh_TW"/>
-        </w:rPr>
-      </w:r>
-      <w:r>
-        <w:rPr>
-          <w:lang w:val="zh_TW" w:bidi="zh_TW"/>
-        </w:rPr>
-        <w:t>祂沒有做錯什麼，不像</w:t>
+          <w:t>箴1:16</w:t>
+        </w:r>
+      </w:hyperlink>
+      <w:r>
+        <w:rPr>
+          <w:lang w:val="zh_TW" w:bidi="zh_TW"/>
+        </w:rPr>
+        <w:t>）。他們已經遠離了他們祖先亞伯拉罕的道路，亞伯拉罕是早起去遵行神的命令（</w:t>
       </w:r>
       <w:hyperlink r:id="rId100">
-        <w:r>
-          <w:rPr>
-            <w:lang w:val="zh_TW" w:bidi="zh_TW"/>
-          </w:rPr>
-          <w:rPr>
-            <w:color w:val="0000EE"/>
-            <w:u w:val="single"/>
-          </w:rPr>
-          <w:t>三章3至4節</w:t>
-        </w:r>
-      </w:hyperlink>
-      <w:r>
-        <w:rPr>
-          <w:lang w:val="zh_TW" w:bidi="zh_TW"/>
-        </w:rPr>
-        <w:t>中所提到的那些人。</w:t>
-      </w:r>
-      <w:r>
-        <w:rPr>
-          <w:lang w:val="zh_TW" w:bidi="zh_TW"/>
-        </w:rPr>
-      </w:r>
-      <w:r>
-        <w:rPr>
-          <w:lang w:val="zh_TW" w:bidi="zh_TW"/>
-        </w:rPr>
-      </w:r>
-    </w:p>
-    <w:p>
-      <w:pPr/>
-      <w:r>
-        <w:rPr>
-          <w:lang w:val="zh_TW" w:bidi="zh_TW"/>
-        </w:rPr>
-      </w:r>
-    </w:p>
-    <w:p>
-      <w:pPr>
-        <w:pStyle w:val="Heading2"/>
-      </w:pPr>
-      <w:r>
-        <w:rPr>
-          <w:lang w:val="zh_TW" w:bidi="zh_TW"/>
-        </w:rPr>
-        <w:t>西番雅書 3:7</w:t>
-      </w:r>
-      <w:r>
-        <w:rPr>
-          <w:lang w:val="zh_TW" w:bidi="zh_TW"/>
-        </w:rPr>
-      </w:r>
-    </w:p>
-    <w:p>
-      <w:pPr/>
-      <w:r>
-        <w:rPr>
-          <w:lang w:val="zh_TW" w:bidi="zh_TW"/>
-        </w:rPr>
-      </w:r>
-      <w:r>
-        <w:rPr>
-          <w:lang w:val="zh_TW" w:bidi="zh_TW"/>
-        </w:rPr>
-        <w:t>從早起來：耶路撒冷的市民一大早便迫不及待地跳下床，去做更多的惡事（參</w:t>
-      </w:r>
-      <w:hyperlink r:id="rId101">
-        <w:r>
-          <w:rPr>
-            <w:lang w:val="zh_TW" w:bidi="zh_TW"/>
-          </w:rPr>
-          <w:rPr>
-            <w:color w:val="0000EE"/>
-            <w:u w:val="single"/>
-          </w:rPr>
-          <w:t>箴1:16</w:t>
-        </w:r>
-      </w:hyperlink>
-      <w:r>
-        <w:rPr>
-          <w:lang w:val="zh_TW" w:bidi="zh_TW"/>
-        </w:rPr>
-        <w:t>）。他們已經遠離了他們祖先亞伯拉罕的道路，亞伯拉罕是早起去遵行神的命令（</w:t>
-      </w:r>
-      <w:hyperlink r:id="rId102">
         <w:r>
           <w:rPr>
             <w:lang w:val="zh_TW" w:bidi="zh_TW"/>
@@ -3857,7 +3814,7 @@
         </w:rPr>
         <w:t>要等候：見</w:t>
       </w:r>
-      <w:hyperlink r:id="rId103">
+      <w:hyperlink r:id="rId101">
         <w:r>
           <w:rPr>
             <w:lang w:val="zh_TW" w:bidi="zh_TW"/>
@@ -3893,6 +3850,42 @@
         </w:rPr>
         <w:t>興起擄掠：先知描繪了一個法庭場景，其中神首先作為證人出現（另見</w:t>
       </w:r>
+      <w:hyperlink r:id="rId102">
+        <w:r>
+          <w:rPr>
+            <w:lang w:val="zh_TW" w:bidi="zh_TW"/>
+          </w:rPr>
+          <w:rPr>
+            <w:color w:val="0000EE"/>
+            <w:u w:val="single"/>
+          </w:rPr>
+          <w:t>耶29:23</w:t>
+        </w:r>
+      </w:hyperlink>
+      <w:r>
+        <w:rPr>
+          <w:lang w:val="zh_TW" w:bidi="zh_TW"/>
+        </w:rPr>
+        <w:t>；</w:t>
+      </w:r>
+      <w:hyperlink r:id="rId103">
+        <w:r>
+          <w:rPr>
+            <w:lang w:val="zh_TW" w:bidi="zh_TW"/>
+          </w:rPr>
+          <w:rPr>
+            <w:color w:val="0000EE"/>
+            <w:u w:val="single"/>
+          </w:rPr>
+          <w:t>瑪3:5</w:t>
+        </w:r>
+      </w:hyperlink>
+      <w:r>
+        <w:rPr>
+          <w:lang w:val="zh_TW" w:bidi="zh_TW"/>
+        </w:rPr>
+        <w:t>）為自己作證，然後作為法官主持（另見</w:t>
+      </w:r>
       <w:hyperlink r:id="rId104">
         <w:r>
           <w:rPr>
@@ -3902,7 +3895,7 @@
             <w:color w:val="0000EE"/>
             <w:u w:val="single"/>
           </w:rPr>
-          <w:t>耶29:23</w:t>
+          <w:t>伯9:15</w:t>
         </w:r>
       </w:hyperlink>
       <w:r>
@@ -3912,42 +3905,6 @@
         <w:t>；</w:t>
       </w:r>
       <w:hyperlink r:id="rId105">
-        <w:r>
-          <w:rPr>
-            <w:lang w:val="zh_TW" w:bidi="zh_TW"/>
-          </w:rPr>
-          <w:rPr>
-            <w:color w:val="0000EE"/>
-            <w:u w:val="single"/>
-          </w:rPr>
-          <w:t>瑪3:5</w:t>
-        </w:r>
-      </w:hyperlink>
-      <w:r>
-        <w:rPr>
-          <w:lang w:val="zh_TW" w:bidi="zh_TW"/>
-        </w:rPr>
-        <w:t>）為自己作證，然後作為法官主持（另見</w:t>
-      </w:r>
-      <w:hyperlink r:id="rId106">
-        <w:r>
-          <w:rPr>
-            <w:lang w:val="zh_TW" w:bidi="zh_TW"/>
-          </w:rPr>
-          <w:rPr>
-            <w:color w:val="0000EE"/>
-            <w:u w:val="single"/>
-          </w:rPr>
-          <w:t>伯9:15</w:t>
-        </w:r>
-      </w:hyperlink>
-      <w:r>
-        <w:rPr>
-          <w:lang w:val="zh_TW" w:bidi="zh_TW"/>
-        </w:rPr>
-        <w:t>；</w:t>
-      </w:r>
-      <w:hyperlink r:id="rId107">
         <w:r>
           <w:rPr>
             <w:lang w:val="zh_TW" w:bidi="zh_TW"/>
@@ -3983,6 +3940,90 @@
         </w:rPr>
         <w:t>我的嫉妒之火（和合本譯為：忿怒如火）描述了耶和華對罪公義的憎恨、對自己聖名的擔憂和對子民福祉的關心（見</w:t>
       </w:r>
+      <w:hyperlink r:id="rId106">
+        <w:r>
+          <w:rPr>
+            <w:lang w:val="zh_TW" w:bidi="zh_TW"/>
+          </w:rPr>
+          <w:rPr>
+            <w:color w:val="0000EE"/>
+            <w:u w:val="single"/>
+          </w:rPr>
+          <w:t>賽66:13–16</w:t>
+        </w:r>
+      </w:hyperlink>
+      <w:r>
+        <w:rPr>
+          <w:lang w:val="zh_TW" w:bidi="zh_TW"/>
+        </w:rPr>
+        <w:t>）。</w:t>
+      </w:r>
+      <w:r>
+        <w:rPr>
+          <w:lang w:val="zh_TW" w:bidi="zh_TW"/>
+        </w:rPr>
+      </w:r>
+      <w:r>
+        <w:rPr>
+          <w:lang w:val="zh_TW" w:bidi="zh_TW"/>
+        </w:rPr>
+      </w:r>
+    </w:p>
+    <w:p>
+      <w:pPr/>
+      <w:r>
+        <w:rPr>
+          <w:lang w:val="zh_TW" w:bidi="zh_TW"/>
+        </w:rPr>
+      </w:r>
+    </w:p>
+    <w:p>
+      <w:pPr>
+        <w:pStyle w:val="Heading2"/>
+      </w:pPr>
+      <w:r>
+        <w:rPr>
+          <w:lang w:val="zh_TW" w:bidi="zh_TW"/>
+        </w:rPr>
+        <w:t>西番雅書 3:9</w:t>
+      </w:r>
+      <w:r>
+        <w:rPr>
+          <w:lang w:val="zh_TW" w:bidi="zh_TW"/>
+        </w:rPr>
+      </w:r>
+    </w:p>
+    <w:p>
+      <w:pPr/>
+      <w:r>
+        <w:rPr>
+          <w:lang w:val="zh_TW" w:bidi="zh_TW"/>
+        </w:rPr>
+      </w:r>
+      <w:r>
+        <w:rPr>
+          <w:lang w:val="zh_TW" w:bidi="zh_TW"/>
+        </w:rPr>
+        <w:t>神盼望在</w:t>
+      </w:r>
+      <w:hyperlink r:id="rId107">
+        <w:r>
+          <w:rPr>
+            <w:lang w:val="zh_TW" w:bidi="zh_TW"/>
+          </w:rPr>
+          <w:rPr>
+            <w:color w:val="0000EE"/>
+            <w:u w:val="single"/>
+          </w:rPr>
+          <w:t>三章9至13節</w:t>
+        </w:r>
+      </w:hyperlink>
+      <w:r>
+        <w:rPr>
+          <w:lang w:val="zh_TW" w:bidi="zh_TW"/>
+        </w:rPr>
+        <w:t>中所應許給忠信餘民的祝福能夠傳遞給世界各國的人。使得不僅是以色列，而是所有人都被改變，開始尋求耶和華（見</w:t>
+      </w:r>
       <w:hyperlink r:id="rId108">
         <w:r>
           <w:rPr>
@@ -3992,7 +4033,79 @@
             <w:color w:val="0000EE"/>
             <w:u w:val="single"/>
           </w:rPr>
-          <w:t>賽66:13–16</w:t>
+          <w:t>賽55:5</w:t>
+        </w:r>
+      </w:hyperlink>
+      <w:r>
+        <w:rPr>
+          <w:lang w:val="zh_TW" w:bidi="zh_TW"/>
+        </w:rPr>
+        <w:t>）並服事祂（見</w:t>
+      </w:r>
+      <w:hyperlink r:id="rId109">
+        <w:r>
+          <w:rPr>
+            <w:lang w:val="zh_TW" w:bidi="zh_TW"/>
+          </w:rPr>
+          <w:rPr>
+            <w:color w:val="0000EE"/>
+            <w:u w:val="single"/>
+          </w:rPr>
+          <w:t>賽59:19–21</w:t>
+        </w:r>
+      </w:hyperlink>
+      <w:r>
+        <w:rPr>
+          <w:lang w:val="zh_TW" w:bidi="zh_TW"/>
+        </w:rPr>
+        <w:t>；</w:t>
+      </w:r>
+      <w:hyperlink r:id="rId92">
+        <w:r>
+          <w:rPr>
+            <w:lang w:val="zh_TW" w:bidi="zh_TW"/>
+          </w:rPr>
+          <w:rPr>
+            <w:color w:val="0000EE"/>
+            <w:u w:val="single"/>
+          </w:rPr>
+          <w:t>亞14:16</w:t>
+        </w:r>
+      </w:hyperlink>
+      <w:r>
+        <w:rPr>
+          <w:lang w:val="zh_TW" w:bidi="zh_TW"/>
+        </w:rPr>
+        <w:t>）。好消息傳向萬國是此異象進一步的成就（</w:t>
+      </w:r>
+      <w:hyperlink r:id="rId110">
+        <w:r>
+          <w:rPr>
+            <w:lang w:val="zh_TW" w:bidi="zh_TW"/>
+          </w:rPr>
+          <w:rPr>
+            <w:color w:val="0000EE"/>
+            <w:u w:val="single"/>
+          </w:rPr>
+          <w:t>太28:19–20</w:t>
+        </w:r>
+      </w:hyperlink>
+      <w:r>
+        <w:rPr>
+          <w:lang w:val="zh_TW" w:bidi="zh_TW"/>
+        </w:rPr>
+        <w:t>；</w:t>
+      </w:r>
+      <w:hyperlink r:id="rId111">
+        <w:r>
+          <w:rPr>
+            <w:lang w:val="zh_TW" w:bidi="zh_TW"/>
+          </w:rPr>
+          <w:rPr>
+            <w:color w:val="0000EE"/>
+            <w:u w:val="single"/>
+          </w:rPr>
+          <w:t>羅10:9–13</w:t>
         </w:r>
       </w:hyperlink>
       <w:r>
@@ -4028,7 +4141,7 @@
         <w:rPr>
           <w:lang w:val="zh_TW" w:bidi="zh_TW"/>
         </w:rPr>
-        <w:t>西番雅書 3:9</w:t>
+        <w:t>西番雅書 3:9–13</w:t>
       </w:r>
       <w:r>
         <w:rPr>
@@ -4047,54 +4160,252 @@
         <w:rPr>
           <w:lang w:val="zh_TW" w:bidi="zh_TW"/>
         </w:rPr>
-        <w:t>神盼望在</w:t>
-      </w:r>
-      <w:hyperlink r:id="rId109">
-        <w:r>
-          <w:rPr>
-            <w:lang w:val="zh_TW" w:bidi="zh_TW"/>
-          </w:rPr>
-          <w:rPr>
-            <w:color w:val="0000EE"/>
-            <w:u w:val="single"/>
-          </w:rPr>
-          <w:t>三章9至13節</w:t>
-        </w:r>
-      </w:hyperlink>
-      <w:r>
-        <w:rPr>
-          <w:lang w:val="zh_TW" w:bidi="zh_TW"/>
-        </w:rPr>
-        <w:t>中所應許給忠信餘民的祝福能夠傳遞給世界各國的人。使得不僅是以色列，而是所有人都被改變，開始尋求耶和華（見</w:t>
-      </w:r>
-      <w:hyperlink r:id="rId110">
-        <w:r>
-          <w:rPr>
-            <w:lang w:val="zh_TW" w:bidi="zh_TW"/>
-          </w:rPr>
-          <w:rPr>
-            <w:color w:val="0000EE"/>
-            <w:u w:val="single"/>
-          </w:rPr>
-          <w:t>賽55:5</w:t>
-        </w:r>
-      </w:hyperlink>
-      <w:r>
-        <w:rPr>
-          <w:lang w:val="zh_TW" w:bidi="zh_TW"/>
-        </w:rPr>
-        <w:t>）並服事祂（見</w:t>
-      </w:r>
-      <w:hyperlink r:id="rId111">
-        <w:r>
-          <w:rPr>
-            <w:lang w:val="zh_TW" w:bidi="zh_TW"/>
-          </w:rPr>
-          <w:rPr>
-            <w:color w:val="0000EE"/>
-            <w:u w:val="single"/>
-          </w:rPr>
-          <w:t>賽59:19–21</w:t>
+        <w:t>這些經文所描述的榮耀未來進一步提供了耐心等待耶和華的理由（</w:t>
+      </w:r>
+      <w:hyperlink r:id="rId112">
+        <w:r>
+          <w:rPr>
+            <w:lang w:val="zh_TW" w:bidi="zh_TW"/>
+          </w:rPr>
+          <w:rPr>
+            <w:color w:val="0000EE"/>
+            <w:u w:val="single"/>
+          </w:rPr>
+          <w:t>3:8</w:t>
+        </w:r>
+      </w:hyperlink>
+      <w:r>
+        <w:rPr>
+          <w:lang w:val="zh_TW" w:bidi="zh_TW"/>
+        </w:rPr>
+        <w:t>）。如同其它先知書——以賽亞書、那鴻書和哈巴谷書——一樣，西番雅書以審判和盼望為雙重主題。</w:t>
+      </w:r>
+      <w:r>
+        <w:rPr>
+          <w:lang w:val="zh_TW" w:bidi="zh_TW"/>
+        </w:rPr>
+      </w:r>
+      <w:r>
+        <w:rPr>
+          <w:lang w:val="zh_TW" w:bidi="zh_TW"/>
+        </w:rPr>
+      </w:r>
+    </w:p>
+    <w:p>
+      <w:pPr/>
+      <w:r>
+        <w:rPr>
+          <w:lang w:val="zh_TW" w:bidi="zh_TW"/>
+        </w:rPr>
+      </w:r>
+    </w:p>
+    <w:p>
+      <w:pPr>
+        <w:pStyle w:val="Heading2"/>
+      </w:pPr>
+      <w:r>
+        <w:rPr>
+          <w:lang w:val="zh_TW" w:bidi="zh_TW"/>
+        </w:rPr>
+        <w:t>西番雅書 3:9–20</w:t>
+      </w:r>
+      <w:r>
+        <w:rPr>
+          <w:lang w:val="zh_TW" w:bidi="zh_TW"/>
+        </w:rPr>
+      </w:r>
+    </w:p>
+    <w:p>
+      <w:pPr/>
+      <w:r>
+        <w:rPr>
+          <w:lang w:val="zh_TW" w:bidi="zh_TW"/>
+        </w:rPr>
+      </w:r>
+      <w:r>
+        <w:rPr>
+          <w:lang w:val="zh_TW" w:bidi="zh_TW"/>
+        </w:rPr>
+        <w:t>神啟示了祂對祂子民中謙卑而潔淨的餘民的計劃（</w:t>
+      </w:r>
+      <w:hyperlink r:id="rId107">
+        <w:r>
+          <w:rPr>
+            <w:lang w:val="zh_TW" w:bidi="zh_TW"/>
+          </w:rPr>
+          <w:rPr>
+            <w:color w:val="0000EE"/>
+            <w:u w:val="single"/>
+          </w:rPr>
+          <w:t>3:9–13</w:t>
+        </w:r>
+      </w:hyperlink>
+      <w:r>
+        <w:rPr>
+          <w:lang w:val="zh_TW" w:bidi="zh_TW"/>
+        </w:rPr>
+        <w:t>），並鼓勵他們因即將到來的豐盛祝福和施行拯救的耶和華而歡喜快樂（</w:t>
+      </w:r>
+      <w:hyperlink r:id="rId113">
+        <w:r>
+          <w:rPr>
+            <w:lang w:val="zh_TW" w:bidi="zh_TW"/>
+          </w:rPr>
+          <w:rPr>
+            <w:color w:val="0000EE"/>
+            <w:u w:val="single"/>
+          </w:rPr>
+          <w:t>3:14–20</w:t>
+        </w:r>
+      </w:hyperlink>
+      <w:r>
+        <w:rPr>
+          <w:lang w:val="zh_TW" w:bidi="zh_TW"/>
+        </w:rPr>
+        <w:t>）。</w:t>
+      </w:r>
+      <w:r>
+        <w:rPr>
+          <w:lang w:val="zh_TW" w:bidi="zh_TW"/>
+        </w:rPr>
+      </w:r>
+      <w:r>
+        <w:rPr>
+          <w:lang w:val="zh_TW" w:bidi="zh_TW"/>
+        </w:rPr>
+      </w:r>
+    </w:p>
+    <w:p>
+      <w:pPr/>
+      <w:r>
+        <w:rPr>
+          <w:lang w:val="zh_TW" w:bidi="zh_TW"/>
+        </w:rPr>
+      </w:r>
+    </w:p>
+    <w:p>
+      <w:pPr>
+        <w:pStyle w:val="Heading2"/>
+      </w:pPr>
+      <w:r>
+        <w:rPr>
+          <w:lang w:val="zh_TW" w:bidi="zh_TW"/>
+        </w:rPr>
+        <w:t>西番雅書 3:10</w:t>
+      </w:r>
+      <w:r>
+        <w:rPr>
+          <w:lang w:val="zh_TW" w:bidi="zh_TW"/>
+        </w:rPr>
+      </w:r>
+    </w:p>
+    <w:p>
+      <w:pPr/>
+      <w:r>
+        <w:rPr>
+          <w:lang w:val="zh_TW" w:bidi="zh_TW"/>
+        </w:rPr>
+      </w:r>
+      <w:r>
+        <w:rPr>
+          <w:lang w:val="zh_TW" w:bidi="zh_TW"/>
+        </w:rPr>
+        <w:t>古實河是尼羅河的遙遠源頭。古代世界認為尼羅河的起源是一個巨大的謎團，因此這種說法是在指地球上最遙遠的地方。</w:t>
+      </w:r>
+      <w:r>
+        <w:rPr>
+          <w:lang w:val="zh_TW" w:bidi="zh_TW"/>
+        </w:rPr>
+      </w:r>
+      <w:r>
+        <w:rPr>
+          <w:lang w:val="zh_TW" w:bidi="zh_TW"/>
+        </w:rPr>
+      </w:r>
+    </w:p>
+    <w:p>
+      <w:pPr/>
+      <w:r>
+        <w:rPr>
+          <w:lang w:val="zh_TW" w:bidi="zh_TW"/>
+        </w:rPr>
+      </w:r>
+    </w:p>
+    <w:p>
+      <w:pPr>
+        <w:pStyle w:val="Heading2"/>
+      </w:pPr>
+      <w:r>
+        <w:rPr>
+          <w:lang w:val="zh_TW" w:bidi="zh_TW"/>
+        </w:rPr>
+        <w:t>西番雅書 3:12</w:t>
+      </w:r>
+      <w:r>
+        <w:rPr>
+          <w:lang w:val="zh_TW" w:bidi="zh_TW"/>
+        </w:rPr>
+      </w:r>
+    </w:p>
+    <w:p>
+      <w:pPr/>
+      <w:r>
+        <w:rPr>
+          <w:lang w:val="zh_TW" w:bidi="zh_TW"/>
+        </w:rPr>
+      </w:r>
+      <w:r>
+        <w:rPr>
+          <w:lang w:val="zh_TW" w:bidi="zh_TW"/>
+        </w:rPr>
+        <w:t>彌賽亞耶穌完美地表現出預言中所描述的以色列敬虔餘民的道德品質（</w:t>
+      </w:r>
+      <w:hyperlink r:id="rId114">
+        <w:r>
+          <w:rPr>
+            <w:lang w:val="zh_TW" w:bidi="zh_TW"/>
+          </w:rPr>
+          <w:rPr>
+            <w:color w:val="0000EE"/>
+            <w:u w:val="single"/>
+          </w:rPr>
+          <w:t>賽42:1–4</w:t>
+        </w:r>
+      </w:hyperlink>
+      <w:r>
+        <w:rPr>
+          <w:lang w:val="zh_TW" w:bidi="zh_TW"/>
+        </w:rPr>
+        <w:t>，</w:t>
+      </w:r>
+      <w:hyperlink r:id="rId115">
+        <w:r>
+          <w:rPr>
+            <w:lang w:val="zh_TW" w:bidi="zh_TW"/>
+          </w:rPr>
+          <w:rPr>
+            <w:color w:val="0000EE"/>
+            <w:u w:val="single"/>
+          </w:rPr>
+          <w:t>53:3</w:t>
+        </w:r>
+      </w:hyperlink>
+      <w:r>
+        <w:rPr>
+          <w:lang w:val="zh_TW" w:bidi="zh_TW"/>
+        </w:rPr>
+        <w:t>、</w:t>
+      </w:r>
+      <w:hyperlink r:id="rId116">
+        <w:r>
+          <w:rPr>
+            <w:lang w:val="zh_TW" w:bidi="zh_TW"/>
+          </w:rPr>
+          <w:rPr>
+            <w:color w:val="0000EE"/>
+            <w:u w:val="single"/>
+          </w:rPr>
+          <w:t>7–9</w:t>
         </w:r>
       </w:hyperlink>
       <w:r>
@@ -4103,34 +4414,52 @@
         </w:rPr>
         <w:t>；</w:t>
       </w:r>
-      <w:hyperlink r:id="rId94">
-        <w:r>
-          <w:rPr>
-            <w:lang w:val="zh_TW" w:bidi="zh_TW"/>
-          </w:rPr>
-          <w:rPr>
-            <w:color w:val="0000EE"/>
-            <w:u w:val="single"/>
-          </w:rPr>
-          <w:t>亞14:16</w:t>
-        </w:r>
-      </w:hyperlink>
-      <w:r>
-        <w:rPr>
-          <w:lang w:val="zh_TW" w:bidi="zh_TW"/>
-        </w:rPr>
-        <w:t>）。好消息傳向萬國是此異象進一步的成就（</w:t>
-      </w:r>
-      <w:hyperlink r:id="rId112">
-        <w:r>
-          <w:rPr>
-            <w:lang w:val="zh_TW" w:bidi="zh_TW"/>
-          </w:rPr>
-          <w:rPr>
-            <w:color w:val="0000EE"/>
-            <w:u w:val="single"/>
-          </w:rPr>
-          <w:t>太28:19–20</w:t>
+      <w:hyperlink r:id="rId117">
+        <w:r>
+          <w:rPr>
+            <w:lang w:val="zh_TW" w:bidi="zh_TW"/>
+          </w:rPr>
+          <w:rPr>
+            <w:color w:val="0000EE"/>
+            <w:u w:val="single"/>
+          </w:rPr>
+          <w:t>亞9:9</w:t>
+        </w:r>
+      </w:hyperlink>
+      <w:r>
+        <w:rPr>
+          <w:lang w:val="zh_TW" w:bidi="zh_TW"/>
+        </w:rPr>
+        <w:t>；見</w:t>
+      </w:r>
+      <w:hyperlink r:id="rId118">
+        <w:r>
+          <w:rPr>
+            <w:lang w:val="zh_TW" w:bidi="zh_TW"/>
+          </w:rPr>
+          <w:rPr>
+            <w:color w:val="0000EE"/>
+            <w:u w:val="single"/>
+          </w:rPr>
+          <w:t>太11:28–30</w:t>
+        </w:r>
+      </w:hyperlink>
+      <w:r>
+        <w:rPr>
+          <w:lang w:val="zh_TW" w:bidi="zh_TW"/>
+        </w:rPr>
+        <w:t>，</w:t>
+      </w:r>
+      <w:hyperlink r:id="rId119">
+        <w:r>
+          <w:rPr>
+            <w:lang w:val="zh_TW" w:bidi="zh_TW"/>
+          </w:rPr>
+          <w:rPr>
+            <w:color w:val="0000EE"/>
+            <w:u w:val="single"/>
+          </w:rPr>
+          <w:t>12:15–21</w:t>
         </w:r>
       </w:hyperlink>
       <w:r>
@@ -4139,316 +4468,16 @@
         </w:rPr>
         <w:t>；</w:t>
       </w:r>
-      <w:hyperlink r:id="rId113">
-        <w:r>
-          <w:rPr>
-            <w:lang w:val="zh_TW" w:bidi="zh_TW"/>
-          </w:rPr>
-          <w:rPr>
-            <w:color w:val="0000EE"/>
-            <w:u w:val="single"/>
-          </w:rPr>
-          <w:t>羅10:9–13</w:t>
-        </w:r>
-      </w:hyperlink>
-      <w:r>
-        <w:rPr>
-          <w:lang w:val="zh_TW" w:bidi="zh_TW"/>
-        </w:rPr>
-        <w:t>）。</w:t>
-      </w:r>
-      <w:r>
-        <w:rPr>
-          <w:lang w:val="zh_TW" w:bidi="zh_TW"/>
-        </w:rPr>
-      </w:r>
-      <w:r>
-        <w:rPr>
-          <w:lang w:val="zh_TW" w:bidi="zh_TW"/>
-        </w:rPr>
-      </w:r>
-    </w:p>
-    <w:p>
-      <w:pPr/>
-      <w:r>
-        <w:rPr>
-          <w:lang w:val="zh_TW" w:bidi="zh_TW"/>
-        </w:rPr>
-      </w:r>
-    </w:p>
-    <w:p>
-      <w:pPr>
-        <w:pStyle w:val="Heading2"/>
-      </w:pPr>
-      <w:r>
-        <w:rPr>
-          <w:lang w:val="zh_TW" w:bidi="zh_TW"/>
-        </w:rPr>
-        <w:t>西番雅書 3:9–13</w:t>
-      </w:r>
-      <w:r>
-        <w:rPr>
-          <w:lang w:val="zh_TW" w:bidi="zh_TW"/>
-        </w:rPr>
-      </w:r>
-    </w:p>
-    <w:p>
-      <w:pPr/>
-      <w:r>
-        <w:rPr>
-          <w:lang w:val="zh_TW" w:bidi="zh_TW"/>
-        </w:rPr>
-      </w:r>
-      <w:r>
-        <w:rPr>
-          <w:lang w:val="zh_TW" w:bidi="zh_TW"/>
-        </w:rPr>
-        <w:t>這些經文所描述的榮耀未來進一步提供了耐心等待耶和華的理由（</w:t>
-      </w:r>
-      <w:hyperlink r:id="rId114">
-        <w:r>
-          <w:rPr>
-            <w:lang w:val="zh_TW" w:bidi="zh_TW"/>
-          </w:rPr>
-          <w:rPr>
-            <w:color w:val="0000EE"/>
-            <w:u w:val="single"/>
-          </w:rPr>
-          <w:t>3:8</w:t>
-        </w:r>
-      </w:hyperlink>
-      <w:r>
-        <w:rPr>
-          <w:lang w:val="zh_TW" w:bidi="zh_TW"/>
-        </w:rPr>
-        <w:t>）。如同其它先知書——以賽亞書、那鴻書和哈巴谷書——一樣，西番雅書以審判和盼望為雙重主題。</w:t>
-      </w:r>
-      <w:r>
-        <w:rPr>
-          <w:lang w:val="zh_TW" w:bidi="zh_TW"/>
-        </w:rPr>
-      </w:r>
-      <w:r>
-        <w:rPr>
-          <w:lang w:val="zh_TW" w:bidi="zh_TW"/>
-        </w:rPr>
-      </w:r>
-    </w:p>
-    <w:p>
-      <w:pPr/>
-      <w:r>
-        <w:rPr>
-          <w:lang w:val="zh_TW" w:bidi="zh_TW"/>
-        </w:rPr>
-      </w:r>
-    </w:p>
-    <w:p>
-      <w:pPr>
-        <w:pStyle w:val="Heading2"/>
-      </w:pPr>
-      <w:r>
-        <w:rPr>
-          <w:lang w:val="zh_TW" w:bidi="zh_TW"/>
-        </w:rPr>
-        <w:t>西番雅書 3:9–20</w:t>
-      </w:r>
-      <w:r>
-        <w:rPr>
-          <w:lang w:val="zh_TW" w:bidi="zh_TW"/>
-        </w:rPr>
-      </w:r>
-    </w:p>
-    <w:p>
-      <w:pPr/>
-      <w:r>
-        <w:rPr>
-          <w:lang w:val="zh_TW" w:bidi="zh_TW"/>
-        </w:rPr>
-      </w:r>
-      <w:r>
-        <w:rPr>
-          <w:lang w:val="zh_TW" w:bidi="zh_TW"/>
-        </w:rPr>
-        <w:t>神啟示了祂對祂子民中謙卑而潔淨的餘民的計劃（</w:t>
-      </w:r>
-      <w:hyperlink r:id="rId109">
-        <w:r>
-          <w:rPr>
-            <w:lang w:val="zh_TW" w:bidi="zh_TW"/>
-          </w:rPr>
-          <w:rPr>
-            <w:color w:val="0000EE"/>
-            <w:u w:val="single"/>
-          </w:rPr>
-          <w:t>3:9–13</w:t>
-        </w:r>
-      </w:hyperlink>
-      <w:r>
-        <w:rPr>
-          <w:lang w:val="zh_TW" w:bidi="zh_TW"/>
-        </w:rPr>
-        <w:t>），並鼓勵他們因即將到來的豐盛祝福和施行拯救的耶和華而歡喜快樂（</w:t>
-      </w:r>
-      <w:hyperlink r:id="rId115">
-        <w:r>
-          <w:rPr>
-            <w:lang w:val="zh_TW" w:bidi="zh_TW"/>
-          </w:rPr>
-          <w:rPr>
-            <w:color w:val="0000EE"/>
-            <w:u w:val="single"/>
-          </w:rPr>
-          <w:t>3:14–20</w:t>
-        </w:r>
-      </w:hyperlink>
-      <w:r>
-        <w:rPr>
-          <w:lang w:val="zh_TW" w:bidi="zh_TW"/>
-        </w:rPr>
-        <w:t>）。</w:t>
-      </w:r>
-      <w:r>
-        <w:rPr>
-          <w:lang w:val="zh_TW" w:bidi="zh_TW"/>
-        </w:rPr>
-      </w:r>
-      <w:r>
-        <w:rPr>
-          <w:lang w:val="zh_TW" w:bidi="zh_TW"/>
-        </w:rPr>
-      </w:r>
-    </w:p>
-    <w:p>
-      <w:pPr/>
-      <w:r>
-        <w:rPr>
-          <w:lang w:val="zh_TW" w:bidi="zh_TW"/>
-        </w:rPr>
-      </w:r>
-    </w:p>
-    <w:p>
-      <w:pPr>
-        <w:pStyle w:val="Heading2"/>
-      </w:pPr>
-      <w:r>
-        <w:rPr>
-          <w:lang w:val="zh_TW" w:bidi="zh_TW"/>
-        </w:rPr>
-        <w:t>西番雅書 3:10</w:t>
-      </w:r>
-      <w:r>
-        <w:rPr>
-          <w:lang w:val="zh_TW" w:bidi="zh_TW"/>
-        </w:rPr>
-      </w:r>
-    </w:p>
-    <w:p>
-      <w:pPr/>
-      <w:r>
-        <w:rPr>
-          <w:lang w:val="zh_TW" w:bidi="zh_TW"/>
-        </w:rPr>
-      </w:r>
-      <w:r>
-        <w:rPr>
-          <w:lang w:val="zh_TW" w:bidi="zh_TW"/>
-        </w:rPr>
-        <w:t>古實河是尼羅河的遙遠源頭。古代世界認為尼羅河的起源是一個巨大的謎團，因此這種說法是在指地球上最遙遠的地方。</w:t>
-      </w:r>
-      <w:r>
-        <w:rPr>
-          <w:lang w:val="zh_TW" w:bidi="zh_TW"/>
-        </w:rPr>
-      </w:r>
-      <w:r>
-        <w:rPr>
-          <w:lang w:val="zh_TW" w:bidi="zh_TW"/>
-        </w:rPr>
-      </w:r>
-    </w:p>
-    <w:p>
-      <w:pPr/>
-      <w:r>
-        <w:rPr>
-          <w:lang w:val="zh_TW" w:bidi="zh_TW"/>
-        </w:rPr>
-      </w:r>
-    </w:p>
-    <w:p>
-      <w:pPr>
-        <w:pStyle w:val="Heading2"/>
-      </w:pPr>
-      <w:r>
-        <w:rPr>
-          <w:lang w:val="zh_TW" w:bidi="zh_TW"/>
-        </w:rPr>
-        <w:t>西番雅書 3:12</w:t>
-      </w:r>
-      <w:r>
-        <w:rPr>
-          <w:lang w:val="zh_TW" w:bidi="zh_TW"/>
-        </w:rPr>
-      </w:r>
-    </w:p>
-    <w:p>
-      <w:pPr/>
-      <w:r>
-        <w:rPr>
-          <w:lang w:val="zh_TW" w:bidi="zh_TW"/>
-        </w:rPr>
-      </w:r>
-      <w:r>
-        <w:rPr>
-          <w:lang w:val="zh_TW" w:bidi="zh_TW"/>
-        </w:rPr>
-        <w:t>彌賽亞耶穌完美地表現出預言中所描述的以色列敬虔餘民的道德品質（</w:t>
-      </w:r>
-      <w:hyperlink r:id="rId116">
-        <w:r>
-          <w:rPr>
-            <w:lang w:val="zh_TW" w:bidi="zh_TW"/>
-          </w:rPr>
-          <w:rPr>
-            <w:color w:val="0000EE"/>
-            <w:u w:val="single"/>
-          </w:rPr>
-          <w:t>賽42:1–4</w:t>
-        </w:r>
-      </w:hyperlink>
-      <w:r>
-        <w:rPr>
-          <w:lang w:val="zh_TW" w:bidi="zh_TW"/>
-        </w:rPr>
-        <w:t>，</w:t>
-      </w:r>
-      <w:hyperlink r:id="rId117">
-        <w:r>
-          <w:rPr>
-            <w:lang w:val="zh_TW" w:bidi="zh_TW"/>
-          </w:rPr>
-          <w:rPr>
-            <w:color w:val="0000EE"/>
-            <w:u w:val="single"/>
-          </w:rPr>
-          <w:t>53:3</w:t>
-        </w:r>
-      </w:hyperlink>
-      <w:r>
-        <w:rPr>
-          <w:lang w:val="zh_TW" w:bidi="zh_TW"/>
-        </w:rPr>
-        <w:t>、</w:t>
-      </w:r>
-      <w:hyperlink r:id="rId118">
-        <w:r>
-          <w:rPr>
-            <w:lang w:val="zh_TW" w:bidi="zh_TW"/>
-          </w:rPr>
-          <w:rPr>
-            <w:color w:val="0000EE"/>
-            <w:u w:val="single"/>
-          </w:rPr>
-          <w:t>7–9</w:t>
+      <w:hyperlink r:id="rId120">
+        <w:r>
+          <w:rPr>
+            <w:lang w:val="zh_TW" w:bidi="zh_TW"/>
+          </w:rPr>
+          <w:rPr>
+            <w:color w:val="0000EE"/>
+            <w:u w:val="single"/>
+          </w:rPr>
+          <w:t>腓2:1–8</w:t>
         </w:r>
       </w:hyperlink>
       <w:r>
@@ -4457,79 +4486,7 @@
         </w:rPr>
         <w:t>；</w:t>
       </w:r>
-      <w:hyperlink r:id="rId119">
-        <w:r>
-          <w:rPr>
-            <w:lang w:val="zh_TW" w:bidi="zh_TW"/>
-          </w:rPr>
-          <w:rPr>
-            <w:color w:val="0000EE"/>
-            <w:u w:val="single"/>
-          </w:rPr>
-          <w:t>亞9:9</w:t>
-        </w:r>
-      </w:hyperlink>
-      <w:r>
-        <w:rPr>
-          <w:lang w:val="zh_TW" w:bidi="zh_TW"/>
-        </w:rPr>
-        <w:t>；見</w:t>
-      </w:r>
-      <w:hyperlink r:id="rId120">
-        <w:r>
-          <w:rPr>
-            <w:lang w:val="zh_TW" w:bidi="zh_TW"/>
-          </w:rPr>
-          <w:rPr>
-            <w:color w:val="0000EE"/>
-            <w:u w:val="single"/>
-          </w:rPr>
-          <w:t>太11:28–30</w:t>
-        </w:r>
-      </w:hyperlink>
-      <w:r>
-        <w:rPr>
-          <w:lang w:val="zh_TW" w:bidi="zh_TW"/>
-        </w:rPr>
-        <w:t>，</w:t>
-      </w:r>
       <w:hyperlink r:id="rId121">
-        <w:r>
-          <w:rPr>
-            <w:lang w:val="zh_TW" w:bidi="zh_TW"/>
-          </w:rPr>
-          <w:rPr>
-            <w:color w:val="0000EE"/>
-            <w:u w:val="single"/>
-          </w:rPr>
-          <w:t>12:15–21</w:t>
-        </w:r>
-      </w:hyperlink>
-      <w:r>
-        <w:rPr>
-          <w:lang w:val="zh_TW" w:bidi="zh_TW"/>
-        </w:rPr>
-        <w:t>；</w:t>
-      </w:r>
-      <w:hyperlink r:id="rId122">
-        <w:r>
-          <w:rPr>
-            <w:lang w:val="zh_TW" w:bidi="zh_TW"/>
-          </w:rPr>
-          <w:rPr>
-            <w:color w:val="0000EE"/>
-            <w:u w:val="single"/>
-          </w:rPr>
-          <w:t>腓2:1–8</w:t>
-        </w:r>
-      </w:hyperlink>
-      <w:r>
-        <w:rPr>
-          <w:lang w:val="zh_TW" w:bidi="zh_TW"/>
-        </w:rPr>
-        <w:t>；</w:t>
-      </w:r>
-      <w:hyperlink r:id="rId123">
         <w:r>
           <w:rPr>
             <w:lang w:val="zh_TW" w:bidi="zh_TW"/>
@@ -4647,43 +4604,43 @@
         </w:rPr>
         <w:t>真正的以色列王一直是耶和華（</w:t>
       </w:r>
+      <w:hyperlink r:id="rId122">
+        <w:r>
+          <w:rPr>
+            <w:lang w:val="zh_TW" w:bidi="zh_TW"/>
+          </w:rPr>
+          <w:rPr>
+            <w:color w:val="0000EE"/>
+            <w:u w:val="single"/>
+          </w:rPr>
+          <w:t>民23:21</w:t>
+        </w:r>
+      </w:hyperlink>
+      <w:r>
+        <w:rPr>
+          <w:lang w:val="zh_TW" w:bidi="zh_TW"/>
+        </w:rPr>
+        <w:t>；</w:t>
+      </w:r>
+      <w:hyperlink r:id="rId123">
+        <w:r>
+          <w:rPr>
+            <w:lang w:val="zh_TW" w:bidi="zh_TW"/>
+          </w:rPr>
+          <w:rPr>
+            <w:color w:val="0000EE"/>
+            <w:u w:val="single"/>
+          </w:rPr>
+          <w:t>撒上8:7</w:t>
+        </w:r>
+      </w:hyperlink>
+      <w:r>
+        <w:rPr>
+          <w:lang w:val="zh_TW" w:bidi="zh_TW"/>
+        </w:rPr>
+        <w:t>；</w:t>
+      </w:r>
       <w:hyperlink r:id="rId124">
-        <w:r>
-          <w:rPr>
-            <w:lang w:val="zh_TW" w:bidi="zh_TW"/>
-          </w:rPr>
-          <w:rPr>
-            <w:color w:val="0000EE"/>
-            <w:u w:val="single"/>
-          </w:rPr>
-          <w:t>民23:21</w:t>
-        </w:r>
-      </w:hyperlink>
-      <w:r>
-        <w:rPr>
-          <w:lang w:val="zh_TW" w:bidi="zh_TW"/>
-        </w:rPr>
-        <w:t>；</w:t>
-      </w:r>
-      <w:hyperlink r:id="rId125">
-        <w:r>
-          <w:rPr>
-            <w:lang w:val="zh_TW" w:bidi="zh_TW"/>
-          </w:rPr>
-          <w:rPr>
-            <w:color w:val="0000EE"/>
-            <w:u w:val="single"/>
-          </w:rPr>
-          <w:t>撒上8:7</w:t>
-        </w:r>
-      </w:hyperlink>
-      <w:r>
-        <w:rPr>
-          <w:lang w:val="zh_TW" w:bidi="zh_TW"/>
-        </w:rPr>
-        <w:t>；</w:t>
-      </w:r>
-      <w:hyperlink r:id="rId126">
         <w:r>
           <w:rPr>
             <w:lang w:val="zh_TW" w:bidi="zh_TW"/>
@@ -4719,6 +4676,42 @@
         </w:rPr>
         <w:t>在你中間：另見</w:t>
       </w:r>
+      <w:hyperlink r:id="rId125">
+        <w:r>
+          <w:rPr>
+            <w:lang w:val="zh_TW" w:bidi="zh_TW"/>
+          </w:rPr>
+          <w:rPr>
+            <w:color w:val="0000EE"/>
+            <w:u w:val="single"/>
+          </w:rPr>
+          <w:t>以賽亞書五十四章4至8節</w:t>
+        </w:r>
+      </w:hyperlink>
+      <w:r>
+        <w:rPr>
+          <w:lang w:val="zh_TW" w:bidi="zh_TW"/>
+        </w:rPr>
+        <w:t>，</w:t>
+      </w:r>
+      <w:hyperlink r:id="rId126">
+        <w:r>
+          <w:rPr>
+            <w:lang w:val="zh_TW" w:bidi="zh_TW"/>
+          </w:rPr>
+          <w:rPr>
+            <w:color w:val="0000EE"/>
+            <w:u w:val="single"/>
+          </w:rPr>
+          <w:t>五十七章14至19節</w:t>
+        </w:r>
+      </w:hyperlink>
+      <w:r>
+        <w:rPr>
+          <w:lang w:val="zh_TW" w:bidi="zh_TW"/>
+        </w:rPr>
+        <w:t>，</w:t>
+      </w:r>
       <w:hyperlink r:id="rId127">
         <w:r>
           <w:rPr>
@@ -4728,14 +4721,14 @@
             <w:color w:val="0000EE"/>
             <w:u w:val="single"/>
           </w:rPr>
-          <w:t>以賽亞書五十四章4至8節</w:t>
-        </w:r>
-      </w:hyperlink>
-      <w:r>
-        <w:rPr>
-          <w:lang w:val="zh_TW" w:bidi="zh_TW"/>
-        </w:rPr>
-        <w:t>，</w:t>
+          <w:t>六十二章10至12節</w:t>
+        </w:r>
+      </w:hyperlink>
+      <w:r>
+        <w:rPr>
+          <w:lang w:val="zh_TW" w:bidi="zh_TW"/>
+        </w:rPr>
+        <w:t>；</w:t>
       </w:r>
       <w:hyperlink r:id="rId128">
         <w:r>
@@ -4746,14 +4739,14 @@
             <w:color w:val="0000EE"/>
             <w:u w:val="single"/>
           </w:rPr>
-          <w:t>五十七章14至19節</w:t>
-        </w:r>
-      </w:hyperlink>
-      <w:r>
-        <w:rPr>
-          <w:lang w:val="zh_TW" w:bidi="zh_TW"/>
-        </w:rPr>
-        <w:t>，</w:t>
+          <w:t>以西結書四十八章35節</w:t>
+        </w:r>
+      </w:hyperlink>
+      <w:r>
+        <w:rPr>
+          <w:lang w:val="zh_TW" w:bidi="zh_TW"/>
+        </w:rPr>
+        <w:t>；</w:t>
       </w:r>
       <w:hyperlink r:id="rId129">
         <w:r>
@@ -4764,52 +4757,16 @@
             <w:color w:val="0000EE"/>
             <w:u w:val="single"/>
           </w:rPr>
-          <w:t>六十二章10至12節</w:t>
-        </w:r>
-      </w:hyperlink>
-      <w:r>
-        <w:rPr>
-          <w:lang w:val="zh_TW" w:bidi="zh_TW"/>
-        </w:rPr>
-        <w:t>；</w:t>
+          <w:t>約珥書三章17節</w:t>
+        </w:r>
+      </w:hyperlink>
+      <w:r>
+        <w:rPr>
+          <w:lang w:val="zh_TW" w:bidi="zh_TW"/>
+        </w:rPr>
+        <w:t>、</w:t>
       </w:r>
       <w:hyperlink r:id="rId130">
-        <w:r>
-          <w:rPr>
-            <w:lang w:val="zh_TW" w:bidi="zh_TW"/>
-          </w:rPr>
-          <w:rPr>
-            <w:color w:val="0000EE"/>
-            <w:u w:val="single"/>
-          </w:rPr>
-          <w:t>以西結書四十八章35節</w:t>
-        </w:r>
-      </w:hyperlink>
-      <w:r>
-        <w:rPr>
-          <w:lang w:val="zh_TW" w:bidi="zh_TW"/>
-        </w:rPr>
-        <w:t>；</w:t>
-      </w:r>
-      <w:hyperlink r:id="rId131">
-        <w:r>
-          <w:rPr>
-            <w:lang w:val="zh_TW" w:bidi="zh_TW"/>
-          </w:rPr>
-          <w:rPr>
-            <w:color w:val="0000EE"/>
-            <w:u w:val="single"/>
-          </w:rPr>
-          <w:t>約珥書三章17節</w:t>
-        </w:r>
-      </w:hyperlink>
-      <w:r>
-        <w:rPr>
-          <w:lang w:val="zh_TW" w:bidi="zh_TW"/>
-        </w:rPr>
-        <w:t>、</w:t>
-      </w:r>
-      <w:hyperlink r:id="rId132">
         <w:r>
           <w:rPr>
             <w:lang w:val="zh_TW" w:bidi="zh_TW"/>
@@ -4903,6 +4860,42 @@
         </w:rPr>
         <w:t>和救贖者（見</w:t>
       </w:r>
+      <w:hyperlink r:id="rId131">
+        <w:r>
+          <w:rPr>
+            <w:lang w:val="zh_TW" w:bidi="zh_TW"/>
+          </w:rPr>
+          <w:rPr>
+            <w:color w:val="0000EE"/>
+            <w:u w:val="single"/>
+          </w:rPr>
+          <w:t>詩24:8–10</w:t>
+        </w:r>
+      </w:hyperlink>
+      <w:r>
+        <w:rPr>
+          <w:lang w:val="zh_TW" w:bidi="zh_TW"/>
+        </w:rPr>
+        <w:t>；</w:t>
+      </w:r>
+      <w:hyperlink r:id="rId132">
+        <w:r>
+          <w:rPr>
+            <w:lang w:val="zh_TW" w:bidi="zh_TW"/>
+          </w:rPr>
+          <w:rPr>
+            <w:color w:val="0000EE"/>
+            <w:u w:val="single"/>
+          </w:rPr>
+          <w:t>賽42:13</w:t>
+        </w:r>
+      </w:hyperlink>
+      <w:r>
+        <w:rPr>
+          <w:lang w:val="zh_TW" w:bidi="zh_TW"/>
+        </w:rPr>
+        <w:t>；</w:t>
+      </w:r>
       <w:hyperlink r:id="rId133">
         <w:r>
           <w:rPr>
@@ -4912,14 +4905,14 @@
             <w:color w:val="0000EE"/>
             <w:u w:val="single"/>
           </w:rPr>
-          <w:t>詩24:8–10</w:t>
-        </w:r>
-      </w:hyperlink>
-      <w:r>
-        <w:rPr>
-          <w:lang w:val="zh_TW" w:bidi="zh_TW"/>
-        </w:rPr>
-        <w:t>；</w:t>
+          <w:t>哈3:8–15</w:t>
+        </w:r>
+      </w:hyperlink>
+      <w:r>
+        <w:rPr>
+          <w:lang w:val="zh_TW" w:bidi="zh_TW"/>
+        </w:rPr>
+        <w:t>）。神的稱號之一是「全能的神」（</w:t>
       </w:r>
       <w:hyperlink r:id="rId134">
         <w:r>
@@ -4930,52 +4923,16 @@
             <w:color w:val="0000EE"/>
             <w:u w:val="single"/>
           </w:rPr>
-          <w:t>賽42:13</w:t>
-        </w:r>
-      </w:hyperlink>
-      <w:r>
-        <w:rPr>
-          <w:lang w:val="zh_TW" w:bidi="zh_TW"/>
-        </w:rPr>
-        <w:t>；</w:t>
+          <w:t>賽10:21</w:t>
+        </w:r>
+      </w:hyperlink>
+      <w:r>
+        <w:rPr>
+          <w:lang w:val="zh_TW" w:bidi="zh_TW"/>
+        </w:rPr>
+        <w:t>）。這個稱號也適用於彌賽亞（</w:t>
       </w:r>
       <w:hyperlink r:id="rId135">
-        <w:r>
-          <w:rPr>
-            <w:lang w:val="zh_TW" w:bidi="zh_TW"/>
-          </w:rPr>
-          <w:rPr>
-            <w:color w:val="0000EE"/>
-            <w:u w:val="single"/>
-          </w:rPr>
-          <w:t>哈3:8–15</w:t>
-        </w:r>
-      </w:hyperlink>
-      <w:r>
-        <w:rPr>
-          <w:lang w:val="zh_TW" w:bidi="zh_TW"/>
-        </w:rPr>
-        <w:t>）。神的稱號之一是「全能的神」（</w:t>
-      </w:r>
-      <w:hyperlink r:id="rId136">
-        <w:r>
-          <w:rPr>
-            <w:lang w:val="zh_TW" w:bidi="zh_TW"/>
-          </w:rPr>
-          <w:rPr>
-            <w:color w:val="0000EE"/>
-            <w:u w:val="single"/>
-          </w:rPr>
-          <w:t>賽10:21</w:t>
-        </w:r>
-      </w:hyperlink>
-      <w:r>
-        <w:rPr>
-          <w:lang w:val="zh_TW" w:bidi="zh_TW"/>
-        </w:rPr>
-        <w:t>）。這個稱號也適用於彌賽亞（</w:t>
-      </w:r>
-      <w:hyperlink r:id="rId137">
         <w:r>
           <w:rPr>
             <w:lang w:val="zh_TW" w:bidi="zh_TW"/>
@@ -5024,6 +4981,90 @@
         </w:rPr>
         <w:t>（</w:t>
       </w:r>
+      <w:hyperlink r:id="rId136">
+        <w:r>
+          <w:rPr>
+            <w:lang w:val="zh_TW" w:bidi="zh_TW"/>
+          </w:rPr>
+          <w:rPr>
+            <w:color w:val="0000EE"/>
+            <w:u w:val="single"/>
+          </w:rPr>
+          <w:t>番3:14</w:t>
+        </w:r>
+      </w:hyperlink>
+      <w:r>
+        <w:rPr>
+          <w:lang w:val="zh_TW" w:bidi="zh_TW"/>
+        </w:rPr>
+        <w:t>），神也將因他們純潔且忠心而喜樂（見</w:t>
+      </w:r>
+      <w:hyperlink r:id="rId137">
+        <w:r>
+          <w:rPr>
+            <w:lang w:val="zh_TW" w:bidi="zh_TW"/>
+          </w:rPr>
+          <w:rPr>
+            <w:color w:val="0000EE"/>
+            <w:u w:val="single"/>
+          </w:rPr>
+          <w:t>3:12–13</w:t>
+        </w:r>
+      </w:hyperlink>
+      <w:r>
+        <w:rPr>
+          <w:lang w:val="zh_TW" w:bidi="zh_TW"/>
+        </w:rPr>
+        <w:t>）。</w:t>
+      </w:r>
+      <w:r>
+        <w:rPr>
+          <w:lang w:val="zh_TW" w:bidi="zh_TW"/>
+        </w:rPr>
+      </w:r>
+      <w:r>
+        <w:rPr>
+          <w:lang w:val="zh_TW" w:bidi="zh_TW"/>
+        </w:rPr>
+      </w:r>
+    </w:p>
+    <w:p>
+      <w:pPr/>
+      <w:r>
+        <w:rPr>
+          <w:lang w:val="zh_TW" w:bidi="zh_TW"/>
+        </w:rPr>
+      </w:r>
+    </w:p>
+    <w:p>
+      <w:pPr>
+        <w:pStyle w:val="Heading2"/>
+      </w:pPr>
+      <w:r>
+        <w:rPr>
+          <w:lang w:val="zh_TW" w:bidi="zh_TW"/>
+        </w:rPr>
+        <w:t>西番雅書 3:18</w:t>
+      </w:r>
+      <w:r>
+        <w:rPr>
+          <w:lang w:val="zh_TW" w:bidi="zh_TW"/>
+        </w:rPr>
+      </w:r>
+    </w:p>
+    <w:p>
+      <w:pPr/>
+      <w:r>
+        <w:rPr>
+          <w:lang w:val="zh_TW" w:bidi="zh_TW"/>
+        </w:rPr>
+      </w:r>
+      <w:r>
+        <w:rPr>
+          <w:lang w:val="zh_TW" w:bidi="zh_TW"/>
+        </w:rPr>
+        <w:t>我必聚集他們……不再蒙羞（和合本譯為：因你擔當羞辱的，我必聚集他們）：耶和華的保證與書卷的開頭形成鮮明對比，那時神威脅要聚集列國將猶大人民從地面上除滅（</w:t>
+      </w:r>
       <w:hyperlink r:id="rId138">
         <w:r>
           <w:rPr>
@@ -5033,14 +5074,110 @@
             <w:color w:val="0000EE"/>
             <w:u w:val="single"/>
           </w:rPr>
-          <w:t>番3:14</w:t>
-        </w:r>
-      </w:hyperlink>
-      <w:r>
-        <w:rPr>
-          <w:lang w:val="zh_TW" w:bidi="zh_TW"/>
-        </w:rPr>
-        <w:t>），神也將因他們純潔且忠心而喜樂（見</w:t>
+          <w:t>1:2–4</w:t>
+        </w:r>
+      </w:hyperlink>
+      <w:r>
+        <w:rPr>
+          <w:lang w:val="zh_TW" w:bidi="zh_TW"/>
+        </w:rPr>
+        <w:t>），然而現在祂承諾要聚集那些被趕出耶路撒冷的人，並安全地帶他們歸家。</w:t>
+      </w:r>
+      <w:r>
+        <w:rPr>
+          <w:lang w:val="zh_TW" w:bidi="zh_TW"/>
+        </w:rPr>
+      </w:r>
+      <w:r>
+        <w:rPr>
+          <w:lang w:val="zh_TW" w:bidi="zh_TW"/>
+        </w:rPr>
+      </w:r>
+    </w:p>
+    <w:p>
+      <w:pPr/>
+      <w:r>
+        <w:rPr>
+          <w:lang w:val="zh_TW" w:bidi="zh_TW"/>
+        </w:rPr>
+      </w:r>
+    </w:p>
+    <w:p>
+      <w:pPr>
+        <w:pStyle w:val="Heading2"/>
+      </w:pPr>
+      <w:r>
+        <w:rPr>
+          <w:lang w:val="zh_TW" w:bidi="zh_TW"/>
+        </w:rPr>
+        <w:t>西番雅書 3:18–20</w:t>
+      </w:r>
+      <w:r>
+        <w:rPr>
+          <w:lang w:val="zh_TW" w:bidi="zh_TW"/>
+        </w:rPr>
+      </w:r>
+    </w:p>
+    <w:p>
+      <w:pPr/>
+      <w:r>
+        <w:rPr>
+          <w:lang w:val="zh_TW" w:bidi="zh_TW"/>
+        </w:rPr>
+      </w:r>
+      <w:r>
+        <w:rPr>
+          <w:lang w:val="zh_TW" w:bidi="zh_TW"/>
+        </w:rPr>
+        <w:t>這幾節經文中反覆出現的「我必」，強調了神對祂子民進一步的保證。</w:t>
+      </w:r>
+      <w:r>
+        <w:rPr>
+          <w:lang w:val="zh_TW" w:bidi="zh_TW"/>
+        </w:rPr>
+      </w:r>
+      <w:r>
+        <w:rPr>
+          <w:lang w:val="zh_TW" w:bidi="zh_TW"/>
+        </w:rPr>
+      </w:r>
+    </w:p>
+    <w:p>
+      <w:pPr/>
+      <w:r>
+        <w:rPr>
+          <w:lang w:val="zh_TW" w:bidi="zh_TW"/>
+        </w:rPr>
+      </w:r>
+    </w:p>
+    <w:p>
+      <w:pPr>
+        <w:pStyle w:val="Heading2"/>
+      </w:pPr>
+      <w:r>
+        <w:rPr>
+          <w:lang w:val="zh_TW" w:bidi="zh_TW"/>
+        </w:rPr>
+        <w:t>西番雅書 3:19</w:t>
+      </w:r>
+      <w:r>
+        <w:rPr>
+          <w:lang w:val="zh_TW" w:bidi="zh_TW"/>
+        </w:rPr>
+      </w:r>
+    </w:p>
+    <w:p>
+      <w:pPr/>
+      <w:r>
+        <w:rPr>
+          <w:lang w:val="zh_TW" w:bidi="zh_TW"/>
+        </w:rPr>
+      </w:r>
+      <w:r>
+        <w:rPr>
+          <w:lang w:val="zh_TW" w:bidi="zh_TW"/>
+        </w:rPr>
+        <w:t>神將把祂的子民過去的羞辱變為榮耀與名聲（見</w:t>
       </w:r>
       <w:hyperlink r:id="rId139">
         <w:r>
@@ -5051,62 +5188,14 @@
             <w:color w:val="0000EE"/>
             <w:u w:val="single"/>
           </w:rPr>
-          <w:t>3:12–13</w:t>
-        </w:r>
-      </w:hyperlink>
-      <w:r>
-        <w:rPr>
-          <w:lang w:val="zh_TW" w:bidi="zh_TW"/>
-        </w:rPr>
-        <w:t>）。</w:t>
-      </w:r>
-      <w:r>
-        <w:rPr>
-          <w:lang w:val="zh_TW" w:bidi="zh_TW"/>
-        </w:rPr>
-      </w:r>
-      <w:r>
-        <w:rPr>
-          <w:lang w:val="zh_TW" w:bidi="zh_TW"/>
-        </w:rPr>
-      </w:r>
-    </w:p>
-    <w:p>
-      <w:pPr/>
-      <w:r>
-        <w:rPr>
-          <w:lang w:val="zh_TW" w:bidi="zh_TW"/>
-        </w:rPr>
-      </w:r>
-    </w:p>
-    <w:p>
-      <w:pPr>
-        <w:pStyle w:val="Heading2"/>
-      </w:pPr>
-      <w:r>
-        <w:rPr>
-          <w:lang w:val="zh_TW" w:bidi="zh_TW"/>
-        </w:rPr>
-        <w:t>西番雅書 3:18</w:t>
-      </w:r>
-      <w:r>
-        <w:rPr>
-          <w:lang w:val="zh_TW" w:bidi="zh_TW"/>
-        </w:rPr>
-      </w:r>
-    </w:p>
-    <w:p>
-      <w:pPr/>
-      <w:r>
-        <w:rPr>
-          <w:lang w:val="zh_TW" w:bidi="zh_TW"/>
-        </w:rPr>
-      </w:r>
-      <w:r>
-        <w:rPr>
-          <w:lang w:val="zh_TW" w:bidi="zh_TW"/>
-        </w:rPr>
-        <w:t>我必聚集他們……不再蒙羞（和合本譯為：因你擔當羞辱的，我必聚集他們）：耶和華的保證與書卷的開頭形成鮮明對比，那時神威脅要聚集列國將猶大人民從地面上除滅（</w:t>
+          <w:t>申26:19</w:t>
+        </w:r>
+      </w:hyperlink>
+      <w:r>
+        <w:rPr>
+          <w:lang w:val="zh_TW" w:bidi="zh_TW"/>
+        </w:rPr>
+        <w:t>；</w:t>
       </w:r>
       <w:hyperlink r:id="rId140">
         <w:r>
@@ -5117,110 +5206,14 @@
             <w:color w:val="0000EE"/>
             <w:u w:val="single"/>
           </w:rPr>
-          <w:t>1:2–4</w:t>
-        </w:r>
-      </w:hyperlink>
-      <w:r>
-        <w:rPr>
-          <w:lang w:val="zh_TW" w:bidi="zh_TW"/>
-        </w:rPr>
-        <w:t>），然而現在祂承諾要聚集那些被趕出耶路撒冷的人，並安全地帶他們歸家。</w:t>
-      </w:r>
-      <w:r>
-        <w:rPr>
-          <w:lang w:val="zh_TW" w:bidi="zh_TW"/>
-        </w:rPr>
-      </w:r>
-      <w:r>
-        <w:rPr>
-          <w:lang w:val="zh_TW" w:bidi="zh_TW"/>
-        </w:rPr>
-      </w:r>
-    </w:p>
-    <w:p>
-      <w:pPr/>
-      <w:r>
-        <w:rPr>
-          <w:lang w:val="zh_TW" w:bidi="zh_TW"/>
-        </w:rPr>
-      </w:r>
-    </w:p>
-    <w:p>
-      <w:pPr>
-        <w:pStyle w:val="Heading2"/>
-      </w:pPr>
-      <w:r>
-        <w:rPr>
-          <w:lang w:val="zh_TW" w:bidi="zh_TW"/>
-        </w:rPr>
-        <w:t>西番雅書 3:18–20</w:t>
-      </w:r>
-      <w:r>
-        <w:rPr>
-          <w:lang w:val="zh_TW" w:bidi="zh_TW"/>
-        </w:rPr>
-      </w:r>
-    </w:p>
-    <w:p>
-      <w:pPr/>
-      <w:r>
-        <w:rPr>
-          <w:lang w:val="zh_TW" w:bidi="zh_TW"/>
-        </w:rPr>
-      </w:r>
-      <w:r>
-        <w:rPr>
-          <w:lang w:val="zh_TW" w:bidi="zh_TW"/>
-        </w:rPr>
-        <w:t>這幾節經文中反覆出現的「我必」，強調了神對祂子民進一步的保證。</w:t>
-      </w:r>
-      <w:r>
-        <w:rPr>
-          <w:lang w:val="zh_TW" w:bidi="zh_TW"/>
-        </w:rPr>
-      </w:r>
-      <w:r>
-        <w:rPr>
-          <w:lang w:val="zh_TW" w:bidi="zh_TW"/>
-        </w:rPr>
-      </w:r>
-    </w:p>
-    <w:p>
-      <w:pPr/>
-      <w:r>
-        <w:rPr>
-          <w:lang w:val="zh_TW" w:bidi="zh_TW"/>
-        </w:rPr>
-      </w:r>
-    </w:p>
-    <w:p>
-      <w:pPr>
-        <w:pStyle w:val="Heading2"/>
-      </w:pPr>
-      <w:r>
-        <w:rPr>
-          <w:lang w:val="zh_TW" w:bidi="zh_TW"/>
-        </w:rPr>
-        <w:t>西番雅書 3:19</w:t>
-      </w:r>
-      <w:r>
-        <w:rPr>
-          <w:lang w:val="zh_TW" w:bidi="zh_TW"/>
-        </w:rPr>
-      </w:r>
-    </w:p>
-    <w:p>
-      <w:pPr/>
-      <w:r>
-        <w:rPr>
-          <w:lang w:val="zh_TW" w:bidi="zh_TW"/>
-        </w:rPr>
-      </w:r>
-      <w:r>
-        <w:rPr>
-          <w:lang w:val="zh_TW" w:bidi="zh_TW"/>
-        </w:rPr>
-        <w:t>神將把祂的子民過去的羞辱變為榮耀與名聲（見</w:t>
+          <w:t>賽62:7</w:t>
+        </w:r>
+      </w:hyperlink>
+      <w:r>
+        <w:rPr>
+          <w:lang w:val="zh_TW" w:bidi="zh_TW"/>
+        </w:rPr>
+        <w:t>；</w:t>
       </w:r>
       <w:hyperlink r:id="rId141">
         <w:r>
@@ -5231,52 +5224,16 @@
             <w:color w:val="0000EE"/>
             <w:u w:val="single"/>
           </w:rPr>
-          <w:t>申26:19</w:t>
-        </w:r>
-      </w:hyperlink>
-      <w:r>
-        <w:rPr>
-          <w:lang w:val="zh_TW" w:bidi="zh_TW"/>
-        </w:rPr>
-        <w:t>；</w:t>
+          <w:t>彌4:6–8</w:t>
+        </w:r>
+      </w:hyperlink>
+      <w:r>
+        <w:rPr>
+          <w:lang w:val="zh_TW" w:bidi="zh_TW"/>
+        </w:rPr>
+        <w:t>；參</w:t>
       </w:r>
       <w:hyperlink r:id="rId142">
-        <w:r>
-          <w:rPr>
-            <w:lang w:val="zh_TW" w:bidi="zh_TW"/>
-          </w:rPr>
-          <w:rPr>
-            <w:color w:val="0000EE"/>
-            <w:u w:val="single"/>
-          </w:rPr>
-          <w:t>賽62:7</w:t>
-        </w:r>
-      </w:hyperlink>
-      <w:r>
-        <w:rPr>
-          <w:lang w:val="zh_TW" w:bidi="zh_TW"/>
-        </w:rPr>
-        <w:t>；</w:t>
-      </w:r>
-      <w:hyperlink r:id="rId143">
-        <w:r>
-          <w:rPr>
-            <w:lang w:val="zh_TW" w:bidi="zh_TW"/>
-          </w:rPr>
-          <w:rPr>
-            <w:color w:val="0000EE"/>
-            <w:u w:val="single"/>
-          </w:rPr>
-          <w:t>彌4:6–8</w:t>
-        </w:r>
-      </w:hyperlink>
-      <w:r>
-        <w:rPr>
-          <w:lang w:val="zh_TW" w:bidi="zh_TW"/>
-        </w:rPr>
-        <w:t>；參</w:t>
-      </w:r>
-      <w:hyperlink r:id="rId144">
         <w:r>
           <w:rPr>
             <w:lang w:val="zh_TW" w:bidi="zh_TW"/>
@@ -5346,7 +5303,7 @@
         </w:rPr>
         <w:t>那時：經過一段可怕的忿怒和審判後，耶和華的日子將為所有信靠祂的人帶來永恆的祝福（</w:t>
       </w:r>
-      <w:hyperlink r:id="rId91">
+      <w:hyperlink r:id="rId89">
         <w:r>
           <w:rPr>
             <w:lang w:val="zh_TW" w:bidi="zh_TW"/>
@@ -5364,6 +5321,42 @@
         </w:rPr>
         <w:t>、</w:t>
       </w:r>
+      <w:hyperlink r:id="rId143">
+        <w:r>
+          <w:rPr>
+            <w:lang w:val="zh_TW" w:bidi="zh_TW"/>
+          </w:rPr>
+          <w:rPr>
+            <w:color w:val="0000EE"/>
+            <w:u w:val="single"/>
+          </w:rPr>
+          <w:t>12</w:t>
+        </w:r>
+      </w:hyperlink>
+      <w:r>
+        <w:rPr>
+          <w:lang w:val="zh_TW" w:bidi="zh_TW"/>
+        </w:rPr>
+        <w:t>；見</w:t>
+      </w:r>
+      <w:hyperlink r:id="rId144">
+        <w:r>
+          <w:rPr>
+            <w:lang w:val="zh_TW" w:bidi="zh_TW"/>
+          </w:rPr>
+          <w:rPr>
+            <w:color w:val="0000EE"/>
+            <w:u w:val="single"/>
+          </w:rPr>
+          <w:t>詩2:12</w:t>
+        </w:r>
+      </w:hyperlink>
+      <w:r>
+        <w:rPr>
+          <w:lang w:val="zh_TW" w:bidi="zh_TW"/>
+        </w:rPr>
+        <w:t>；</w:t>
+      </w:r>
       <w:hyperlink r:id="rId145">
         <w:r>
           <w:rPr>
@@ -5373,42 +5366,6 @@
             <w:color w:val="0000EE"/>
             <w:u w:val="single"/>
           </w:rPr>
-          <w:t>12</w:t>
-        </w:r>
-      </w:hyperlink>
-      <w:r>
-        <w:rPr>
-          <w:lang w:val="zh_TW" w:bidi="zh_TW"/>
-        </w:rPr>
-        <w:t>；見</w:t>
-      </w:r>
-      <w:hyperlink r:id="rId146">
-        <w:r>
-          <w:rPr>
-            <w:lang w:val="zh_TW" w:bidi="zh_TW"/>
-          </w:rPr>
-          <w:rPr>
-            <w:color w:val="0000EE"/>
-            <w:u w:val="single"/>
-          </w:rPr>
-          <w:t>詩2:12</w:t>
-        </w:r>
-      </w:hyperlink>
-      <w:r>
-        <w:rPr>
-          <w:lang w:val="zh_TW" w:bidi="zh_TW"/>
-        </w:rPr>
-        <w:t>；</w:t>
-      </w:r>
-      <w:hyperlink r:id="rId147">
-        <w:r>
-          <w:rPr>
-            <w:lang w:val="zh_TW" w:bidi="zh_TW"/>
-          </w:rPr>
-          <w:rPr>
-            <w:color w:val="0000EE"/>
-            <w:u w:val="single"/>
-          </w:rPr>
           <w:t>賽45:22</w:t>
         </w:r>
       </w:hyperlink>
@@ -5418,7 +5375,7 @@
         </w:rPr>
         <w:t>；另見</w:t>
       </w:r>
-      <w:hyperlink r:id="rId29">
+      <w:hyperlink r:id="rId27">
         <w:r>
           <w:rPr>
             <w:lang w:val="zh_TW" w:bidi="zh_TW"/>
@@ -5454,6 +5411,42 @@
         </w:rPr>
         <w:t>我——耶和華——已經說了（和合本譯為：這是耶和華說的）！西番雅的預言完全是來自於神（另見</w:t>
       </w:r>
+      <w:hyperlink r:id="rId146">
+        <w:r>
+          <w:rPr>
+            <w:lang w:val="zh_TW" w:bidi="zh_TW"/>
+          </w:rPr>
+          <w:rPr>
+            <w:color w:val="0000EE"/>
+            <w:u w:val="single"/>
+          </w:rPr>
+          <w:t>番1:1–3</w:t>
+        </w:r>
+      </w:hyperlink>
+      <w:r>
+        <w:rPr>
+          <w:lang w:val="zh_TW" w:bidi="zh_TW"/>
+        </w:rPr>
+        <w:t>、</w:t>
+      </w:r>
+      <w:hyperlink r:id="rId147">
+        <w:r>
+          <w:rPr>
+            <w:lang w:val="zh_TW" w:bidi="zh_TW"/>
+          </w:rPr>
+          <w:rPr>
+            <w:color w:val="0000EE"/>
+            <w:u w:val="single"/>
+          </w:rPr>
+          <w:t>10</w:t>
+        </w:r>
+      </w:hyperlink>
+      <w:r>
+        <w:rPr>
+          <w:lang w:val="zh_TW" w:bidi="zh_TW"/>
+        </w:rPr>
+        <w:t>，</w:t>
+      </w:r>
       <w:hyperlink r:id="rId148">
         <w:r>
           <w:rPr>
@@ -5463,25 +5456,7 @@
             <w:color w:val="0000EE"/>
             <w:u w:val="single"/>
           </w:rPr>
-          <w:t>番1:1–3</w:t>
-        </w:r>
-      </w:hyperlink>
-      <w:r>
-        <w:rPr>
-          <w:lang w:val="zh_TW" w:bidi="zh_TW"/>
-        </w:rPr>
-        <w:t>、</w:t>
-      </w:r>
-      <w:hyperlink r:id="rId149">
-        <w:r>
-          <w:rPr>
-            <w:lang w:val="zh_TW" w:bidi="zh_TW"/>
-          </w:rPr>
-          <w:rPr>
-            <w:color w:val="0000EE"/>
-            <w:u w:val="single"/>
-          </w:rPr>
-          <w:t>10</w:t>
+          <w:t>2:9</w:t>
         </w:r>
       </w:hyperlink>
       <w:r>
@@ -5490,25 +5465,7 @@
         </w:rPr>
         <w:t>，</w:t>
       </w:r>
-      <w:hyperlink r:id="rId150">
-        <w:r>
-          <w:rPr>
-            <w:lang w:val="zh_TW" w:bidi="zh_TW"/>
-          </w:rPr>
-          <w:rPr>
-            <w:color w:val="0000EE"/>
-            <w:u w:val="single"/>
-          </w:rPr>
-          <w:t>2:9</w:t>
-        </w:r>
-      </w:hyperlink>
-      <w:r>
-        <w:rPr>
-          <w:lang w:val="zh_TW" w:bidi="zh_TW"/>
-        </w:rPr>
-        <w:t>，</w:t>
-      </w:r>
-      <w:hyperlink r:id="rId114">
+      <w:hyperlink r:id="rId112">
         <w:r>
           <w:rPr>
             <w:lang w:val="zh_TW" w:bidi="zh_TW"/>

--- a/zht/docx/36.content.docx
+++ b/zht/docx/36.content.docx
@@ -163,13 +163,6 @@
         <w:rPr>
           <w:lang w:val="zh_TW" w:bidi="zh_TW"/>
         </w:rPr>
-      </w:r>
-      <w:r>
-        <w:rPr>
-          <w:i/>
-          <w:lang w:val="zh_TW" w:bidi="zh_TW"/>
-        </w:rPr>
-        <w:t>西番雅書 1:1, 西番雅書 1:1–2:3, 西番雅書 1:2–3, 西番雅書 1:4, 西番雅書 1:4–6, 西番雅書 1:5, 西番雅書 1:7, 西番雅書 1:7–18, 西番雅書 1:8, 西番雅書 1:9, 西番雅書 1:10, 西番雅書 1:13, 西番雅書 1:14–18, 西番雅書 1:15, 西番雅書 1:17, 西番雅書 2:1–3, 西番雅書 2:2, 西番雅書 2:3, 西番雅書 2:4, 西番雅書 2:4–15, 西番雅書 2:4–3:20, 西番雅書 2:5, 西番雅書 2:6, 西番雅書 2:7, 西番雅書 2:8, 西番雅書 2:9, 西番雅書 2:11, 西番雅書 2:12, 西番雅書 2:13, 西番雅書 2:14, 西番雅書 2:15, 西番雅書 3:1, 西番雅書 3:1–8, 西番雅書 3:3–4, 西番雅書 3:5, 西番雅書 3:7, 西番雅書 3:8, 西番雅書 3:9, 西番雅書 3:9–13, 西番雅書 3:9–20, 西番雅書 3:10, 西番雅書 3:12, 西番雅書 3:14, 西番雅書 3:15, 西番雅書 3:17, 西番雅書 3:18, 西番雅書 3:18–20, 西番雅書 3:19, 西番雅書 3:20</w:t>
       </w:r>
       <w:r>
         <w:rPr>

--- a/zht/docx/36.content.docx
+++ b/zht/docx/36.content.docx
@@ -150,19 +150,6 @@
           <w:lang w:val="zh_TW" w:bidi="zh_TW"/>
         </w:rPr>
         <w:t>ZEP</w:t>
-      </w:r>
-      <w:r>
-        <w:rPr>
-          <w:lang w:val="zh_TW" w:bidi="zh_TW"/>
-        </w:rPr>
-      </w:r>
-    </w:p>
-    <w:p>
-      <w:pPr/>
-      <w:r>
-        <w:rPr>
-          <w:lang w:val="zh_TW" w:bidi="zh_TW"/>
-        </w:rPr>
       </w:r>
       <w:r>
         <w:rPr>

--- a/zht/docx/36.content.docx
+++ b/zht/docx/36.content.docx
@@ -19,7 +19,7 @@
         <w:rPr>
           <w:lang w:val="zh_TW" w:bidi="zh_TW"/>
         </w:rPr>
-        <w:t>Resource: 研讀筆記 (Tyndale)</w:t>
+        <w:t>Resource: Tyndale Open Study Notes</w:t>
       </w:r>
       <w:r>
         <w:rPr>
@@ -112,7 +112,7 @@
         <w:rPr>
           <w:lang w:val="zh_TW" w:bidi="zh_TW"/>
         </w:rPr>
-        <w:t>研讀筆記 (Tyndale)</w:t>
+        <w:t>Tyndale Open Study Notes</w:t>
       </w:r>
     </w:p>
     <w:p>

--- a/zht/docx/36.content.docx
+++ b/zht/docx/36.content.docx
@@ -19,7 +19,7 @@
         <w:rPr>
           <w:lang w:val="zh_TW" w:bidi="zh_TW"/>
         </w:rPr>
-        <w:t>Resource: Tyndale Open Study Notes</w:t>
+        <w:t>Resource: Aquifer Open Study Notes</w:t>
       </w:r>
       <w:r>
         <w:rPr>
@@ -112,7 +112,7 @@
         <w:rPr>
           <w:lang w:val="zh_TW" w:bidi="zh_TW"/>
         </w:rPr>
-        <w:t>Tyndale Open Study Notes</w:t>
+        <w:t>Aquifer Open Study Notes</w:t>
       </w:r>
     </w:p>
     <w:p>

--- a/zht/docx/36.content.docx
+++ b/zht/docx/36.content.docx
@@ -255,18 +255,12 @@
         </w:rPr>
         <w:t>希西家可能指的是使用此名的王（見</w:t>
       </w:r>
-      <w:hyperlink r:id="rId13">
-        <w:r>
-          <w:rPr>
-            <w:lang w:val="zh_TW" w:bidi="zh_TW"/>
-          </w:rPr>
-          <w:rPr>
-            <w:color w:val="0000EE"/>
-            <w:u w:val="single"/>
-          </w:rPr>
-          <w:t>王下18:1–20:20</w:t>
-        </w:r>
-      </w:hyperlink>
+      <w:r>
+        <w:rPr>
+          <w:lang w:val="zh_TW" w:bidi="zh_TW"/>
+        </w:rPr>
+        <w:t>王下18:1–20:20</w:t>
+      </w:r>
       <w:r>
         <w:rPr>
           <w:lang w:val="zh_TW" w:bidi="zh_TW"/>
@@ -321,72 +315,48 @@
         </w:rPr>
         <w:t>西番亞從耶和華那裡領受的信息，不單單預警了對全地的審判（</w:t>
       </w:r>
-      <w:hyperlink r:id="rId14">
-        <w:r>
-          <w:rPr>
-            <w:lang w:val="zh_TW" w:bidi="zh_TW"/>
-          </w:rPr>
-          <w:rPr>
-            <w:color w:val="0000EE"/>
-            <w:u w:val="single"/>
-          </w:rPr>
-          <w:t>1:1–6</w:t>
-        </w:r>
-      </w:hyperlink>
+      <w:r>
+        <w:rPr>
+          <w:lang w:val="zh_TW" w:bidi="zh_TW"/>
+        </w:rPr>
+        <w:t>1:1–6</w:t>
+      </w:r>
       <w:r>
         <w:rPr>
           <w:lang w:val="zh_TW" w:bidi="zh_TW"/>
         </w:rPr>
         <w:t>），還勸誡讀者在災難降臨（</w:t>
       </w:r>
-      <w:hyperlink r:id="rId15">
-        <w:r>
-          <w:rPr>
-            <w:lang w:val="zh_TW" w:bidi="zh_TW"/>
-          </w:rPr>
-          <w:rPr>
-            <w:color w:val="0000EE"/>
-            <w:u w:val="single"/>
-          </w:rPr>
-          <w:t>1:14–18</w:t>
-        </w:r>
-      </w:hyperlink>
+      <w:r>
+        <w:rPr>
+          <w:lang w:val="zh_TW" w:bidi="zh_TW"/>
+        </w:rPr>
+        <w:t>1:14–18</w:t>
+      </w:r>
       <w:r>
         <w:rPr>
           <w:lang w:val="zh_TW" w:bidi="zh_TW"/>
         </w:rPr>
         <w:t>）之前悔改 （</w:t>
       </w:r>
-      <w:hyperlink r:id="rId16">
-        <w:r>
-          <w:rPr>
-            <w:lang w:val="zh_TW" w:bidi="zh_TW"/>
-          </w:rPr>
-          <w:rPr>
-            <w:color w:val="0000EE"/>
-            <w:u w:val="single"/>
-          </w:rPr>
-          <w:t>1:7–13</w:t>
-        </w:r>
-      </w:hyperlink>
+      <w:r>
+        <w:rPr>
+          <w:lang w:val="zh_TW" w:bidi="zh_TW"/>
+        </w:rPr>
+        <w:t>1:7–13</w:t>
+      </w:r>
       <w:r>
         <w:rPr>
           <w:lang w:val="zh_TW" w:bidi="zh_TW"/>
         </w:rPr>
         <w:t>）、尋求耶和華，並在祂面前過公義而謙卑的生活，盼望他們能夠以此免於耶和華的審判 （</w:t>
       </w:r>
-      <w:hyperlink r:id="rId17">
-        <w:r>
-          <w:rPr>
-            <w:lang w:val="zh_TW" w:bidi="zh_TW"/>
-          </w:rPr>
-          <w:rPr>
-            <w:color w:val="0000EE"/>
-            <w:u w:val="single"/>
-          </w:rPr>
-          <w:t>2:1–3</w:t>
-        </w:r>
-      </w:hyperlink>
+      <w:r>
+        <w:rPr>
+          <w:lang w:val="zh_TW" w:bidi="zh_TW"/>
+        </w:rPr>
+        <w:t>2:1–3</w:t>
+      </w:r>
       <w:r>
         <w:rPr>
           <w:lang w:val="zh_TW" w:bidi="zh_TW"/>
@@ -441,18 +411,12 @@
         </w:rPr>
         <w:t>神將要在祂的審判中除滅的事物，是以這些事物被創造時的相反順序排列的（</w:t>
       </w:r>
-      <w:hyperlink r:id="rId18">
-        <w:r>
-          <w:rPr>
-            <w:lang w:val="zh_TW" w:bidi="zh_TW"/>
-          </w:rPr>
-          <w:rPr>
-            <w:color w:val="0000EE"/>
-            <w:u w:val="single"/>
-          </w:rPr>
-          <w:t>創1:20–26</w:t>
-        </w:r>
-      </w:hyperlink>
+      <w:r>
+        <w:rPr>
+          <w:lang w:val="zh_TW" w:bidi="zh_TW"/>
+        </w:rPr>
+        <w:t>創1:20–26</w:t>
+      </w:r>
       <w:r>
         <w:rPr>
           <w:lang w:val="zh_TW" w:bidi="zh_TW"/>
@@ -507,18 +471,12 @@
         </w:rPr>
         <w:t>西番雅發出這個預言時，約西亞還未在公元前622年進行改革，拜偶像的祭司猖獗地宣揚巴力崇拜和其它形式的異教信仰（</w:t>
       </w:r>
-      <w:hyperlink r:id="rId19">
-        <w:r>
-          <w:rPr>
-            <w:lang w:val="zh_TW" w:bidi="zh_TW"/>
-          </w:rPr>
-          <w:rPr>
-            <w:color w:val="0000EE"/>
-            <w:u w:val="single"/>
-          </w:rPr>
-          <w:t>王下23:5</w:t>
-        </w:r>
-      </w:hyperlink>
+      <w:r>
+        <w:rPr>
+          <w:lang w:val="zh_TW" w:bidi="zh_TW"/>
+        </w:rPr>
+        <w:t>王下23:5</w:t>
+      </w:r>
       <w:r>
         <w:rPr>
           <w:lang w:val="zh_TW" w:bidi="zh_TW"/>
@@ -573,18 +531,12 @@
         </w:rPr>
         <w:t>在對全地宣告審判（</w:t>
       </w:r>
-      <w:hyperlink r:id="rId20">
-        <w:r>
-          <w:rPr>
-            <w:lang w:val="zh_TW" w:bidi="zh_TW"/>
-          </w:rPr>
-          <w:rPr>
-            <w:color w:val="0000EE"/>
-            <w:u w:val="single"/>
-          </w:rPr>
-          <w:t>1:2–3</w:t>
-        </w:r>
-      </w:hyperlink>
+      <w:r>
+        <w:rPr>
+          <w:lang w:val="zh_TW" w:bidi="zh_TW"/>
+        </w:rPr>
+        <w:t>1:2–3</w:t>
+      </w:r>
       <w:r>
         <w:rPr>
           <w:lang w:val="zh_TW" w:bidi="zh_TW"/>
@@ -643,54 +595,36 @@
         </w:rPr>
         <w:t>經文譴責敬拜天體如太陽、月亮和星星的行為（見</w:t>
       </w:r>
-      <w:hyperlink r:id="rId21">
-        <w:r>
-          <w:rPr>
-            <w:lang w:val="zh_TW" w:bidi="zh_TW"/>
-          </w:rPr>
-          <w:rPr>
-            <w:color w:val="0000EE"/>
-            <w:u w:val="single"/>
-          </w:rPr>
-          <w:t>申4:15–19</w:t>
-        </w:r>
-      </w:hyperlink>
+      <w:r>
+        <w:rPr>
+          <w:lang w:val="zh_TW" w:bidi="zh_TW"/>
+        </w:rPr>
+        <w:t>申4:15–19</w:t>
+      </w:r>
       <w:r>
         <w:rPr>
           <w:lang w:val="zh_TW" w:bidi="zh_TW"/>
         </w:rPr>
         <w:t>；</w:t>
       </w:r>
-      <w:hyperlink r:id="rId22">
-        <w:r>
-          <w:rPr>
-            <w:lang w:val="zh_TW" w:bidi="zh_TW"/>
-          </w:rPr>
-          <w:rPr>
-            <w:color w:val="0000EE"/>
-            <w:u w:val="single"/>
-          </w:rPr>
-          <w:t>王下21:3</w:t>
-        </w:r>
-      </w:hyperlink>
+      <w:r>
+        <w:rPr>
+          <w:lang w:val="zh_TW" w:bidi="zh_TW"/>
+        </w:rPr>
+        <w:t>王下21:3</w:t>
+      </w:r>
       <w:r>
         <w:rPr>
           <w:lang w:val="zh_TW" w:bidi="zh_TW"/>
         </w:rPr>
         <w:t>，</w:t>
       </w:r>
-      <w:hyperlink r:id="rId23">
-        <w:r>
-          <w:rPr>
-            <w:lang w:val="zh_TW" w:bidi="zh_TW"/>
-          </w:rPr>
-          <w:rPr>
-            <w:color w:val="0000EE"/>
-            <w:u w:val="single"/>
-          </w:rPr>
-          <w:t>23:12</w:t>
-        </w:r>
-      </w:hyperlink>
+      <w:r>
+        <w:rPr>
+          <w:lang w:val="zh_TW" w:bidi="zh_TW"/>
+        </w:rPr>
+        <w:t>23:12</w:t>
+      </w:r>
       <w:r>
         <w:rPr>
           <w:lang w:val="zh_TW" w:bidi="zh_TW"/>
@@ -715,54 +649,36 @@
         </w:rPr>
         <w:t>摩洛可能是指迦南神巴力、亞捫神米勒公或異教神摩洛。儘管律法明確禁止敬拜摩洛（</w:t>
       </w:r>
-      <w:hyperlink r:id="rId24">
-        <w:r>
-          <w:rPr>
-            <w:lang w:val="zh_TW" w:bidi="zh_TW"/>
-          </w:rPr>
-          <w:rPr>
-            <w:color w:val="0000EE"/>
-            <w:u w:val="single"/>
-          </w:rPr>
-          <w:t>利20:1–5</w:t>
-        </w:r>
-      </w:hyperlink>
+      <w:r>
+        <w:rPr>
+          <w:lang w:val="zh_TW" w:bidi="zh_TW"/>
+        </w:rPr>
+        <w:t>利20:1–5</w:t>
+      </w:r>
       <w:r>
         <w:rPr>
           <w:lang w:val="zh_TW" w:bidi="zh_TW"/>
         </w:rPr>
         <w:t>），但對以色列而言，這仍是一個持續的試探（</w:t>
       </w:r>
-      <w:hyperlink r:id="rId25">
-        <w:r>
-          <w:rPr>
-            <w:lang w:val="zh_TW" w:bidi="zh_TW"/>
-          </w:rPr>
-          <w:rPr>
-            <w:color w:val="0000EE"/>
-            <w:u w:val="single"/>
-          </w:rPr>
-          <w:t>王下16:3</w:t>
-        </w:r>
-      </w:hyperlink>
+      <w:r>
+        <w:rPr>
+          <w:lang w:val="zh_TW" w:bidi="zh_TW"/>
+        </w:rPr>
+        <w:t>王下16:3</w:t>
+      </w:r>
       <w:r>
         <w:rPr>
           <w:lang w:val="zh_TW" w:bidi="zh_TW"/>
         </w:rPr>
         <w:t>，</w:t>
       </w:r>
-      <w:hyperlink r:id="rId26">
-        <w:r>
-          <w:rPr>
-            <w:lang w:val="zh_TW" w:bidi="zh_TW"/>
-          </w:rPr>
-          <w:rPr>
-            <w:color w:val="0000EE"/>
-            <w:u w:val="single"/>
-          </w:rPr>
-          <w:t>21:6</w:t>
-        </w:r>
-      </w:hyperlink>
+      <w:r>
+        <w:rPr>
+          <w:lang w:val="zh_TW" w:bidi="zh_TW"/>
+        </w:rPr>
+        <w:t>21:6</w:t>
+      </w:r>
       <w:r>
         <w:rPr>
           <w:lang w:val="zh_TW" w:bidi="zh_TW"/>
@@ -878,18 +794,12 @@
         </w:rPr>
         <w:t>這段落必須被視為一個重大的事件。事件的一部分會在耶路撒冷於公元前586年陷落時成就；其餘部分則會在不同的歷史時期重複出現（如耶路撒冷在公元70年的毀滅），直到最終神完全地審判世界並更新創造，整個預言會在末了完全成就（</w:t>
       </w:r>
-      <w:hyperlink r:id="rId27">
-        <w:r>
-          <w:rPr>
-            <w:lang w:val="zh_TW" w:bidi="zh_TW"/>
-          </w:rPr>
-          <w:rPr>
-            <w:color w:val="0000EE"/>
-            <w:u w:val="single"/>
-          </w:rPr>
-          <w:t>啟19:11–22:5</w:t>
-        </w:r>
-      </w:hyperlink>
+      <w:r>
+        <w:rPr>
+          <w:lang w:val="zh_TW" w:bidi="zh_TW"/>
+        </w:rPr>
+        <w:t>啟19:11–22:5</w:t>
+      </w:r>
       <w:r>
         <w:rPr>
           <w:lang w:val="zh_TW" w:bidi="zh_TW"/>
@@ -944,180 +854,120 @@
         </w:rPr>
         <w:t>猶大的領袖和王子包括以色列的支派族長（</w:t>
       </w:r>
-      <w:hyperlink r:id="rId28">
-        <w:r>
-          <w:rPr>
-            <w:lang w:val="zh_TW" w:bidi="zh_TW"/>
-          </w:rPr>
-          <w:rPr>
-            <w:color w:val="0000EE"/>
-            <w:u w:val="single"/>
-          </w:rPr>
-          <w:t>民1:4</w:t>
-        </w:r>
-      </w:hyperlink>
+      <w:r>
+        <w:rPr>
+          <w:lang w:val="zh_TW" w:bidi="zh_TW"/>
+        </w:rPr>
+        <w:t>民1:4</w:t>
+      </w:r>
       <w:r>
         <w:rPr>
           <w:lang w:val="zh_TW" w:bidi="zh_TW"/>
         </w:rPr>
         <w:t>）、宮廷官員（</w:t>
       </w:r>
-      <w:hyperlink r:id="rId29">
-        <w:r>
-          <w:rPr>
-            <w:lang w:val="zh_TW" w:bidi="zh_TW"/>
-          </w:rPr>
-          <w:rPr>
-            <w:color w:val="0000EE"/>
-            <w:u w:val="single"/>
-          </w:rPr>
-          <w:t>代上22:17</w:t>
-        </w:r>
-      </w:hyperlink>
+      <w:r>
+        <w:rPr>
+          <w:lang w:val="zh_TW" w:bidi="zh_TW"/>
+        </w:rPr>
+        <w:t>代上22:17</w:t>
+      </w:r>
       <w:r>
         <w:rPr>
           <w:lang w:val="zh_TW" w:bidi="zh_TW"/>
         </w:rPr>
         <w:t>）、省長（</w:t>
       </w:r>
-      <w:hyperlink r:id="rId30">
-        <w:r>
-          <w:rPr>
-            <w:lang w:val="zh_TW" w:bidi="zh_TW"/>
-          </w:rPr>
-          <w:rPr>
-            <w:color w:val="0000EE"/>
-            <w:u w:val="single"/>
-          </w:rPr>
-          <w:t>王上20:14–15</w:t>
-        </w:r>
-      </w:hyperlink>
+      <w:r>
+        <w:rPr>
+          <w:lang w:val="zh_TW" w:bidi="zh_TW"/>
+        </w:rPr>
+        <w:t>王上20:14–15</w:t>
+      </w:r>
       <w:r>
         <w:rPr>
           <w:lang w:val="zh_TW" w:bidi="zh_TW"/>
         </w:rPr>
         <w:t>）、城市官員（</w:t>
       </w:r>
-      <w:hyperlink r:id="rId31">
-        <w:r>
-          <w:rPr>
-            <w:lang w:val="zh_TW" w:bidi="zh_TW"/>
-          </w:rPr>
-          <w:rPr>
-            <w:color w:val="0000EE"/>
-            <w:u w:val="single"/>
-          </w:rPr>
-          <w:t>士8:6</w:t>
-        </w:r>
-      </w:hyperlink>
+      <w:r>
+        <w:rPr>
+          <w:lang w:val="zh_TW" w:bidi="zh_TW"/>
+        </w:rPr>
+        <w:t>士8:6</w:t>
+      </w:r>
       <w:r>
         <w:rPr>
           <w:lang w:val="zh_TW" w:bidi="zh_TW"/>
         </w:rPr>
         <w:t>）、軍事領袖（</w:t>
       </w:r>
-      <w:hyperlink r:id="rId32">
-        <w:r>
-          <w:rPr>
-            <w:lang w:val="zh_TW" w:bidi="zh_TW"/>
-          </w:rPr>
-          <w:rPr>
-            <w:color w:val="0000EE"/>
-            <w:u w:val="single"/>
-          </w:rPr>
-          <w:t>王上2:5</w:t>
-        </w:r>
-      </w:hyperlink>
+      <w:r>
+        <w:rPr>
+          <w:lang w:val="zh_TW" w:bidi="zh_TW"/>
+        </w:rPr>
+        <w:t>王上2:5</w:t>
+      </w:r>
       <w:r>
         <w:rPr>
           <w:lang w:val="zh_TW" w:bidi="zh_TW"/>
         </w:rPr>
         <w:t>；</w:t>
       </w:r>
-      <w:hyperlink r:id="rId33">
-        <w:r>
-          <w:rPr>
-            <w:lang w:val="zh_TW" w:bidi="zh_TW"/>
-          </w:rPr>
-          <w:rPr>
-            <w:color w:val="0000EE"/>
-            <w:u w:val="single"/>
-          </w:rPr>
-          <w:t>王下1:9–14</w:t>
-        </w:r>
-      </w:hyperlink>
+      <w:r>
+        <w:rPr>
+          <w:lang w:val="zh_TW" w:bidi="zh_TW"/>
+        </w:rPr>
+        <w:t>王下1:9–14</w:t>
+      </w:r>
       <w:r>
         <w:rPr>
           <w:lang w:val="zh_TW" w:bidi="zh_TW"/>
         </w:rPr>
         <w:t>，</w:t>
       </w:r>
-      <w:hyperlink r:id="rId34">
-        <w:r>
-          <w:rPr>
-            <w:lang w:val="zh_TW" w:bidi="zh_TW"/>
-          </w:rPr>
-          <w:rPr>
-            <w:color w:val="0000EE"/>
-            <w:u w:val="single"/>
-          </w:rPr>
-          <w:t>25:23</w:t>
-        </w:r>
-      </w:hyperlink>
+      <w:r>
+        <w:rPr>
+          <w:lang w:val="zh_TW" w:bidi="zh_TW"/>
+        </w:rPr>
+        <w:t>25:23</w:t>
+      </w:r>
       <w:r>
         <w:rPr>
           <w:lang w:val="zh_TW" w:bidi="zh_TW"/>
         </w:rPr>
         <w:t>、</w:t>
       </w:r>
-      <w:hyperlink r:id="rId35">
-        <w:r>
-          <w:rPr>
-            <w:lang w:val="zh_TW" w:bidi="zh_TW"/>
-          </w:rPr>
-          <w:rPr>
-            <w:color w:val="0000EE"/>
-            <w:u w:val="single"/>
-          </w:rPr>
-          <w:t>26</w:t>
-        </w:r>
-      </w:hyperlink>
+      <w:r>
+        <w:rPr>
+          <w:lang w:val="zh_TW" w:bidi="zh_TW"/>
+        </w:rPr>
+        <w:t>26</w:t>
+      </w:r>
       <w:r>
         <w:rPr>
           <w:lang w:val="zh_TW" w:bidi="zh_TW"/>
         </w:rPr>
         <w:t>），甚至是宗教領袖（</w:t>
       </w:r>
-      <w:hyperlink r:id="rId36">
-        <w:r>
-          <w:rPr>
-            <w:lang w:val="zh_TW" w:bidi="zh_TW"/>
-          </w:rPr>
-          <w:rPr>
-            <w:color w:val="0000EE"/>
-            <w:u w:val="single"/>
-          </w:rPr>
-          <w:t>拉8:24</w:t>
-        </w:r>
-      </w:hyperlink>
+      <w:r>
+        <w:rPr>
+          <w:lang w:val="zh_TW" w:bidi="zh_TW"/>
+        </w:rPr>
+        <w:t>拉8:24</w:t>
+      </w:r>
       <w:r>
         <w:rPr>
           <w:lang w:val="zh_TW" w:bidi="zh_TW"/>
         </w:rPr>
         <w:t>）。他們的影響力使得他們在神面前承擔更大的責任（參</w:t>
       </w:r>
-      <w:hyperlink r:id="rId37">
-        <w:r>
-          <w:rPr>
-            <w:lang w:val="zh_TW" w:bidi="zh_TW"/>
-          </w:rPr>
-          <w:rPr>
-            <w:color w:val="0000EE"/>
-            <w:u w:val="single"/>
-          </w:rPr>
-          <w:t>雅3:1</w:t>
-        </w:r>
-      </w:hyperlink>
+      <w:r>
+        <w:rPr>
+          <w:lang w:val="zh_TW" w:bidi="zh_TW"/>
+        </w:rPr>
+        <w:t>雅3:1</w:t>
+      </w:r>
       <w:r>
         <w:rPr>
           <w:lang w:val="zh_TW" w:bidi="zh_TW"/>
@@ -1185,18 +1035,12 @@
         </w:rPr>
         <w:t>；和合本譯為：跳過門檻......的）：猶大人延續了異教的習俗，跳過神廟的門檻，避免接觸神廟，以表示對那位異教神的敬畏（見</w:t>
       </w:r>
-      <w:hyperlink r:id="rId38">
-        <w:r>
-          <w:rPr>
-            <w:lang w:val="zh_TW" w:bidi="zh_TW"/>
-          </w:rPr>
-          <w:rPr>
-            <w:color w:val="0000EE"/>
-            <w:u w:val="single"/>
-          </w:rPr>
-          <w:t>撒上5:1–5</w:t>
-        </w:r>
-      </w:hyperlink>
+      <w:r>
+        <w:rPr>
+          <w:lang w:val="zh_TW" w:bidi="zh_TW"/>
+        </w:rPr>
+        <w:t>撒上5:1–5</w:t>
+      </w:r>
       <w:r>
         <w:rPr>
           <w:lang w:val="zh_TW" w:bidi="zh_TW"/>
@@ -1251,18 +1095,12 @@
         </w:rPr>
         <w:t>魚門位於耶路撒冷的北部（</w:t>
       </w:r>
-      <w:hyperlink r:id="rId39">
-        <w:r>
-          <w:rPr>
-            <w:lang w:val="zh_TW" w:bidi="zh_TW"/>
-          </w:rPr>
-          <w:rPr>
-            <w:color w:val="0000EE"/>
-            <w:u w:val="single"/>
-          </w:rPr>
-          <w:t>尼12:39</w:t>
-        </w:r>
-      </w:hyperlink>
+      <w:r>
+        <w:rPr>
+          <w:lang w:val="zh_TW" w:bidi="zh_TW"/>
+        </w:rPr>
+        <w:t>尼12:39</w:t>
+      </w:r>
       <w:r>
         <w:rPr>
           <w:lang w:val="zh_TW" w:bidi="zh_TW"/>
@@ -1413,54 +1251,36 @@
         </w:rPr>
         <w:t>黑暗幽冥：另見</w:t>
       </w:r>
-      <w:hyperlink r:id="rId40">
-        <w:r>
-          <w:rPr>
-            <w:lang w:val="zh_TW" w:bidi="zh_TW"/>
-          </w:rPr>
-          <w:rPr>
-            <w:color w:val="0000EE"/>
-            <w:u w:val="single"/>
-          </w:rPr>
-          <w:t>賽13:9–10</w:t>
-        </w:r>
-      </w:hyperlink>
+      <w:r>
+        <w:rPr>
+          <w:lang w:val="zh_TW" w:bidi="zh_TW"/>
+        </w:rPr>
+        <w:t>賽13:9–10</w:t>
+      </w:r>
       <w:r>
         <w:rPr>
           <w:lang w:val="zh_TW" w:bidi="zh_TW"/>
         </w:rPr>
         <w:t>；</w:t>
       </w:r>
-      <w:hyperlink r:id="rId41">
-        <w:r>
-          <w:rPr>
-            <w:lang w:val="zh_TW" w:bidi="zh_TW"/>
-          </w:rPr>
-          <w:rPr>
-            <w:color w:val="0000EE"/>
-            <w:u w:val="single"/>
-          </w:rPr>
-          <w:t>約珥書2:1–2</w:t>
-        </w:r>
-      </w:hyperlink>
+      <w:r>
+        <w:rPr>
+          <w:lang w:val="zh_TW" w:bidi="zh_TW"/>
+        </w:rPr>
+        <w:t>約珥書2:1–2</w:t>
+      </w:r>
       <w:r>
         <w:rPr>
           <w:lang w:val="zh_TW" w:bidi="zh_TW"/>
         </w:rPr>
         <w:t>；</w:t>
       </w:r>
-      <w:hyperlink r:id="rId42">
-        <w:r>
-          <w:rPr>
-            <w:lang w:val="zh_TW" w:bidi="zh_TW"/>
-          </w:rPr>
-          <w:rPr>
-            <w:color w:val="0000EE"/>
-            <w:u w:val="single"/>
-          </w:rPr>
-          <w:t>摩5:18–20</w:t>
-        </w:r>
-      </w:hyperlink>
+      <w:r>
+        <w:rPr>
+          <w:lang w:val="zh_TW" w:bidi="zh_TW"/>
+        </w:rPr>
+        <w:t>摩5:18–20</w:t>
+      </w:r>
       <w:r>
         <w:rPr>
           <w:lang w:val="zh_TW" w:bidi="zh_TW"/>
@@ -1515,90 +1335,60 @@
         </w:rPr>
         <w:t>行走如同瞎眼的：這是神公義的一個例子（另見</w:t>
       </w:r>
-      <w:hyperlink r:id="rId43">
-        <w:r>
-          <w:rPr>
-            <w:lang w:val="zh_TW" w:bidi="zh_TW"/>
-          </w:rPr>
-          <w:rPr>
-            <w:color w:val="0000EE"/>
-            <w:u w:val="single"/>
-          </w:rPr>
-          <w:t>羅1:21–32</w:t>
-        </w:r>
-      </w:hyperlink>
+      <w:r>
+        <w:rPr>
+          <w:lang w:val="zh_TW" w:bidi="zh_TW"/>
+        </w:rPr>
+        <w:t>羅1:21–32</w:t>
+      </w:r>
       <w:r>
         <w:rPr>
           <w:lang w:val="zh_TW" w:bidi="zh_TW"/>
         </w:rPr>
         <w:t>）。因為神的子民在道德和靈性上都是瞎眼的（見</w:t>
       </w:r>
-      <w:hyperlink r:id="rId44">
-        <w:r>
-          <w:rPr>
-            <w:lang w:val="zh_TW" w:bidi="zh_TW"/>
-          </w:rPr>
-          <w:rPr>
-            <w:color w:val="0000EE"/>
-            <w:u w:val="single"/>
-          </w:rPr>
-          <w:t>出23:8</w:t>
-        </w:r>
-      </w:hyperlink>
+      <w:r>
+        <w:rPr>
+          <w:lang w:val="zh_TW" w:bidi="zh_TW"/>
+        </w:rPr>
+        <w:t>出23:8</w:t>
+      </w:r>
       <w:r>
         <w:rPr>
           <w:lang w:val="zh_TW" w:bidi="zh_TW"/>
         </w:rPr>
         <w:t>；</w:t>
       </w:r>
-      <w:hyperlink r:id="rId45">
-        <w:r>
-          <w:rPr>
-            <w:lang w:val="zh_TW" w:bidi="zh_TW"/>
-          </w:rPr>
-          <w:rPr>
-            <w:color w:val="0000EE"/>
-            <w:u w:val="single"/>
-          </w:rPr>
-          <w:t>羅2:19</w:t>
-        </w:r>
-      </w:hyperlink>
+      <w:r>
+        <w:rPr>
+          <w:lang w:val="zh_TW" w:bidi="zh_TW"/>
+        </w:rPr>
+        <w:t>羅2:19</w:t>
+      </w:r>
       <w:r>
         <w:rPr>
           <w:lang w:val="zh_TW" w:bidi="zh_TW"/>
         </w:rPr>
         <w:t>；</w:t>
       </w:r>
-      <w:hyperlink r:id="rId46">
-        <w:r>
-          <w:rPr>
-            <w:lang w:val="zh_TW" w:bidi="zh_TW"/>
-          </w:rPr>
-          <w:rPr>
-            <w:color w:val="0000EE"/>
-            <w:u w:val="single"/>
-          </w:rPr>
-          <w:t>約一2:11</w:t>
-        </w:r>
-      </w:hyperlink>
+      <w:r>
+        <w:rPr>
+          <w:lang w:val="zh_TW" w:bidi="zh_TW"/>
+        </w:rPr>
+        <w:t>約一2:11</w:t>
+      </w:r>
       <w:r>
         <w:rPr>
           <w:lang w:val="zh_TW" w:bidi="zh_TW"/>
         </w:rPr>
         <w:t>），並且違背了耶和華和祂的誡命，因此他們將承受神與他們所立之約中所定的公正懲罰（</w:t>
       </w:r>
-      <w:hyperlink r:id="rId47">
-        <w:r>
-          <w:rPr>
-            <w:lang w:val="zh_TW" w:bidi="zh_TW"/>
-          </w:rPr>
-          <w:rPr>
-            <w:color w:val="0000EE"/>
-            <w:u w:val="single"/>
-          </w:rPr>
-          <w:t>申28:28–29</w:t>
-        </w:r>
-      </w:hyperlink>
+      <w:r>
+        <w:rPr>
+          <w:lang w:val="zh_TW" w:bidi="zh_TW"/>
+        </w:rPr>
+        <w:t>申28:28–29</w:t>
+      </w:r>
       <w:r>
         <w:rPr>
           <w:lang w:val="zh_TW" w:bidi="zh_TW"/>
@@ -1773,90 +1563,60 @@
         </w:rPr>
         <w:t>謙卑人：真正的謙卑包括順服和倚靠神 （</w:t>
       </w:r>
-      <w:hyperlink r:id="rId48">
-        <w:r>
-          <w:rPr>
-            <w:lang w:val="zh_TW" w:bidi="zh_TW"/>
-          </w:rPr>
-          <w:rPr>
-            <w:color w:val="0000EE"/>
-            <w:u w:val="single"/>
-          </w:rPr>
-          <w:t>詩18:25–27</w:t>
-        </w:r>
-      </w:hyperlink>
+      <w:r>
+        <w:rPr>
+          <w:lang w:val="zh_TW" w:bidi="zh_TW"/>
+        </w:rPr>
+        <w:t>詩18:25–27</w:t>
+      </w:r>
       <w:r>
         <w:rPr>
           <w:lang w:val="zh_TW" w:bidi="zh_TW"/>
         </w:rPr>
         <w:t>，</w:t>
       </w:r>
-      <w:hyperlink r:id="rId49">
-        <w:r>
-          <w:rPr>
-            <w:lang w:val="zh_TW" w:bidi="zh_TW"/>
-          </w:rPr>
-          <w:rPr>
-            <w:color w:val="0000EE"/>
-            <w:u w:val="single"/>
-          </w:rPr>
-          <w:t>119:142–144</w:t>
-        </w:r>
-      </w:hyperlink>
+      <w:r>
+        <w:rPr>
+          <w:lang w:val="zh_TW" w:bidi="zh_TW"/>
+        </w:rPr>
+        <w:t>119:142–144</w:t>
+      </w:r>
       <w:r>
         <w:rPr>
           <w:lang w:val="zh_TW" w:bidi="zh_TW"/>
         </w:rPr>
         <w:t>；</w:t>
       </w:r>
-      <w:hyperlink r:id="rId50">
-        <w:r>
-          <w:rPr>
-            <w:lang w:val="zh_TW" w:bidi="zh_TW"/>
-          </w:rPr>
-          <w:rPr>
-            <w:color w:val="0000EE"/>
-            <w:u w:val="single"/>
-          </w:rPr>
-          <w:t>箴15:33</w:t>
-        </w:r>
-      </w:hyperlink>
+      <w:r>
+        <w:rPr>
+          <w:lang w:val="zh_TW" w:bidi="zh_TW"/>
+        </w:rPr>
+        <w:t>箴15:33</w:t>
+      </w:r>
       <w:r>
         <w:rPr>
           <w:lang w:val="zh_TW" w:bidi="zh_TW"/>
         </w:rPr>
         <w:t>，</w:t>
       </w:r>
-      <w:hyperlink r:id="rId51">
-        <w:r>
-          <w:rPr>
-            <w:lang w:val="zh_TW" w:bidi="zh_TW"/>
-          </w:rPr>
-          <w:rPr>
-            <w:color w:val="0000EE"/>
-            <w:u w:val="single"/>
-          </w:rPr>
-          <w:t>18:12</w:t>
-        </w:r>
-      </w:hyperlink>
+      <w:r>
+        <w:rPr>
+          <w:lang w:val="zh_TW" w:bidi="zh_TW"/>
+        </w:rPr>
+        <w:t>18:12</w:t>
+      </w:r>
       <w:r>
         <w:rPr>
           <w:lang w:val="zh_TW" w:bidi="zh_TW"/>
         </w:rPr>
         <w:t>，</w:t>
       </w:r>
-      <w:hyperlink r:id="rId52">
-        <w:r>
-          <w:rPr>
-            <w:lang w:val="zh_TW" w:bidi="zh_TW"/>
-          </w:rPr>
-          <w:rPr>
-            <w:color w:val="0000EE"/>
-            <w:u w:val="single"/>
-          </w:rPr>
-          <w:t>22:4</w:t>
-        </w:r>
-      </w:hyperlink>
+      <w:r>
+        <w:rPr>
+          <w:lang w:val="zh_TW" w:bidi="zh_TW"/>
+        </w:rPr>
+        <w:t>22:4</w:t>
+      </w:r>
       <w:r>
         <w:rPr>
           <w:lang w:val="zh_TW" w:bidi="zh_TW"/>
@@ -1911,18 +1671,12 @@
         </w:rPr>
         <w:t>巴比倫王尼布甲尼撒征服了非利士的城市迦薩、亞實基倫、亞實突和以革倫。迦薩依舊荒廢，但其他城市卻復興，並延續到後來的時代。西番雅沒有提到迦特，即第五個主要的非利士城市（見</w:t>
       </w:r>
-      <w:hyperlink r:id="rId53">
-        <w:r>
-          <w:rPr>
-            <w:lang w:val="zh_TW" w:bidi="zh_TW"/>
-          </w:rPr>
-          <w:rPr>
-            <w:color w:val="0000EE"/>
-            <w:u w:val="single"/>
-          </w:rPr>
-          <w:t>撒上6:17</w:t>
-        </w:r>
-      </w:hyperlink>
+      <w:r>
+        <w:rPr>
+          <w:lang w:val="zh_TW" w:bidi="zh_TW"/>
+        </w:rPr>
+        <w:t>撒上6:17</w:t>
+      </w:r>
       <w:r>
         <w:rPr>
           <w:lang w:val="zh_TW" w:bidi="zh_TW"/>
@@ -1977,72 +1731,48 @@
         </w:rPr>
         <w:t>西番雅的宣告由非利士人開始，非利士人的王國位於猶大西邊（</w:t>
       </w:r>
-      <w:hyperlink r:id="rId54">
-        <w:r>
-          <w:rPr>
-            <w:lang w:val="zh_TW" w:bidi="zh_TW"/>
-          </w:rPr>
-          <w:rPr>
-            <w:color w:val="0000EE"/>
-            <w:u w:val="single"/>
-          </w:rPr>
-          <w:t>2:4–7</w:t>
-        </w:r>
-      </w:hyperlink>
+      <w:r>
+        <w:rPr>
+          <w:lang w:val="zh_TW" w:bidi="zh_TW"/>
+        </w:rPr>
+        <w:t>2:4–7</w:t>
+      </w:r>
       <w:r>
         <w:rPr>
           <w:lang w:val="zh_TW" w:bidi="zh_TW"/>
         </w:rPr>
         <w:t>）。接著，他轉向東方的摩押和亞捫（</w:t>
       </w:r>
-      <w:hyperlink r:id="rId55">
-        <w:r>
-          <w:rPr>
-            <w:lang w:val="zh_TW" w:bidi="zh_TW"/>
-          </w:rPr>
-          <w:rPr>
-            <w:color w:val="0000EE"/>
-            <w:u w:val="single"/>
-          </w:rPr>
-          <w:t>2:8–11</w:t>
-        </w:r>
-      </w:hyperlink>
+      <w:r>
+        <w:rPr>
+          <w:lang w:val="zh_TW" w:bidi="zh_TW"/>
+        </w:rPr>
+        <w:t>2:8–11</w:t>
+      </w:r>
       <w:r>
         <w:rPr>
           <w:lang w:val="zh_TW" w:bidi="zh_TW"/>
         </w:rPr>
         <w:t>），最後特別提到南方的古實（衣索匹亞，</w:t>
       </w:r>
-      <w:hyperlink r:id="rId56">
-        <w:r>
-          <w:rPr>
-            <w:lang w:val="zh_TW" w:bidi="zh_TW"/>
-          </w:rPr>
-          <w:rPr>
-            <w:color w:val="0000EE"/>
-            <w:u w:val="single"/>
-          </w:rPr>
-          <w:t>2:12</w:t>
-        </w:r>
-      </w:hyperlink>
+      <w:r>
+        <w:rPr>
+          <w:lang w:val="zh_TW" w:bidi="zh_TW"/>
+        </w:rPr>
+        <w:t>2:12</w:t>
+      </w:r>
       <w:r>
         <w:rPr>
           <w:lang w:val="zh_TW" w:bidi="zh_TW"/>
         </w:rPr>
         <w:t>）和北方的亞述（</w:t>
       </w:r>
-      <w:hyperlink r:id="rId57">
-        <w:r>
-          <w:rPr>
-            <w:lang w:val="zh_TW" w:bidi="zh_TW"/>
-          </w:rPr>
-          <w:rPr>
-            <w:color w:val="0000EE"/>
-            <w:u w:val="single"/>
-          </w:rPr>
-          <w:t>2:13–15</w:t>
-        </w:r>
-      </w:hyperlink>
+      <w:r>
+        <w:rPr>
+          <w:lang w:val="zh_TW" w:bidi="zh_TW"/>
+        </w:rPr>
+        <w:t>2:13–15</w:t>
+      </w:r>
       <w:r>
         <w:rPr>
           <w:lang w:val="zh_TW" w:bidi="zh_TW"/>
@@ -2097,54 +1827,36 @@
         </w:rPr>
         <w:t>在回到對猶大和耶路撒冷的審判（</w:t>
       </w:r>
-      <w:hyperlink r:id="rId58">
-        <w:r>
-          <w:rPr>
-            <w:lang w:val="zh_TW" w:bidi="zh_TW"/>
-          </w:rPr>
-          <w:rPr>
-            <w:color w:val="0000EE"/>
-            <w:u w:val="single"/>
-          </w:rPr>
-          <w:t>3:1–8</w:t>
-        </w:r>
-      </w:hyperlink>
+      <w:r>
+        <w:rPr>
+          <w:lang w:val="zh_TW" w:bidi="zh_TW"/>
+        </w:rPr>
+        <w:t>3:1–8</w:t>
+      </w:r>
       <w:r>
         <w:rPr>
           <w:lang w:val="zh_TW" w:bidi="zh_TW"/>
         </w:rPr>
         <w:t>）之前，西番雅將注意力轉向了對外邦的審判（</w:t>
       </w:r>
-      <w:hyperlink r:id="rId59">
-        <w:r>
-          <w:rPr>
-            <w:lang w:val="zh_TW" w:bidi="zh_TW"/>
-          </w:rPr>
-          <w:rPr>
-            <w:color w:val="0000EE"/>
-            <w:u w:val="single"/>
-          </w:rPr>
-          <w:t>2:4–15</w:t>
-        </w:r>
-      </w:hyperlink>
+      <w:r>
+        <w:rPr>
+          <w:lang w:val="zh_TW" w:bidi="zh_TW"/>
+        </w:rPr>
+        <w:t>2:4–15</w:t>
+      </w:r>
       <w:r>
         <w:rPr>
           <w:lang w:val="zh_TW" w:bidi="zh_TW"/>
         </w:rPr>
         <w:t>）。隨後，他概述了神對其已潔淨的及順服的子民的計劃（</w:t>
       </w:r>
-      <w:hyperlink r:id="rId60">
-        <w:r>
-          <w:rPr>
-            <w:lang w:val="zh_TW" w:bidi="zh_TW"/>
-          </w:rPr>
-          <w:rPr>
-            <w:color w:val="0000EE"/>
-            <w:u w:val="single"/>
-          </w:rPr>
-          <w:t>3:9–20</w:t>
-        </w:r>
-      </w:hyperlink>
+      <w:r>
+        <w:rPr>
+          <w:lang w:val="zh_TW" w:bidi="zh_TW"/>
+        </w:rPr>
+        <w:t>3:9–20</w:t>
+      </w:r>
       <w:r>
         <w:rPr>
           <w:lang w:val="zh_TW" w:bidi="zh_TW"/>
@@ -2211,18 +1923,12 @@
         </w:rPr>
         <w:t>參</w:t>
       </w:r>
-      <w:hyperlink r:id="rId61">
-        <w:r>
-          <w:rPr>
-            <w:lang w:val="zh_TW" w:bidi="zh_TW"/>
-          </w:rPr>
-          <w:rPr>
-            <w:color w:val="0000EE"/>
-            <w:u w:val="single"/>
-          </w:rPr>
-          <w:t>結25:16</w:t>
-        </w:r>
-      </w:hyperlink>
+      <w:r>
+        <w:rPr>
+          <w:lang w:val="zh_TW" w:bidi="zh_TW"/>
+        </w:rPr>
+        <w:t>結25:16</w:t>
+      </w:r>
       <w:r>
         <w:rPr>
           <w:lang w:val="zh_TW" w:bidi="zh_TW"/>
@@ -2277,72 +1983,48 @@
         </w:rPr>
         <w:t>草場......牧人的住處和羊群的圈：城市的毀滅及其恢復自然狀態代表來自神的嚴厲懲罰。另見</w:t>
       </w:r>
-      <w:hyperlink r:id="rId62">
-        <w:r>
-          <w:rPr>
-            <w:lang w:val="zh_TW" w:bidi="zh_TW"/>
-          </w:rPr>
-          <w:rPr>
-            <w:color w:val="0000EE"/>
-            <w:u w:val="single"/>
-          </w:rPr>
-          <w:t>以賽亞書七章23至25節</w:t>
-        </w:r>
-      </w:hyperlink>
+      <w:r>
+        <w:rPr>
+          <w:lang w:val="zh_TW" w:bidi="zh_TW"/>
+        </w:rPr>
+        <w:t>以賽亞書七章23至25節</w:t>
+      </w:r>
       <w:r>
         <w:rPr>
           <w:lang w:val="zh_TW" w:bidi="zh_TW"/>
         </w:rPr>
         <w:t>，</w:t>
       </w:r>
-      <w:hyperlink r:id="rId63">
-        <w:r>
-          <w:rPr>
-            <w:lang w:val="zh_TW" w:bidi="zh_TW"/>
-          </w:rPr>
-          <w:rPr>
-            <w:color w:val="0000EE"/>
-            <w:u w:val="single"/>
-          </w:rPr>
-          <w:t>十三章19至21節</w:t>
-        </w:r>
-      </w:hyperlink>
+      <w:r>
+        <w:rPr>
+          <w:lang w:val="zh_TW" w:bidi="zh_TW"/>
+        </w:rPr>
+        <w:t>十三章19至21節</w:t>
+      </w:r>
       <w:r>
         <w:rPr>
           <w:lang w:val="zh_TW" w:bidi="zh_TW"/>
         </w:rPr>
         <w:t>，</w:t>
       </w:r>
-      <w:hyperlink r:id="rId64">
-        <w:r>
-          <w:rPr>
-            <w:lang w:val="zh_TW" w:bidi="zh_TW"/>
-          </w:rPr>
-          <w:rPr>
-            <w:color w:val="0000EE"/>
-            <w:u w:val="single"/>
-          </w:rPr>
-          <w:t>三十二章9至15節</w:t>
-        </w:r>
-      </w:hyperlink>
+      <w:r>
+        <w:rPr>
+          <w:lang w:val="zh_TW" w:bidi="zh_TW"/>
+        </w:rPr>
+        <w:t>三十二章9至15節</w:t>
+      </w:r>
       <w:r>
         <w:rPr>
           <w:lang w:val="zh_TW" w:bidi="zh_TW"/>
         </w:rPr>
         <w:t>；</w:t>
       </w:r>
-      <w:hyperlink r:id="rId65">
-        <w:r>
-          <w:rPr>
-            <w:lang w:val="zh_TW" w:bidi="zh_TW"/>
-          </w:rPr>
-          <w:rPr>
-            <w:color w:val="0000EE"/>
-            <w:u w:val="single"/>
-          </w:rPr>
-          <w:t>以西結書三十五章9節</w:t>
-        </w:r>
-      </w:hyperlink>
+      <w:r>
+        <w:rPr>
+          <w:lang w:val="zh_TW" w:bidi="zh_TW"/>
+        </w:rPr>
+        <w:t>以西結書三十五章9節</w:t>
+      </w:r>
       <w:r>
         <w:rPr>
           <w:lang w:val="zh_TW" w:bidi="zh_TW"/>
@@ -2397,144 +2079,96 @@
         </w:rPr>
         <w:t>敬拜巴力者（</w:t>
       </w:r>
-      <w:hyperlink r:id="rId66">
-        <w:r>
-          <w:rPr>
-            <w:lang w:val="zh_TW" w:bidi="zh_TW"/>
-          </w:rPr>
-          <w:rPr>
-            <w:color w:val="0000EE"/>
-            <w:u w:val="single"/>
-          </w:rPr>
-          <w:t>1:4</w:t>
-        </w:r>
-      </w:hyperlink>
+      <w:r>
+        <w:rPr>
+          <w:lang w:val="zh_TW" w:bidi="zh_TW"/>
+        </w:rPr>
+        <w:t>1:4</w:t>
+      </w:r>
       <w:r>
         <w:rPr>
           <w:lang w:val="zh_TW" w:bidi="zh_TW"/>
         </w:rPr>
         <w:t>）和非利士人將永遠不會被復興（</w:t>
       </w:r>
-      <w:hyperlink r:id="rId67">
-        <w:r>
-          <w:rPr>
-            <w:lang w:val="zh_TW" w:bidi="zh_TW"/>
-          </w:rPr>
-          <w:rPr>
-            <w:color w:val="0000EE"/>
-            <w:u w:val="single"/>
-          </w:rPr>
-          <w:t>2:4–6</w:t>
-        </w:r>
-      </w:hyperlink>
+      <w:r>
+        <w:rPr>
+          <w:lang w:val="zh_TW" w:bidi="zh_TW"/>
+        </w:rPr>
+        <w:t>2:4–6</w:t>
+      </w:r>
       <w:r>
         <w:rPr>
           <w:lang w:val="zh_TW" w:bidi="zh_TW"/>
         </w:rPr>
         <w:t>；另見</w:t>
       </w:r>
-      <w:hyperlink r:id="rId68">
-        <w:r>
-          <w:rPr>
-            <w:lang w:val="zh_TW" w:bidi="zh_TW"/>
-          </w:rPr>
-          <w:rPr>
-            <w:color w:val="0000EE"/>
-            <w:u w:val="single"/>
-          </w:rPr>
-          <w:t>摩1:8</w:t>
-        </w:r>
-      </w:hyperlink>
+      <w:r>
+        <w:rPr>
+          <w:lang w:val="zh_TW" w:bidi="zh_TW"/>
+        </w:rPr>
+        <w:t>摩1:8</w:t>
+      </w:r>
       <w:r>
         <w:rPr>
           <w:lang w:val="zh_TW" w:bidi="zh_TW"/>
         </w:rPr>
         <w:t>）。相比之下，神卻應許將祂的餘民帶回他們的土地、牧養他們，並恢復他們至興旺（</w:t>
       </w:r>
-      <w:hyperlink r:id="rId69">
-        <w:r>
-          <w:rPr>
-            <w:lang w:val="zh_TW" w:bidi="zh_TW"/>
-          </w:rPr>
-          <w:rPr>
-            <w:color w:val="0000EE"/>
-            <w:u w:val="single"/>
-          </w:rPr>
-          <w:t>番3:18–20</w:t>
-        </w:r>
-      </w:hyperlink>
+      <w:r>
+        <w:rPr>
+          <w:lang w:val="zh_TW" w:bidi="zh_TW"/>
+        </w:rPr>
+        <w:t>番3:18–20</w:t>
+      </w:r>
       <w:r>
         <w:rPr>
           <w:lang w:val="zh_TW" w:bidi="zh_TW"/>
         </w:rPr>
         <w:t>；</w:t>
       </w:r>
-      <w:hyperlink r:id="rId70">
-        <w:r>
-          <w:rPr>
-            <w:lang w:val="zh_TW" w:bidi="zh_TW"/>
-          </w:rPr>
-          <w:rPr>
-            <w:color w:val="0000EE"/>
-            <w:u w:val="single"/>
-          </w:rPr>
-          <w:t>賽11:11–16</w:t>
-        </w:r>
-      </w:hyperlink>
+      <w:r>
+        <w:rPr>
+          <w:lang w:val="zh_TW" w:bidi="zh_TW"/>
+        </w:rPr>
+        <w:t>賽11:11–16</w:t>
+      </w:r>
       <w:r>
         <w:rPr>
           <w:lang w:val="zh_TW" w:bidi="zh_TW"/>
         </w:rPr>
         <w:t>；</w:t>
       </w:r>
-      <w:hyperlink r:id="rId71">
-        <w:r>
-          <w:rPr>
-            <w:lang w:val="zh_TW" w:bidi="zh_TW"/>
-          </w:rPr>
-          <w:rPr>
-            <w:color w:val="0000EE"/>
-            <w:u w:val="single"/>
-          </w:rPr>
-          <w:t>耶23:1–8</w:t>
-        </w:r>
-      </w:hyperlink>
+      <w:r>
+        <w:rPr>
+          <w:lang w:val="zh_TW" w:bidi="zh_TW"/>
+        </w:rPr>
+        <w:t>耶23:1–8</w:t>
+      </w:r>
       <w:r>
         <w:rPr>
           <w:lang w:val="zh_TW" w:bidi="zh_TW"/>
         </w:rPr>
         <w:t>；</w:t>
       </w:r>
-      <w:hyperlink r:id="rId72">
-        <w:r>
-          <w:rPr>
-            <w:lang w:val="zh_TW" w:bidi="zh_TW"/>
-          </w:rPr>
-          <w:rPr>
-            <w:color w:val="0000EE"/>
-            <w:u w:val="single"/>
-          </w:rPr>
-          <w:t>結34:11–16</w:t>
-        </w:r>
-      </w:hyperlink>
+      <w:r>
+        <w:rPr>
+          <w:lang w:val="zh_TW" w:bidi="zh_TW"/>
+        </w:rPr>
+        <w:t>結34:11–16</w:t>
+      </w:r>
       <w:r>
         <w:rPr>
           <w:lang w:val="zh_TW" w:bidi="zh_TW"/>
         </w:rPr>
         <w:t>，</w:t>
       </w:r>
-      <w:hyperlink r:id="rId73">
-        <w:r>
-          <w:rPr>
-            <w:lang w:val="zh_TW" w:bidi="zh_TW"/>
-          </w:rPr>
-          <w:rPr>
-            <w:color w:val="0000EE"/>
-            <w:u w:val="single"/>
-          </w:rPr>
-          <w:t>20–31</w:t>
-        </w:r>
-      </w:hyperlink>
+      <w:r>
+        <w:rPr>
+          <w:lang w:val="zh_TW" w:bidi="zh_TW"/>
+        </w:rPr>
+        <w:t>20–31</w:t>
+      </w:r>
       <w:r>
         <w:rPr>
           <w:lang w:val="zh_TW" w:bidi="zh_TW"/>
@@ -2593,72 +2227,48 @@
         </w:rPr>
         <w:t>摩押人和亞捫人是以色列的傳統仇敵。以色列人經常與他們交戰（見</w:t>
       </w:r>
-      <w:hyperlink r:id="rId74">
-        <w:r>
-          <w:rPr>
-            <w:lang w:val="zh_TW" w:bidi="zh_TW"/>
-          </w:rPr>
-          <w:rPr>
-            <w:color w:val="0000EE"/>
-            <w:u w:val="single"/>
-          </w:rPr>
-          <w:t>王下3:1–27</w:t>
-        </w:r>
-      </w:hyperlink>
+      <w:r>
+        <w:rPr>
+          <w:lang w:val="zh_TW" w:bidi="zh_TW"/>
+        </w:rPr>
+        <w:t>王下3:1–27</w:t>
+      </w:r>
       <w:r>
         <w:rPr>
           <w:lang w:val="zh_TW" w:bidi="zh_TW"/>
         </w:rPr>
         <w:t>；</w:t>
       </w:r>
-      <w:hyperlink r:id="rId75">
-        <w:r>
-          <w:rPr>
-            <w:lang w:val="zh_TW" w:bidi="zh_TW"/>
-          </w:rPr>
-          <w:rPr>
-            <w:color w:val="0000EE"/>
-            <w:u w:val="single"/>
-          </w:rPr>
-          <w:t>代下20:1–30</w:t>
-        </w:r>
-      </w:hyperlink>
+      <w:r>
+        <w:rPr>
+          <w:lang w:val="zh_TW" w:bidi="zh_TW"/>
+        </w:rPr>
+        <w:t>代下20:1–30</w:t>
+      </w:r>
       <w:r>
         <w:rPr>
           <w:lang w:val="zh_TW" w:bidi="zh_TW"/>
         </w:rPr>
         <w:t>），直到最後他們也仍是以色列的敵人（</w:t>
       </w:r>
-      <w:hyperlink r:id="rId76">
-        <w:r>
-          <w:rPr>
-            <w:lang w:val="zh_TW" w:bidi="zh_TW"/>
-          </w:rPr>
-          <w:rPr>
-            <w:color w:val="0000EE"/>
-            <w:u w:val="single"/>
-          </w:rPr>
-          <w:t>王下25:25</w:t>
-        </w:r>
-      </w:hyperlink>
+      <w:r>
+        <w:rPr>
+          <w:lang w:val="zh_TW" w:bidi="zh_TW"/>
+        </w:rPr>
+        <w:t>王下25:25</w:t>
+      </w:r>
       <w:r>
         <w:rPr>
           <w:lang w:val="zh_TW" w:bidi="zh_TW"/>
         </w:rPr>
         <w:t>；</w:t>
       </w:r>
-      <w:hyperlink r:id="rId77">
-        <w:r>
-          <w:rPr>
-            <w:lang w:val="zh_TW" w:bidi="zh_TW"/>
-          </w:rPr>
-          <w:rPr>
-            <w:color w:val="0000EE"/>
-            <w:u w:val="single"/>
-          </w:rPr>
-          <w:t>耶40:11–14</w:t>
-        </w:r>
-      </w:hyperlink>
+      <w:r>
+        <w:rPr>
+          <w:lang w:val="zh_TW" w:bidi="zh_TW"/>
+        </w:rPr>
+        <w:t>耶40:11–14</w:t>
+      </w:r>
       <w:r>
         <w:rPr>
           <w:lang w:val="zh_TW" w:bidi="zh_TW"/>
@@ -2683,18 +2293,12 @@
         </w:rPr>
         <w:t>毀謗......侵犯：以色列人不僅要承受摩押人和亞捫人的反覆攻擊（見</w:t>
       </w:r>
-      <w:hyperlink r:id="rId78">
-        <w:r>
-          <w:rPr>
-            <w:lang w:val="zh_TW" w:bidi="zh_TW"/>
-          </w:rPr>
-          <w:rPr>
-            <w:color w:val="0000EE"/>
-            <w:u w:val="single"/>
-          </w:rPr>
-          <w:t>摩1:13</w:t>
-        </w:r>
-      </w:hyperlink>
+      <w:r>
+        <w:rPr>
+          <w:lang w:val="zh_TW" w:bidi="zh_TW"/>
+        </w:rPr>
+        <w:t>摩1:13</w:t>
+      </w:r>
       <w:r>
         <w:rPr>
           <w:lang w:val="zh_TW" w:bidi="zh_TW"/>
@@ -2753,126 +2357,84 @@
         </w:rPr>
         <w:t>所多瑪和蛾摩拉的毀滅是神嚴厲審判罪的例子，無論是在舊約聖經中（</w:t>
       </w:r>
-      <w:hyperlink r:id="rId79">
-        <w:r>
-          <w:rPr>
-            <w:lang w:val="zh_TW" w:bidi="zh_TW"/>
-          </w:rPr>
-          <w:rPr>
-            <w:color w:val="0000EE"/>
-            <w:u w:val="single"/>
-          </w:rPr>
-          <w:t>申29:23</w:t>
-        </w:r>
-      </w:hyperlink>
+      <w:r>
+        <w:rPr>
+          <w:lang w:val="zh_TW" w:bidi="zh_TW"/>
+        </w:rPr>
+        <w:t>申29:23</w:t>
+      </w:r>
       <w:r>
         <w:rPr>
           <w:lang w:val="zh_TW" w:bidi="zh_TW"/>
         </w:rPr>
         <w:t>；</w:t>
       </w:r>
-      <w:hyperlink r:id="rId80">
-        <w:r>
-          <w:rPr>
-            <w:lang w:val="zh_TW" w:bidi="zh_TW"/>
-          </w:rPr>
-          <w:rPr>
-            <w:color w:val="0000EE"/>
-            <w:u w:val="single"/>
-          </w:rPr>
-          <w:t>賽1:9</w:t>
-        </w:r>
-      </w:hyperlink>
+      <w:r>
+        <w:rPr>
+          <w:lang w:val="zh_TW" w:bidi="zh_TW"/>
+        </w:rPr>
+        <w:t>賽1:9</w:t>
+      </w:r>
       <w:r>
         <w:rPr>
           <w:lang w:val="zh_TW" w:bidi="zh_TW"/>
         </w:rPr>
         <w:t>；</w:t>
       </w:r>
-      <w:hyperlink r:id="rId81">
-        <w:r>
-          <w:rPr>
-            <w:lang w:val="zh_TW" w:bidi="zh_TW"/>
-          </w:rPr>
-          <w:rPr>
-            <w:color w:val="0000EE"/>
-            <w:u w:val="single"/>
-          </w:rPr>
-          <w:t>耶23:14</w:t>
-        </w:r>
-      </w:hyperlink>
+      <w:r>
+        <w:rPr>
+          <w:lang w:val="zh_TW" w:bidi="zh_TW"/>
+        </w:rPr>
+        <w:t>耶23:14</w:t>
+      </w:r>
       <w:r>
         <w:rPr>
           <w:lang w:val="zh_TW" w:bidi="zh_TW"/>
         </w:rPr>
         <w:t>；</w:t>
       </w:r>
-      <w:hyperlink r:id="rId82">
-        <w:r>
-          <w:rPr>
-            <w:lang w:val="zh_TW" w:bidi="zh_TW"/>
-          </w:rPr>
-          <w:rPr>
-            <w:color w:val="0000EE"/>
-            <w:u w:val="single"/>
-          </w:rPr>
-          <w:t>摩4:11</w:t>
-        </w:r>
-      </w:hyperlink>
+      <w:r>
+        <w:rPr>
+          <w:lang w:val="zh_TW" w:bidi="zh_TW"/>
+        </w:rPr>
+        <w:t>摩4:11</w:t>
+      </w:r>
       <w:r>
         <w:rPr>
           <w:lang w:val="zh_TW" w:bidi="zh_TW"/>
         </w:rPr>
         <w:t>）還是在新約聖經中（</w:t>
       </w:r>
-      <w:hyperlink r:id="rId83">
-        <w:r>
-          <w:rPr>
-            <w:lang w:val="zh_TW" w:bidi="zh_TW"/>
-          </w:rPr>
-          <w:rPr>
-            <w:color w:val="0000EE"/>
-            <w:u w:val="single"/>
-          </w:rPr>
-          <w:t>路10:12</w:t>
-        </w:r>
-      </w:hyperlink>
+      <w:r>
+        <w:rPr>
+          <w:lang w:val="zh_TW" w:bidi="zh_TW"/>
+        </w:rPr>
+        <w:t>路10:12</w:t>
+      </w:r>
       <w:r>
         <w:rPr>
           <w:lang w:val="zh_TW" w:bidi="zh_TW"/>
         </w:rPr>
         <w:t>；</w:t>
       </w:r>
-      <w:hyperlink r:id="rId84">
-        <w:r>
-          <w:rPr>
-            <w:lang w:val="zh_TW" w:bidi="zh_TW"/>
-          </w:rPr>
-          <w:rPr>
-            <w:color w:val="0000EE"/>
-            <w:u w:val="single"/>
-          </w:rPr>
-          <w:t>羅9:29</w:t>
-        </w:r>
-      </w:hyperlink>
+      <w:r>
+        <w:rPr>
+          <w:lang w:val="zh_TW" w:bidi="zh_TW"/>
+        </w:rPr>
+        <w:t>羅9:29</w:t>
+      </w:r>
       <w:r>
         <w:rPr>
           <w:lang w:val="zh_TW" w:bidi="zh_TW"/>
         </w:rPr>
         <w:t>；</w:t>
       </w:r>
-      <w:hyperlink r:id="rId85">
-        <w:r>
-          <w:rPr>
-            <w:lang w:val="zh_TW" w:bidi="zh_TW"/>
-          </w:rPr>
-          <w:rPr>
-            <w:color w:val="0000EE"/>
-            <w:u w:val="single"/>
-          </w:rPr>
-          <w:t>彼後2:6</w:t>
-        </w:r>
-      </w:hyperlink>
+      <w:r>
+        <w:rPr>
+          <w:lang w:val="zh_TW" w:bidi="zh_TW"/>
+        </w:rPr>
+        <w:t>彼後2:6</w:t>
+      </w:r>
       <w:r>
         <w:rPr>
           <w:lang w:val="zh_TW" w:bidi="zh_TW"/>
@@ -2897,72 +2459,48 @@
         </w:rPr>
         <w:t>鹽坑：一片荒蕪的廢墟（</w:t>
       </w:r>
-      <w:hyperlink r:id="rId79">
-        <w:r>
-          <w:rPr>
-            <w:lang w:val="zh_TW" w:bidi="zh_TW"/>
-          </w:rPr>
-          <w:rPr>
-            <w:color w:val="0000EE"/>
-            <w:u w:val="single"/>
-          </w:rPr>
-          <w:t>申29:23</w:t>
-        </w:r>
-      </w:hyperlink>
+      <w:r>
+        <w:rPr>
+          <w:lang w:val="zh_TW" w:bidi="zh_TW"/>
+        </w:rPr>
+        <w:t>申29:23</w:t>
+      </w:r>
       <w:r>
         <w:rPr>
           <w:lang w:val="zh_TW" w:bidi="zh_TW"/>
         </w:rPr>
         <w:t>；</w:t>
       </w:r>
-      <w:hyperlink r:id="rId86">
-        <w:r>
-          <w:rPr>
-            <w:lang w:val="zh_TW" w:bidi="zh_TW"/>
-          </w:rPr>
-          <w:rPr>
-            <w:color w:val="0000EE"/>
-            <w:u w:val="single"/>
-          </w:rPr>
-          <w:t>詩107:34</w:t>
-        </w:r>
-      </w:hyperlink>
+      <w:r>
+        <w:rPr>
+          <w:lang w:val="zh_TW" w:bidi="zh_TW"/>
+        </w:rPr>
+        <w:t>詩107:34</w:t>
+      </w:r>
       <w:r>
         <w:rPr>
           <w:lang w:val="zh_TW" w:bidi="zh_TW"/>
         </w:rPr>
         <w:t>；</w:t>
       </w:r>
-      <w:hyperlink r:id="rId87">
-        <w:r>
-          <w:rPr>
-            <w:lang w:val="zh_TW" w:bidi="zh_TW"/>
-          </w:rPr>
-          <w:rPr>
-            <w:color w:val="0000EE"/>
-            <w:u w:val="single"/>
-          </w:rPr>
-          <w:t>耶17:6</w:t>
-        </w:r>
-      </w:hyperlink>
+      <w:r>
+        <w:rPr>
+          <w:lang w:val="zh_TW" w:bidi="zh_TW"/>
+        </w:rPr>
+        <w:t>耶17:6</w:t>
+      </w:r>
       <w:r>
         <w:rPr>
           <w:lang w:val="zh_TW" w:bidi="zh_TW"/>
         </w:rPr>
         <w:t>）。用鹽撒地是永久審判的標記（見</w:t>
       </w:r>
-      <w:hyperlink r:id="rId88">
-        <w:r>
-          <w:rPr>
-            <w:lang w:val="zh_TW" w:bidi="zh_TW"/>
-          </w:rPr>
-          <w:rPr>
-            <w:color w:val="0000EE"/>
-            <w:u w:val="single"/>
-          </w:rPr>
-          <w:t>士9:45</w:t>
-        </w:r>
-      </w:hyperlink>
+      <w:r>
+        <w:rPr>
+          <w:lang w:val="zh_TW" w:bidi="zh_TW"/>
+        </w:rPr>
+        <w:t>士9:45</w:t>
+      </w:r>
       <w:r>
         <w:rPr>
           <w:lang w:val="zh_TW" w:bidi="zh_TW"/>
@@ -3017,72 +2555,48 @@
         </w:rPr>
         <w:t>列國海島的居民......敬拜他：在歷史的末了，一切地方的所有人都將單單敬拜神（</w:t>
       </w:r>
-      <w:hyperlink r:id="rId89">
-        <w:r>
-          <w:rPr>
-            <w:lang w:val="zh_TW" w:bidi="zh_TW"/>
-          </w:rPr>
-          <w:rPr>
-            <w:color w:val="0000EE"/>
-            <w:u w:val="single"/>
-          </w:rPr>
-          <w:t>3:9</w:t>
-        </w:r>
-      </w:hyperlink>
+      <w:r>
+        <w:rPr>
+          <w:lang w:val="zh_TW" w:bidi="zh_TW"/>
+        </w:rPr>
+        <w:t>3:9</w:t>
+      </w:r>
       <w:r>
         <w:rPr>
           <w:lang w:val="zh_TW" w:bidi="zh_TW"/>
         </w:rPr>
         <w:t>；</w:t>
       </w:r>
-      <w:hyperlink r:id="rId90">
-        <w:r>
-          <w:rPr>
-            <w:lang w:val="zh_TW" w:bidi="zh_TW"/>
-          </w:rPr>
-          <w:rPr>
-            <w:color w:val="0000EE"/>
-            <w:u w:val="single"/>
-          </w:rPr>
-          <w:t>詩66:4</w:t>
-        </w:r>
-      </w:hyperlink>
+      <w:r>
+        <w:rPr>
+          <w:lang w:val="zh_TW" w:bidi="zh_TW"/>
+        </w:rPr>
+        <w:t>詩66:4</w:t>
+      </w:r>
       <w:r>
         <w:rPr>
           <w:lang w:val="zh_TW" w:bidi="zh_TW"/>
         </w:rPr>
         <w:t>；</w:t>
       </w:r>
-      <w:hyperlink r:id="rId91">
-        <w:r>
-          <w:rPr>
-            <w:lang w:val="zh_TW" w:bidi="zh_TW"/>
-          </w:rPr>
-          <w:rPr>
-            <w:color w:val="0000EE"/>
-            <w:u w:val="single"/>
-          </w:rPr>
-          <w:t>彌4:1–2</w:t>
-        </w:r>
-      </w:hyperlink>
+      <w:r>
+        <w:rPr>
+          <w:lang w:val="zh_TW" w:bidi="zh_TW"/>
+        </w:rPr>
+        <w:t>彌4:1–2</w:t>
+      </w:r>
       <w:r>
         <w:rPr>
           <w:lang w:val="zh_TW" w:bidi="zh_TW"/>
         </w:rPr>
         <w:t>；</w:t>
       </w:r>
-      <w:hyperlink r:id="rId92">
-        <w:r>
-          <w:rPr>
-            <w:lang w:val="zh_TW" w:bidi="zh_TW"/>
-          </w:rPr>
-          <w:rPr>
-            <w:color w:val="0000EE"/>
-            <w:u w:val="single"/>
-          </w:rPr>
-          <w:t>亞14:16</w:t>
-        </w:r>
-      </w:hyperlink>
+      <w:r>
+        <w:rPr>
+          <w:lang w:val="zh_TW" w:bidi="zh_TW"/>
+        </w:rPr>
+        <w:t>亞14:16</w:t>
+      </w:r>
       <w:r>
         <w:rPr>
           <w:lang w:val="zh_TW" w:bidi="zh_TW"/>
@@ -3198,18 +2712,12 @@
         </w:rPr>
         <w:t>西番雅從南方（</w:t>
       </w:r>
-      <w:hyperlink r:id="rId56">
-        <w:r>
-          <w:rPr>
-            <w:lang w:val="zh_TW" w:bidi="zh_TW"/>
-          </w:rPr>
-          <w:rPr>
-            <w:color w:val="0000EE"/>
-            <w:u w:val="single"/>
-          </w:rPr>
-          <w:t>2:12</w:t>
-        </w:r>
-      </w:hyperlink>
+      <w:r>
+        <w:rPr>
+          <w:lang w:val="zh_TW" w:bidi="zh_TW"/>
+        </w:rPr>
+        <w:t>2:12</w:t>
+      </w:r>
       <w:r>
         <w:rPr>
           <w:lang w:val="zh_TW" w:bidi="zh_TW"/>
@@ -3328,54 +2836,36 @@
         </w:rPr>
         <w:t>荒涼：毀滅是如此確定且不可逆轉（見</w:t>
       </w:r>
-      <w:hyperlink r:id="rId93">
-        <w:r>
-          <w:rPr>
-            <w:lang w:val="zh_TW" w:bidi="zh_TW"/>
-          </w:rPr>
-          <w:rPr>
-            <w:color w:val="0000EE"/>
-            <w:u w:val="single"/>
-          </w:rPr>
-          <w:t>鴻1:14</w:t>
-        </w:r>
-      </w:hyperlink>
+      <w:r>
+        <w:rPr>
+          <w:lang w:val="zh_TW" w:bidi="zh_TW"/>
+        </w:rPr>
+        <w:t>鴻1:14</w:t>
+      </w:r>
       <w:r>
         <w:rPr>
           <w:lang w:val="zh_TW" w:bidi="zh_TW"/>
         </w:rPr>
         <w:t>，</w:t>
       </w:r>
-      <w:hyperlink r:id="rId94">
-        <w:r>
-          <w:rPr>
-            <w:lang w:val="zh_TW" w:bidi="zh_TW"/>
-          </w:rPr>
-          <w:rPr>
-            <w:color w:val="0000EE"/>
-            <w:u w:val="single"/>
-          </w:rPr>
-          <w:t>2:13</w:t>
-        </w:r>
-      </w:hyperlink>
+      <w:r>
+        <w:rPr>
+          <w:lang w:val="zh_TW" w:bidi="zh_TW"/>
+        </w:rPr>
+        <w:t>2:13</w:t>
+      </w:r>
       <w:r>
         <w:rPr>
           <w:lang w:val="zh_TW" w:bidi="zh_TW"/>
         </w:rPr>
         <w:t>，</w:t>
       </w:r>
-      <w:hyperlink r:id="rId95">
-        <w:r>
-          <w:rPr>
-            <w:lang w:val="zh_TW" w:bidi="zh_TW"/>
-          </w:rPr>
-          <w:rPr>
-            <w:color w:val="0000EE"/>
-            <w:u w:val="single"/>
-          </w:rPr>
-          <w:t>3:19</w:t>
-        </w:r>
-      </w:hyperlink>
+      <w:r>
+        <w:rPr>
+          <w:lang w:val="zh_TW" w:bidi="zh_TW"/>
+        </w:rPr>
+        <w:t>3:19</w:t>
+      </w:r>
       <w:r>
         <w:rPr>
           <w:lang w:val="zh_TW" w:bidi="zh_TW"/>
@@ -3460,18 +2950,12 @@
         </w:rPr>
         <w:t>被污穢的耶路撒冷已經遠離了其應成為聖城的呼召 （</w:t>
       </w:r>
-      <w:hyperlink r:id="rId96">
-        <w:r>
-          <w:rPr>
-            <w:lang w:val="zh_TW" w:bidi="zh_TW"/>
-          </w:rPr>
-          <w:rPr>
-            <w:color w:val="0000EE"/>
-            <w:u w:val="single"/>
-          </w:rPr>
-          <w:t>賽52:1</w:t>
-        </w:r>
-      </w:hyperlink>
+      <w:r>
+        <w:rPr>
+          <w:lang w:val="zh_TW" w:bidi="zh_TW"/>
+        </w:rPr>
+        <w:t>賽52:1</w:t>
+      </w:r>
       <w:r>
         <w:rPr>
           <w:lang w:val="zh_TW" w:bidi="zh_TW"/>
@@ -3574,18 +3058,12 @@
         </w:rPr>
         <w:t>另見</w:t>
       </w:r>
-      <w:hyperlink r:id="rId97">
-        <w:r>
-          <w:rPr>
-            <w:lang w:val="zh_TW" w:bidi="zh_TW"/>
-          </w:rPr>
-          <w:rPr>
-            <w:color w:val="0000EE"/>
-            <w:u w:val="single"/>
-          </w:rPr>
-          <w:t>以西結書二十二章23至29節</w:t>
-        </w:r>
-      </w:hyperlink>
+      <w:r>
+        <w:rPr>
+          <w:lang w:val="zh_TW" w:bidi="zh_TW"/>
+        </w:rPr>
+        <w:t>以西結書二十二章23至29節</w:t>
+      </w:r>
       <w:r>
         <w:rPr>
           <w:lang w:val="zh_TW" w:bidi="zh_TW"/>
@@ -3640,18 +3118,12 @@
         </w:rPr>
         <w:t>祂沒有做錯什麼，不像</w:t>
       </w:r>
-      <w:hyperlink r:id="rId98">
-        <w:r>
-          <w:rPr>
-            <w:lang w:val="zh_TW" w:bidi="zh_TW"/>
-          </w:rPr>
-          <w:rPr>
-            <w:color w:val="0000EE"/>
-            <w:u w:val="single"/>
-          </w:rPr>
-          <w:t>三章3至4節</w:t>
-        </w:r>
-      </w:hyperlink>
+      <w:r>
+        <w:rPr>
+          <w:lang w:val="zh_TW" w:bidi="zh_TW"/>
+        </w:rPr>
+        <w:t>三章3至4節</w:t>
+      </w:r>
       <w:r>
         <w:rPr>
           <w:lang w:val="zh_TW" w:bidi="zh_TW"/>
@@ -3706,36 +3178,24 @@
         </w:rPr>
         <w:t>從早起來：耶路撒冷的市民一大早便迫不及待地跳下床，去做更多的惡事（參</w:t>
       </w:r>
-      <w:hyperlink r:id="rId99">
-        <w:r>
-          <w:rPr>
-            <w:lang w:val="zh_TW" w:bidi="zh_TW"/>
-          </w:rPr>
-          <w:rPr>
-            <w:color w:val="0000EE"/>
-            <w:u w:val="single"/>
-          </w:rPr>
-          <w:t>箴1:16</w:t>
-        </w:r>
-      </w:hyperlink>
+      <w:r>
+        <w:rPr>
+          <w:lang w:val="zh_TW" w:bidi="zh_TW"/>
+        </w:rPr>
+        <w:t>箴1:16</w:t>
+      </w:r>
       <w:r>
         <w:rPr>
           <w:lang w:val="zh_TW" w:bidi="zh_TW"/>
         </w:rPr>
         <w:t>）。他們已經遠離了他們祖先亞伯拉罕的道路，亞伯拉罕是早起去遵行神的命令（</w:t>
       </w:r>
-      <w:hyperlink r:id="rId100">
-        <w:r>
-          <w:rPr>
-            <w:lang w:val="zh_TW" w:bidi="zh_TW"/>
-          </w:rPr>
-          <w:rPr>
-            <w:color w:val="0000EE"/>
-            <w:u w:val="single"/>
-          </w:rPr>
-          <w:t>創22:3</w:t>
-        </w:r>
-      </w:hyperlink>
+      <w:r>
+        <w:rPr>
+          <w:lang w:val="zh_TW" w:bidi="zh_TW"/>
+        </w:rPr>
+        <w:t>創22:3</w:t>
+      </w:r>
       <w:r>
         <w:rPr>
           <w:lang w:val="zh_TW" w:bidi="zh_TW"/>
@@ -3794,18 +3254,12 @@
         </w:rPr>
         <w:t>要等候：見</w:t>
       </w:r>
-      <w:hyperlink r:id="rId101">
-        <w:r>
-          <w:rPr>
-            <w:lang w:val="zh_TW" w:bidi="zh_TW"/>
-          </w:rPr>
-          <w:rPr>
-            <w:color w:val="0000EE"/>
-            <w:u w:val="single"/>
-          </w:rPr>
-          <w:t>哈巴谷書二章3節</w:t>
-        </w:r>
-      </w:hyperlink>
+      <w:r>
+        <w:rPr>
+          <w:lang w:val="zh_TW" w:bidi="zh_TW"/>
+        </w:rPr>
+        <w:t>哈巴谷書二章3節</w:t>
+      </w:r>
       <w:r>
         <w:rPr>
           <w:lang w:val="zh_TW" w:bidi="zh_TW"/>
@@ -3830,72 +3284,48 @@
         </w:rPr>
         <w:t>興起擄掠：先知描繪了一個法庭場景，其中神首先作為證人出現（另見</w:t>
       </w:r>
-      <w:hyperlink r:id="rId102">
-        <w:r>
-          <w:rPr>
-            <w:lang w:val="zh_TW" w:bidi="zh_TW"/>
-          </w:rPr>
-          <w:rPr>
-            <w:color w:val="0000EE"/>
-            <w:u w:val="single"/>
-          </w:rPr>
-          <w:t>耶29:23</w:t>
-        </w:r>
-      </w:hyperlink>
+      <w:r>
+        <w:rPr>
+          <w:lang w:val="zh_TW" w:bidi="zh_TW"/>
+        </w:rPr>
+        <w:t>耶29:23</w:t>
+      </w:r>
       <w:r>
         <w:rPr>
           <w:lang w:val="zh_TW" w:bidi="zh_TW"/>
         </w:rPr>
         <w:t>；</w:t>
       </w:r>
-      <w:hyperlink r:id="rId103">
-        <w:r>
-          <w:rPr>
-            <w:lang w:val="zh_TW" w:bidi="zh_TW"/>
-          </w:rPr>
-          <w:rPr>
-            <w:color w:val="0000EE"/>
-            <w:u w:val="single"/>
-          </w:rPr>
-          <w:t>瑪3:5</w:t>
-        </w:r>
-      </w:hyperlink>
+      <w:r>
+        <w:rPr>
+          <w:lang w:val="zh_TW" w:bidi="zh_TW"/>
+        </w:rPr>
+        <w:t>瑪3:5</w:t>
+      </w:r>
       <w:r>
         <w:rPr>
           <w:lang w:val="zh_TW" w:bidi="zh_TW"/>
         </w:rPr>
         <w:t>）為自己作證，然後作為法官主持（另見</w:t>
       </w:r>
-      <w:hyperlink r:id="rId104">
-        <w:r>
-          <w:rPr>
-            <w:lang w:val="zh_TW" w:bidi="zh_TW"/>
-          </w:rPr>
-          <w:rPr>
-            <w:color w:val="0000EE"/>
-            <w:u w:val="single"/>
-          </w:rPr>
-          <w:t>伯9:15</w:t>
-        </w:r>
-      </w:hyperlink>
+      <w:r>
+        <w:rPr>
+          <w:lang w:val="zh_TW" w:bidi="zh_TW"/>
+        </w:rPr>
+        <w:t>伯9:15</w:t>
+      </w:r>
       <w:r>
         <w:rPr>
           <w:lang w:val="zh_TW" w:bidi="zh_TW"/>
         </w:rPr>
         <w:t>；</w:t>
       </w:r>
-      <w:hyperlink r:id="rId105">
-        <w:r>
-          <w:rPr>
-            <w:lang w:val="zh_TW" w:bidi="zh_TW"/>
-          </w:rPr>
-          <w:rPr>
-            <w:color w:val="0000EE"/>
-            <w:u w:val="single"/>
-          </w:rPr>
-          <w:t>詩50:6</w:t>
-        </w:r>
-      </w:hyperlink>
+      <w:r>
+        <w:rPr>
+          <w:lang w:val="zh_TW" w:bidi="zh_TW"/>
+        </w:rPr>
+        <w:t>詩50:6</w:t>
+      </w:r>
       <w:r>
         <w:rPr>
           <w:lang w:val="zh_TW" w:bidi="zh_TW"/>
@@ -3920,18 +3350,12 @@
         </w:rPr>
         <w:t>我的嫉妒之火（和合本譯為：忿怒如火）描述了耶和華對罪公義的憎恨、對自己聖名的擔憂和對子民福祉的關心（見</w:t>
       </w:r>
-      <w:hyperlink r:id="rId106">
-        <w:r>
-          <w:rPr>
-            <w:lang w:val="zh_TW" w:bidi="zh_TW"/>
-          </w:rPr>
-          <w:rPr>
-            <w:color w:val="0000EE"/>
-            <w:u w:val="single"/>
-          </w:rPr>
-          <w:t>賽66:13–16</w:t>
-        </w:r>
-      </w:hyperlink>
+      <w:r>
+        <w:rPr>
+          <w:lang w:val="zh_TW" w:bidi="zh_TW"/>
+        </w:rPr>
+        <w:t>賽66:13–16</w:t>
+      </w:r>
       <w:r>
         <w:rPr>
           <w:lang w:val="zh_TW" w:bidi="zh_TW"/>
@@ -3986,108 +3410,72 @@
         </w:rPr>
         <w:t>神盼望在</w:t>
       </w:r>
-      <w:hyperlink r:id="rId107">
-        <w:r>
-          <w:rPr>
-            <w:lang w:val="zh_TW" w:bidi="zh_TW"/>
-          </w:rPr>
-          <w:rPr>
-            <w:color w:val="0000EE"/>
-            <w:u w:val="single"/>
-          </w:rPr>
-          <w:t>三章9至13節</w:t>
-        </w:r>
-      </w:hyperlink>
+      <w:r>
+        <w:rPr>
+          <w:lang w:val="zh_TW" w:bidi="zh_TW"/>
+        </w:rPr>
+        <w:t>三章9至13節</w:t>
+      </w:r>
       <w:r>
         <w:rPr>
           <w:lang w:val="zh_TW" w:bidi="zh_TW"/>
         </w:rPr>
         <w:t>中所應許給忠信餘民的祝福能夠傳遞給世界各國的人。使得不僅是以色列，而是所有人都被改變，開始尋求耶和華（見</w:t>
       </w:r>
-      <w:hyperlink r:id="rId108">
-        <w:r>
-          <w:rPr>
-            <w:lang w:val="zh_TW" w:bidi="zh_TW"/>
-          </w:rPr>
-          <w:rPr>
-            <w:color w:val="0000EE"/>
-            <w:u w:val="single"/>
-          </w:rPr>
-          <w:t>賽55:5</w:t>
-        </w:r>
-      </w:hyperlink>
+      <w:r>
+        <w:rPr>
+          <w:lang w:val="zh_TW" w:bidi="zh_TW"/>
+        </w:rPr>
+        <w:t>賽55:5</w:t>
+      </w:r>
       <w:r>
         <w:rPr>
           <w:lang w:val="zh_TW" w:bidi="zh_TW"/>
         </w:rPr>
         <w:t>）並服事祂（見</w:t>
       </w:r>
-      <w:hyperlink r:id="rId109">
-        <w:r>
-          <w:rPr>
-            <w:lang w:val="zh_TW" w:bidi="zh_TW"/>
-          </w:rPr>
-          <w:rPr>
-            <w:color w:val="0000EE"/>
-            <w:u w:val="single"/>
-          </w:rPr>
-          <w:t>賽59:19–21</w:t>
-        </w:r>
-      </w:hyperlink>
+      <w:r>
+        <w:rPr>
+          <w:lang w:val="zh_TW" w:bidi="zh_TW"/>
+        </w:rPr>
+        <w:t>賽59:19–21</w:t>
+      </w:r>
       <w:r>
         <w:rPr>
           <w:lang w:val="zh_TW" w:bidi="zh_TW"/>
         </w:rPr>
         <w:t>；</w:t>
       </w:r>
-      <w:hyperlink r:id="rId92">
-        <w:r>
-          <w:rPr>
-            <w:lang w:val="zh_TW" w:bidi="zh_TW"/>
-          </w:rPr>
-          <w:rPr>
-            <w:color w:val="0000EE"/>
-            <w:u w:val="single"/>
-          </w:rPr>
-          <w:t>亞14:16</w:t>
-        </w:r>
-      </w:hyperlink>
+      <w:r>
+        <w:rPr>
+          <w:lang w:val="zh_TW" w:bidi="zh_TW"/>
+        </w:rPr>
+        <w:t>亞14:16</w:t>
+      </w:r>
       <w:r>
         <w:rPr>
           <w:lang w:val="zh_TW" w:bidi="zh_TW"/>
         </w:rPr>
         <w:t>）。好消息傳向萬國是此異象進一步的成就（</w:t>
       </w:r>
-      <w:hyperlink r:id="rId110">
-        <w:r>
-          <w:rPr>
-            <w:lang w:val="zh_TW" w:bidi="zh_TW"/>
-          </w:rPr>
-          <w:rPr>
-            <w:color w:val="0000EE"/>
-            <w:u w:val="single"/>
-          </w:rPr>
-          <w:t>太28:19–20</w:t>
-        </w:r>
-      </w:hyperlink>
+      <w:r>
+        <w:rPr>
+          <w:lang w:val="zh_TW" w:bidi="zh_TW"/>
+        </w:rPr>
+        <w:t>太28:19–20</w:t>
+      </w:r>
       <w:r>
         <w:rPr>
           <w:lang w:val="zh_TW" w:bidi="zh_TW"/>
         </w:rPr>
         <w:t>；</w:t>
       </w:r>
-      <w:hyperlink r:id="rId111">
-        <w:r>
-          <w:rPr>
-            <w:lang w:val="zh_TW" w:bidi="zh_TW"/>
-          </w:rPr>
-          <w:rPr>
-            <w:color w:val="0000EE"/>
-            <w:u w:val="single"/>
-          </w:rPr>
-          <w:t>羅10:9–13</w:t>
-        </w:r>
-      </w:hyperlink>
+      <w:r>
+        <w:rPr>
+          <w:lang w:val="zh_TW" w:bidi="zh_TW"/>
+        </w:rPr>
+        <w:t>羅10:9–13</w:t>
+      </w:r>
       <w:r>
         <w:rPr>
           <w:lang w:val="zh_TW" w:bidi="zh_TW"/>
@@ -4142,18 +3530,12 @@
         </w:rPr>
         <w:t>這些經文所描述的榮耀未來進一步提供了耐心等待耶和華的理由（</w:t>
       </w:r>
-      <w:hyperlink r:id="rId112">
-        <w:r>
-          <w:rPr>
-            <w:lang w:val="zh_TW" w:bidi="zh_TW"/>
-          </w:rPr>
-          <w:rPr>
-            <w:color w:val="0000EE"/>
-            <w:u w:val="single"/>
-          </w:rPr>
-          <w:t>3:8</w:t>
-        </w:r>
-      </w:hyperlink>
+      <w:r>
+        <w:rPr>
+          <w:lang w:val="zh_TW" w:bidi="zh_TW"/>
+        </w:rPr>
+        <w:t>3:8</w:t>
+      </w:r>
       <w:r>
         <w:rPr>
           <w:lang w:val="zh_TW" w:bidi="zh_TW"/>
@@ -4208,36 +3590,24 @@
         </w:rPr>
         <w:t>神啟示了祂對祂子民中謙卑而潔淨的餘民的計劃（</w:t>
       </w:r>
-      <w:hyperlink r:id="rId107">
-        <w:r>
-          <w:rPr>
-            <w:lang w:val="zh_TW" w:bidi="zh_TW"/>
-          </w:rPr>
-          <w:rPr>
-            <w:color w:val="0000EE"/>
-            <w:u w:val="single"/>
-          </w:rPr>
-          <w:t>3:9–13</w:t>
-        </w:r>
-      </w:hyperlink>
+      <w:r>
+        <w:rPr>
+          <w:lang w:val="zh_TW" w:bidi="zh_TW"/>
+        </w:rPr>
+        <w:t>3:9–13</w:t>
+      </w:r>
       <w:r>
         <w:rPr>
           <w:lang w:val="zh_TW" w:bidi="zh_TW"/>
         </w:rPr>
         <w:t>），並鼓勵他們因即將到來的豐盛祝福和施行拯救的耶和華而歡喜快樂（</w:t>
       </w:r>
-      <w:hyperlink r:id="rId113">
-        <w:r>
-          <w:rPr>
-            <w:lang w:val="zh_TW" w:bidi="zh_TW"/>
-          </w:rPr>
-          <w:rPr>
-            <w:color w:val="0000EE"/>
-            <w:u w:val="single"/>
-          </w:rPr>
-          <w:t>3:14–20</w:t>
-        </w:r>
-      </w:hyperlink>
+      <w:r>
+        <w:rPr>
+          <w:lang w:val="zh_TW" w:bidi="zh_TW"/>
+        </w:rPr>
+        <w:t>3:14–20</w:t>
+      </w:r>
       <w:r>
         <w:rPr>
           <w:lang w:val="zh_TW" w:bidi="zh_TW"/>
@@ -4340,144 +3710,96 @@
         </w:rPr>
         <w:t>彌賽亞耶穌完美地表現出預言中所描述的以色列敬虔餘民的道德品質（</w:t>
       </w:r>
-      <w:hyperlink r:id="rId114">
-        <w:r>
-          <w:rPr>
-            <w:lang w:val="zh_TW" w:bidi="zh_TW"/>
-          </w:rPr>
-          <w:rPr>
-            <w:color w:val="0000EE"/>
-            <w:u w:val="single"/>
-          </w:rPr>
-          <w:t>賽42:1–4</w:t>
-        </w:r>
-      </w:hyperlink>
+      <w:r>
+        <w:rPr>
+          <w:lang w:val="zh_TW" w:bidi="zh_TW"/>
+        </w:rPr>
+        <w:t>賽42:1–4</w:t>
+      </w:r>
       <w:r>
         <w:rPr>
           <w:lang w:val="zh_TW" w:bidi="zh_TW"/>
         </w:rPr>
         <w:t>，</w:t>
       </w:r>
-      <w:hyperlink r:id="rId115">
-        <w:r>
-          <w:rPr>
-            <w:lang w:val="zh_TW" w:bidi="zh_TW"/>
-          </w:rPr>
-          <w:rPr>
-            <w:color w:val="0000EE"/>
-            <w:u w:val="single"/>
-          </w:rPr>
-          <w:t>53:3</w:t>
-        </w:r>
-      </w:hyperlink>
+      <w:r>
+        <w:rPr>
+          <w:lang w:val="zh_TW" w:bidi="zh_TW"/>
+        </w:rPr>
+        <w:t>53:3</w:t>
+      </w:r>
       <w:r>
         <w:rPr>
           <w:lang w:val="zh_TW" w:bidi="zh_TW"/>
         </w:rPr>
         <w:t>、</w:t>
       </w:r>
-      <w:hyperlink r:id="rId116">
-        <w:r>
-          <w:rPr>
-            <w:lang w:val="zh_TW" w:bidi="zh_TW"/>
-          </w:rPr>
-          <w:rPr>
-            <w:color w:val="0000EE"/>
-            <w:u w:val="single"/>
-          </w:rPr>
-          <w:t>7–9</w:t>
-        </w:r>
-      </w:hyperlink>
+      <w:r>
+        <w:rPr>
+          <w:lang w:val="zh_TW" w:bidi="zh_TW"/>
+        </w:rPr>
+        <w:t>7–9</w:t>
+      </w:r>
       <w:r>
         <w:rPr>
           <w:lang w:val="zh_TW" w:bidi="zh_TW"/>
         </w:rPr>
         <w:t>；</w:t>
       </w:r>
-      <w:hyperlink r:id="rId117">
-        <w:r>
-          <w:rPr>
-            <w:lang w:val="zh_TW" w:bidi="zh_TW"/>
-          </w:rPr>
-          <w:rPr>
-            <w:color w:val="0000EE"/>
-            <w:u w:val="single"/>
-          </w:rPr>
-          <w:t>亞9:9</w:t>
-        </w:r>
-      </w:hyperlink>
+      <w:r>
+        <w:rPr>
+          <w:lang w:val="zh_TW" w:bidi="zh_TW"/>
+        </w:rPr>
+        <w:t>亞9:9</w:t>
+      </w:r>
       <w:r>
         <w:rPr>
           <w:lang w:val="zh_TW" w:bidi="zh_TW"/>
         </w:rPr>
         <w:t>；見</w:t>
       </w:r>
-      <w:hyperlink r:id="rId118">
-        <w:r>
-          <w:rPr>
-            <w:lang w:val="zh_TW" w:bidi="zh_TW"/>
-          </w:rPr>
-          <w:rPr>
-            <w:color w:val="0000EE"/>
-            <w:u w:val="single"/>
-          </w:rPr>
-          <w:t>太11:28–30</w:t>
-        </w:r>
-      </w:hyperlink>
+      <w:r>
+        <w:rPr>
+          <w:lang w:val="zh_TW" w:bidi="zh_TW"/>
+        </w:rPr>
+        <w:t>太11:28–30</w:t>
+      </w:r>
       <w:r>
         <w:rPr>
           <w:lang w:val="zh_TW" w:bidi="zh_TW"/>
         </w:rPr>
         <w:t>，</w:t>
       </w:r>
-      <w:hyperlink r:id="rId119">
-        <w:r>
-          <w:rPr>
-            <w:lang w:val="zh_TW" w:bidi="zh_TW"/>
-          </w:rPr>
-          <w:rPr>
-            <w:color w:val="0000EE"/>
-            <w:u w:val="single"/>
-          </w:rPr>
-          <w:t>12:15–21</w:t>
-        </w:r>
-      </w:hyperlink>
+      <w:r>
+        <w:rPr>
+          <w:lang w:val="zh_TW" w:bidi="zh_TW"/>
+        </w:rPr>
+        <w:t>12:15–21</w:t>
+      </w:r>
       <w:r>
         <w:rPr>
           <w:lang w:val="zh_TW" w:bidi="zh_TW"/>
         </w:rPr>
         <w:t>；</w:t>
       </w:r>
-      <w:hyperlink r:id="rId120">
-        <w:r>
-          <w:rPr>
-            <w:lang w:val="zh_TW" w:bidi="zh_TW"/>
-          </w:rPr>
-          <w:rPr>
-            <w:color w:val="0000EE"/>
-            <w:u w:val="single"/>
-          </w:rPr>
-          <w:t>腓2:1–8</w:t>
-        </w:r>
-      </w:hyperlink>
+      <w:r>
+        <w:rPr>
+          <w:lang w:val="zh_TW" w:bidi="zh_TW"/>
+        </w:rPr>
+        <w:t>腓2:1–8</w:t>
+      </w:r>
       <w:r>
         <w:rPr>
           <w:lang w:val="zh_TW" w:bidi="zh_TW"/>
         </w:rPr>
         <w:t>；</w:t>
       </w:r>
-      <w:hyperlink r:id="rId121">
-        <w:r>
-          <w:rPr>
-            <w:lang w:val="zh_TW" w:bidi="zh_TW"/>
-          </w:rPr>
-          <w:rPr>
-            <w:color w:val="0000EE"/>
-            <w:u w:val="single"/>
-          </w:rPr>
-          <w:t>彼前2:23</w:t>
-        </w:r>
-      </w:hyperlink>
+      <w:r>
+        <w:rPr>
+          <w:lang w:val="zh_TW" w:bidi="zh_TW"/>
+        </w:rPr>
+        <w:t>彼前2:23</w:t>
+      </w:r>
       <w:r>
         <w:rPr>
           <w:lang w:val="zh_TW" w:bidi="zh_TW"/>
@@ -4584,54 +3906,36 @@
         </w:rPr>
         <w:t>真正的以色列王一直是耶和華（</w:t>
       </w:r>
-      <w:hyperlink r:id="rId122">
-        <w:r>
-          <w:rPr>
-            <w:lang w:val="zh_TW" w:bidi="zh_TW"/>
-          </w:rPr>
-          <w:rPr>
-            <w:color w:val="0000EE"/>
-            <w:u w:val="single"/>
-          </w:rPr>
-          <w:t>民23:21</w:t>
-        </w:r>
-      </w:hyperlink>
+      <w:r>
+        <w:rPr>
+          <w:lang w:val="zh_TW" w:bidi="zh_TW"/>
+        </w:rPr>
+        <w:t>民23:21</w:t>
+      </w:r>
       <w:r>
         <w:rPr>
           <w:lang w:val="zh_TW" w:bidi="zh_TW"/>
         </w:rPr>
         <w:t>；</w:t>
       </w:r>
-      <w:hyperlink r:id="rId123">
-        <w:r>
-          <w:rPr>
-            <w:lang w:val="zh_TW" w:bidi="zh_TW"/>
-          </w:rPr>
-          <w:rPr>
-            <w:color w:val="0000EE"/>
-            <w:u w:val="single"/>
-          </w:rPr>
-          <w:t>撒上8:7</w:t>
-        </w:r>
-      </w:hyperlink>
+      <w:r>
+        <w:rPr>
+          <w:lang w:val="zh_TW" w:bidi="zh_TW"/>
+        </w:rPr>
+        <w:t>撒上8:7</w:t>
+      </w:r>
       <w:r>
         <w:rPr>
           <w:lang w:val="zh_TW" w:bidi="zh_TW"/>
         </w:rPr>
         <w:t>；</w:t>
       </w:r>
-      <w:hyperlink r:id="rId124">
-        <w:r>
-          <w:rPr>
-            <w:lang w:val="zh_TW" w:bidi="zh_TW"/>
-          </w:rPr>
-          <w:rPr>
-            <w:color w:val="0000EE"/>
-            <w:u w:val="single"/>
-          </w:rPr>
-          <w:t>賽44:6</w:t>
-        </w:r>
-      </w:hyperlink>
+      <w:r>
+        <w:rPr>
+          <w:lang w:val="zh_TW" w:bidi="zh_TW"/>
+        </w:rPr>
+        <w:t>賽44:6</w:t>
+      </w:r>
       <w:r>
         <w:rPr>
           <w:lang w:val="zh_TW" w:bidi="zh_TW"/>
@@ -4656,108 +3960,72 @@
         </w:rPr>
         <w:t>在你中間：另見</w:t>
       </w:r>
-      <w:hyperlink r:id="rId125">
-        <w:r>
-          <w:rPr>
-            <w:lang w:val="zh_TW" w:bidi="zh_TW"/>
-          </w:rPr>
-          <w:rPr>
-            <w:color w:val="0000EE"/>
-            <w:u w:val="single"/>
-          </w:rPr>
-          <w:t>以賽亞書五十四章4至8節</w:t>
-        </w:r>
-      </w:hyperlink>
+      <w:r>
+        <w:rPr>
+          <w:lang w:val="zh_TW" w:bidi="zh_TW"/>
+        </w:rPr>
+        <w:t>以賽亞書五十四章4至8節</w:t>
+      </w:r>
       <w:r>
         <w:rPr>
           <w:lang w:val="zh_TW" w:bidi="zh_TW"/>
         </w:rPr>
         <w:t>，</w:t>
       </w:r>
-      <w:hyperlink r:id="rId126">
-        <w:r>
-          <w:rPr>
-            <w:lang w:val="zh_TW" w:bidi="zh_TW"/>
-          </w:rPr>
-          <w:rPr>
-            <w:color w:val="0000EE"/>
-            <w:u w:val="single"/>
-          </w:rPr>
-          <w:t>五十七章14至19節</w:t>
-        </w:r>
-      </w:hyperlink>
+      <w:r>
+        <w:rPr>
+          <w:lang w:val="zh_TW" w:bidi="zh_TW"/>
+        </w:rPr>
+        <w:t>五十七章14至19節</w:t>
+      </w:r>
       <w:r>
         <w:rPr>
           <w:lang w:val="zh_TW" w:bidi="zh_TW"/>
         </w:rPr>
         <w:t>，</w:t>
       </w:r>
-      <w:hyperlink r:id="rId127">
-        <w:r>
-          <w:rPr>
-            <w:lang w:val="zh_TW" w:bidi="zh_TW"/>
-          </w:rPr>
-          <w:rPr>
-            <w:color w:val="0000EE"/>
-            <w:u w:val="single"/>
-          </w:rPr>
-          <w:t>六十二章10至12節</w:t>
-        </w:r>
-      </w:hyperlink>
+      <w:r>
+        <w:rPr>
+          <w:lang w:val="zh_TW" w:bidi="zh_TW"/>
+        </w:rPr>
+        <w:t>六十二章10至12節</w:t>
+      </w:r>
       <w:r>
         <w:rPr>
           <w:lang w:val="zh_TW" w:bidi="zh_TW"/>
         </w:rPr>
         <w:t>；</w:t>
       </w:r>
-      <w:hyperlink r:id="rId128">
-        <w:r>
-          <w:rPr>
-            <w:lang w:val="zh_TW" w:bidi="zh_TW"/>
-          </w:rPr>
-          <w:rPr>
-            <w:color w:val="0000EE"/>
-            <w:u w:val="single"/>
-          </w:rPr>
-          <w:t>以西結書四十八章35節</w:t>
-        </w:r>
-      </w:hyperlink>
+      <w:r>
+        <w:rPr>
+          <w:lang w:val="zh_TW" w:bidi="zh_TW"/>
+        </w:rPr>
+        <w:t>以西結書四十八章35節</w:t>
+      </w:r>
       <w:r>
         <w:rPr>
           <w:lang w:val="zh_TW" w:bidi="zh_TW"/>
         </w:rPr>
         <w:t>；</w:t>
       </w:r>
-      <w:hyperlink r:id="rId129">
-        <w:r>
-          <w:rPr>
-            <w:lang w:val="zh_TW" w:bidi="zh_TW"/>
-          </w:rPr>
-          <w:rPr>
-            <w:color w:val="0000EE"/>
-            <w:u w:val="single"/>
-          </w:rPr>
-          <w:t>約珥書三章17節</w:t>
-        </w:r>
-      </w:hyperlink>
+      <w:r>
+        <w:rPr>
+          <w:lang w:val="zh_TW" w:bidi="zh_TW"/>
+        </w:rPr>
+        <w:t>約珥書三章17節</w:t>
+      </w:r>
       <w:r>
         <w:rPr>
           <w:lang w:val="zh_TW" w:bidi="zh_TW"/>
         </w:rPr>
         <w:t>、</w:t>
       </w:r>
-      <w:hyperlink r:id="rId130">
-        <w:r>
-          <w:rPr>
-            <w:lang w:val="zh_TW" w:bidi="zh_TW"/>
-          </w:rPr>
-          <w:rPr>
-            <w:color w:val="0000EE"/>
-            <w:u w:val="single"/>
-          </w:rPr>
-          <w:t>21節</w:t>
-        </w:r>
-      </w:hyperlink>
+      <w:r>
+        <w:rPr>
+          <w:lang w:val="zh_TW" w:bidi="zh_TW"/>
+        </w:rPr>
+        <w:t>21節</w:t>
+      </w:r>
       <w:r>
         <w:rPr>
           <w:lang w:val="zh_TW" w:bidi="zh_TW"/>
@@ -4840,90 +4108,60 @@
         </w:rPr>
         <w:t>和救贖者（見</w:t>
       </w:r>
-      <w:hyperlink r:id="rId131">
-        <w:r>
-          <w:rPr>
-            <w:lang w:val="zh_TW" w:bidi="zh_TW"/>
-          </w:rPr>
-          <w:rPr>
-            <w:color w:val="0000EE"/>
-            <w:u w:val="single"/>
-          </w:rPr>
-          <w:t>詩24:8–10</w:t>
-        </w:r>
-      </w:hyperlink>
+      <w:r>
+        <w:rPr>
+          <w:lang w:val="zh_TW" w:bidi="zh_TW"/>
+        </w:rPr>
+        <w:t>詩24:8–10</w:t>
+      </w:r>
       <w:r>
         <w:rPr>
           <w:lang w:val="zh_TW" w:bidi="zh_TW"/>
         </w:rPr>
         <w:t>；</w:t>
       </w:r>
-      <w:hyperlink r:id="rId132">
-        <w:r>
-          <w:rPr>
-            <w:lang w:val="zh_TW" w:bidi="zh_TW"/>
-          </w:rPr>
-          <w:rPr>
-            <w:color w:val="0000EE"/>
-            <w:u w:val="single"/>
-          </w:rPr>
-          <w:t>賽42:13</w:t>
-        </w:r>
-      </w:hyperlink>
+      <w:r>
+        <w:rPr>
+          <w:lang w:val="zh_TW" w:bidi="zh_TW"/>
+        </w:rPr>
+        <w:t>賽42:13</w:t>
+      </w:r>
       <w:r>
         <w:rPr>
           <w:lang w:val="zh_TW" w:bidi="zh_TW"/>
         </w:rPr>
         <w:t>；</w:t>
       </w:r>
-      <w:hyperlink r:id="rId133">
-        <w:r>
-          <w:rPr>
-            <w:lang w:val="zh_TW" w:bidi="zh_TW"/>
-          </w:rPr>
-          <w:rPr>
-            <w:color w:val="0000EE"/>
-            <w:u w:val="single"/>
-          </w:rPr>
-          <w:t>哈3:8–15</w:t>
-        </w:r>
-      </w:hyperlink>
+      <w:r>
+        <w:rPr>
+          <w:lang w:val="zh_TW" w:bidi="zh_TW"/>
+        </w:rPr>
+        <w:t>哈3:8–15</w:t>
+      </w:r>
       <w:r>
         <w:rPr>
           <w:lang w:val="zh_TW" w:bidi="zh_TW"/>
         </w:rPr>
         <w:t>）。神的稱號之一是「全能的神」（</w:t>
       </w:r>
-      <w:hyperlink r:id="rId134">
-        <w:r>
-          <w:rPr>
-            <w:lang w:val="zh_TW" w:bidi="zh_TW"/>
-          </w:rPr>
-          <w:rPr>
-            <w:color w:val="0000EE"/>
-            <w:u w:val="single"/>
-          </w:rPr>
-          <w:t>賽10:21</w:t>
-        </w:r>
-      </w:hyperlink>
+      <w:r>
+        <w:rPr>
+          <w:lang w:val="zh_TW" w:bidi="zh_TW"/>
+        </w:rPr>
+        <w:t>賽10:21</w:t>
+      </w:r>
       <w:r>
         <w:rPr>
           <w:lang w:val="zh_TW" w:bidi="zh_TW"/>
         </w:rPr>
         <w:t>）。這個稱號也適用於彌賽亞（</w:t>
       </w:r>
-      <w:hyperlink r:id="rId135">
-        <w:r>
-          <w:rPr>
-            <w:lang w:val="zh_TW" w:bidi="zh_TW"/>
-          </w:rPr>
-          <w:rPr>
-            <w:color w:val="0000EE"/>
-            <w:u w:val="single"/>
-          </w:rPr>
-          <w:t>賽9:6</w:t>
-        </w:r>
-      </w:hyperlink>
+      <w:r>
+        <w:rPr>
+          <w:lang w:val="zh_TW" w:bidi="zh_TW"/>
+        </w:rPr>
+        <w:t>賽9:6</w:t>
+      </w:r>
       <w:r>
         <w:rPr>
           <w:lang w:val="zh_TW" w:bidi="zh_TW"/>
@@ -4961,36 +4199,24 @@
         </w:rPr>
         <w:t>（</w:t>
       </w:r>
-      <w:hyperlink r:id="rId136">
-        <w:r>
-          <w:rPr>
-            <w:lang w:val="zh_TW" w:bidi="zh_TW"/>
-          </w:rPr>
-          <w:rPr>
-            <w:color w:val="0000EE"/>
-            <w:u w:val="single"/>
-          </w:rPr>
-          <w:t>番3:14</w:t>
-        </w:r>
-      </w:hyperlink>
+      <w:r>
+        <w:rPr>
+          <w:lang w:val="zh_TW" w:bidi="zh_TW"/>
+        </w:rPr>
+        <w:t>番3:14</w:t>
+      </w:r>
       <w:r>
         <w:rPr>
           <w:lang w:val="zh_TW" w:bidi="zh_TW"/>
         </w:rPr>
         <w:t>），神也將因他們純潔且忠心而喜樂（見</w:t>
       </w:r>
-      <w:hyperlink r:id="rId137">
-        <w:r>
-          <w:rPr>
-            <w:lang w:val="zh_TW" w:bidi="zh_TW"/>
-          </w:rPr>
-          <w:rPr>
-            <w:color w:val="0000EE"/>
-            <w:u w:val="single"/>
-          </w:rPr>
-          <w:t>3:12–13</w:t>
-        </w:r>
-      </w:hyperlink>
+      <w:r>
+        <w:rPr>
+          <w:lang w:val="zh_TW" w:bidi="zh_TW"/>
+        </w:rPr>
+        <w:t>3:12–13</w:t>
+      </w:r>
       <w:r>
         <w:rPr>
           <w:lang w:val="zh_TW" w:bidi="zh_TW"/>
@@ -5045,18 +4271,12 @@
         </w:rPr>
         <w:t>我必聚集他們……不再蒙羞（和合本譯為：因你擔當羞辱的，我必聚集他們）：耶和華的保證與書卷的開頭形成鮮明對比，那時神威脅要聚集列國將猶大人民從地面上除滅（</w:t>
       </w:r>
-      <w:hyperlink r:id="rId138">
-        <w:r>
-          <w:rPr>
-            <w:lang w:val="zh_TW" w:bidi="zh_TW"/>
-          </w:rPr>
-          <w:rPr>
-            <w:color w:val="0000EE"/>
-            <w:u w:val="single"/>
-          </w:rPr>
-          <w:t>1:2–4</w:t>
-        </w:r>
-      </w:hyperlink>
+      <w:r>
+        <w:rPr>
+          <w:lang w:val="zh_TW" w:bidi="zh_TW"/>
+        </w:rPr>
+        <w:t>1:2–4</w:t>
+      </w:r>
       <w:r>
         <w:rPr>
           <w:lang w:val="zh_TW" w:bidi="zh_TW"/>
@@ -5159,72 +4379,48 @@
         </w:rPr>
         <w:t>神將把祂的子民過去的羞辱變為榮耀與名聲（見</w:t>
       </w:r>
-      <w:hyperlink r:id="rId139">
-        <w:r>
-          <w:rPr>
-            <w:lang w:val="zh_TW" w:bidi="zh_TW"/>
-          </w:rPr>
-          <w:rPr>
-            <w:color w:val="0000EE"/>
-            <w:u w:val="single"/>
-          </w:rPr>
-          <w:t>申26:19</w:t>
-        </w:r>
-      </w:hyperlink>
+      <w:r>
+        <w:rPr>
+          <w:lang w:val="zh_TW" w:bidi="zh_TW"/>
+        </w:rPr>
+        <w:t>申26:19</w:t>
+      </w:r>
       <w:r>
         <w:rPr>
           <w:lang w:val="zh_TW" w:bidi="zh_TW"/>
         </w:rPr>
         <w:t>；</w:t>
       </w:r>
-      <w:hyperlink r:id="rId140">
-        <w:r>
-          <w:rPr>
-            <w:lang w:val="zh_TW" w:bidi="zh_TW"/>
-          </w:rPr>
-          <w:rPr>
-            <w:color w:val="0000EE"/>
-            <w:u w:val="single"/>
-          </w:rPr>
-          <w:t>賽62:7</w:t>
-        </w:r>
-      </w:hyperlink>
+      <w:r>
+        <w:rPr>
+          <w:lang w:val="zh_TW" w:bidi="zh_TW"/>
+        </w:rPr>
+        <w:t>賽62:7</w:t>
+      </w:r>
       <w:r>
         <w:rPr>
           <w:lang w:val="zh_TW" w:bidi="zh_TW"/>
         </w:rPr>
         <w:t>；</w:t>
       </w:r>
-      <w:hyperlink r:id="rId141">
-        <w:r>
-          <w:rPr>
-            <w:lang w:val="zh_TW" w:bidi="zh_TW"/>
-          </w:rPr>
-          <w:rPr>
-            <w:color w:val="0000EE"/>
-            <w:u w:val="single"/>
-          </w:rPr>
-          <w:t>彌4:6–8</w:t>
-        </w:r>
-      </w:hyperlink>
+      <w:r>
+        <w:rPr>
+          <w:lang w:val="zh_TW" w:bidi="zh_TW"/>
+        </w:rPr>
+        <w:t>彌4:6–8</w:t>
+      </w:r>
       <w:r>
         <w:rPr>
           <w:lang w:val="zh_TW" w:bidi="zh_TW"/>
         </w:rPr>
         <w:t>；參</w:t>
       </w:r>
-      <w:hyperlink r:id="rId142">
-        <w:r>
-          <w:rPr>
-            <w:lang w:val="zh_TW" w:bidi="zh_TW"/>
-          </w:rPr>
-          <w:rPr>
-            <w:color w:val="0000EE"/>
-            <w:u w:val="single"/>
-          </w:rPr>
-          <w:t>彼前5:4</w:t>
-        </w:r>
-      </w:hyperlink>
+      <w:r>
+        <w:rPr>
+          <w:lang w:val="zh_TW" w:bidi="zh_TW"/>
+        </w:rPr>
+        <w:t>彼前5:4</w:t>
+      </w:r>
       <w:r>
         <w:rPr>
           <w:lang w:val="zh_TW" w:bidi="zh_TW"/>
@@ -5283,90 +4479,60 @@
         </w:rPr>
         <w:t>那時：經過一段可怕的忿怒和審判後，耶和華的日子將為所有信靠祂的人帶來永恆的祝福（</w:t>
       </w:r>
-      <w:hyperlink r:id="rId89">
-        <w:r>
-          <w:rPr>
-            <w:lang w:val="zh_TW" w:bidi="zh_TW"/>
-          </w:rPr>
-          <w:rPr>
-            <w:color w:val="0000EE"/>
-            <w:u w:val="single"/>
-          </w:rPr>
-          <w:t>3:9</w:t>
-        </w:r>
-      </w:hyperlink>
+      <w:r>
+        <w:rPr>
+          <w:lang w:val="zh_TW" w:bidi="zh_TW"/>
+        </w:rPr>
+        <w:t>3:9</w:t>
+      </w:r>
       <w:r>
         <w:rPr>
           <w:lang w:val="zh_TW" w:bidi="zh_TW"/>
         </w:rPr>
         <w:t>、</w:t>
       </w:r>
-      <w:hyperlink r:id="rId143">
-        <w:r>
-          <w:rPr>
-            <w:lang w:val="zh_TW" w:bidi="zh_TW"/>
-          </w:rPr>
-          <w:rPr>
-            <w:color w:val="0000EE"/>
-            <w:u w:val="single"/>
-          </w:rPr>
-          <w:t>12</w:t>
-        </w:r>
-      </w:hyperlink>
+      <w:r>
+        <w:rPr>
+          <w:lang w:val="zh_TW" w:bidi="zh_TW"/>
+        </w:rPr>
+        <w:t>12</w:t>
+      </w:r>
       <w:r>
         <w:rPr>
           <w:lang w:val="zh_TW" w:bidi="zh_TW"/>
         </w:rPr>
         <w:t>；見</w:t>
       </w:r>
-      <w:hyperlink r:id="rId144">
-        <w:r>
-          <w:rPr>
-            <w:lang w:val="zh_TW" w:bidi="zh_TW"/>
-          </w:rPr>
-          <w:rPr>
-            <w:color w:val="0000EE"/>
-            <w:u w:val="single"/>
-          </w:rPr>
-          <w:t>詩2:12</w:t>
-        </w:r>
-      </w:hyperlink>
+      <w:r>
+        <w:rPr>
+          <w:lang w:val="zh_TW" w:bidi="zh_TW"/>
+        </w:rPr>
+        <w:t>詩2:12</w:t>
+      </w:r>
       <w:r>
         <w:rPr>
           <w:lang w:val="zh_TW" w:bidi="zh_TW"/>
         </w:rPr>
         <w:t>；</w:t>
       </w:r>
-      <w:hyperlink r:id="rId145">
-        <w:r>
-          <w:rPr>
-            <w:lang w:val="zh_TW" w:bidi="zh_TW"/>
-          </w:rPr>
-          <w:rPr>
-            <w:color w:val="0000EE"/>
-            <w:u w:val="single"/>
-          </w:rPr>
-          <w:t>賽45:22</w:t>
-        </w:r>
-      </w:hyperlink>
+      <w:r>
+        <w:rPr>
+          <w:lang w:val="zh_TW" w:bidi="zh_TW"/>
+        </w:rPr>
+        <w:t>賽45:22</w:t>
+      </w:r>
       <w:r>
         <w:rPr>
           <w:lang w:val="zh_TW" w:bidi="zh_TW"/>
         </w:rPr>
         <w:t>；另見</w:t>
       </w:r>
-      <w:hyperlink r:id="rId27">
-        <w:r>
-          <w:rPr>
-            <w:lang w:val="zh_TW" w:bidi="zh_TW"/>
-          </w:rPr>
-          <w:rPr>
-            <w:color w:val="0000EE"/>
-            <w:u w:val="single"/>
-          </w:rPr>
-          <w:t>啟19:11–22:5</w:t>
-        </w:r>
-      </w:hyperlink>
+      <w:r>
+        <w:rPr>
+          <w:lang w:val="zh_TW" w:bidi="zh_TW"/>
+        </w:rPr>
+        <w:t>啟19:11–22:5</w:t>
+      </w:r>
       <w:r>
         <w:rPr>
           <w:lang w:val="zh_TW" w:bidi="zh_TW"/>
@@ -5391,72 +4557,48 @@
         </w:rPr>
         <w:t>我——耶和華——已經說了（和合本譯為：這是耶和華說的）！西番雅的預言完全是來自於神（另見</w:t>
       </w:r>
-      <w:hyperlink r:id="rId146">
-        <w:r>
-          <w:rPr>
-            <w:lang w:val="zh_TW" w:bidi="zh_TW"/>
-          </w:rPr>
-          <w:rPr>
-            <w:color w:val="0000EE"/>
-            <w:u w:val="single"/>
-          </w:rPr>
-          <w:t>番1:1–3</w:t>
-        </w:r>
-      </w:hyperlink>
+      <w:r>
+        <w:rPr>
+          <w:lang w:val="zh_TW" w:bidi="zh_TW"/>
+        </w:rPr>
+        <w:t>番1:1–3</w:t>
+      </w:r>
       <w:r>
         <w:rPr>
           <w:lang w:val="zh_TW" w:bidi="zh_TW"/>
         </w:rPr>
         <w:t>、</w:t>
       </w:r>
-      <w:hyperlink r:id="rId147">
-        <w:r>
-          <w:rPr>
-            <w:lang w:val="zh_TW" w:bidi="zh_TW"/>
-          </w:rPr>
-          <w:rPr>
-            <w:color w:val="0000EE"/>
-            <w:u w:val="single"/>
-          </w:rPr>
-          <w:t>10</w:t>
-        </w:r>
-      </w:hyperlink>
+      <w:r>
+        <w:rPr>
+          <w:lang w:val="zh_TW" w:bidi="zh_TW"/>
+        </w:rPr>
+        <w:t>10</w:t>
+      </w:r>
       <w:r>
         <w:rPr>
           <w:lang w:val="zh_TW" w:bidi="zh_TW"/>
         </w:rPr>
         <w:t>，</w:t>
       </w:r>
-      <w:hyperlink r:id="rId148">
-        <w:r>
-          <w:rPr>
-            <w:lang w:val="zh_TW" w:bidi="zh_TW"/>
-          </w:rPr>
-          <w:rPr>
-            <w:color w:val="0000EE"/>
-            <w:u w:val="single"/>
-          </w:rPr>
-          <w:t>2:9</w:t>
-        </w:r>
-      </w:hyperlink>
+      <w:r>
+        <w:rPr>
+          <w:lang w:val="zh_TW" w:bidi="zh_TW"/>
+        </w:rPr>
+        <w:t>2:9</w:t>
+      </w:r>
       <w:r>
         <w:rPr>
           <w:lang w:val="zh_TW" w:bidi="zh_TW"/>
         </w:rPr>
         <w:t>，</w:t>
       </w:r>
-      <w:hyperlink r:id="rId112">
-        <w:r>
-          <w:rPr>
-            <w:lang w:val="zh_TW" w:bidi="zh_TW"/>
-          </w:rPr>
-          <w:rPr>
-            <w:color w:val="0000EE"/>
-            <w:u w:val="single"/>
-          </w:rPr>
-          <w:t>3:8</w:t>
-        </w:r>
-      </w:hyperlink>
+      <w:r>
+        <w:rPr>
+          <w:lang w:val="zh_TW" w:bidi="zh_TW"/>
+        </w:rPr>
+        <w:t>3:8</w:t>
+      </w:r>
       <w:r>
         <w:rPr>
           <w:lang w:val="zh_TW" w:bidi="zh_TW"/>
